--- a/Module_2/Analytic_Plan/Analytic_Plan_RCW.docx
+++ b/Module_2/Analytic_Plan/Analytic_Plan_RCW.docx
@@ -6,62 +6,113 @@
       <w:pPr>
         <w:pStyle w:val="Title"/>
         <w:jc w:val="center"/>
+        <w:rPr>
+          <w:rFonts w:ascii="Times New Roman" w:hAnsi="Times New Roman" w:cs="Times New Roman"/>
+        </w:rPr>
       </w:pPr>
     </w:p>
     <w:p>
       <w:pPr>
         <w:pStyle w:val="Title"/>
         <w:jc w:val="center"/>
+        <w:rPr>
+          <w:rFonts w:ascii="Times New Roman" w:hAnsi="Times New Roman" w:cs="Times New Roman"/>
+        </w:rPr>
       </w:pPr>
     </w:p>
-    <w:p/>
-    <w:p/>
-    <w:p/>
     <w:p>
       <w:pPr>
-        <w:pStyle w:val="Title"/>
-        <w:jc w:val="center"/>
+        <w:rPr>
+          <w:rFonts w:ascii="Times New Roman" w:hAnsi="Times New Roman" w:cs="Times New Roman"/>
+        </w:rPr>
+      </w:pPr>
+    </w:p>
+    <w:p>
+      <w:pPr>
+        <w:rPr>
+          <w:rFonts w:ascii="Times New Roman" w:hAnsi="Times New Roman" w:cs="Times New Roman"/>
+        </w:rPr>
+      </w:pPr>
+    </w:p>
+    <w:p>
+      <w:pPr>
+        <w:rPr>
+          <w:rFonts w:ascii="Times New Roman" w:hAnsi="Times New Roman" w:cs="Times New Roman"/>
+        </w:rPr>
       </w:pPr>
     </w:p>
     <w:p>
       <w:pPr>
         <w:pStyle w:val="Title"/>
         <w:jc w:val="center"/>
+        <w:rPr>
+          <w:rFonts w:ascii="Times New Roman" w:hAnsi="Times New Roman" w:cs="Times New Roman"/>
+        </w:rPr>
       </w:pPr>
     </w:p>
     <w:p>
       <w:pPr>
         <w:pStyle w:val="Title"/>
         <w:jc w:val="center"/>
+        <w:rPr>
+          <w:rFonts w:ascii="Times New Roman" w:hAnsi="Times New Roman" w:cs="Times New Roman"/>
+        </w:rPr>
       </w:pPr>
     </w:p>
     <w:p>
       <w:pPr>
         <w:pStyle w:val="Title"/>
         <w:jc w:val="center"/>
+        <w:rPr>
+          <w:rFonts w:ascii="Times New Roman" w:hAnsi="Times New Roman" w:cs="Times New Roman"/>
+        </w:rPr>
       </w:pPr>
     </w:p>
     <w:p>
       <w:pPr>
         <w:pStyle w:val="Title"/>
         <w:jc w:val="center"/>
+        <w:rPr>
+          <w:rFonts w:ascii="Times New Roman" w:hAnsi="Times New Roman" w:cs="Times New Roman"/>
+        </w:rPr>
       </w:pPr>
-      <w:r>
+    </w:p>
+    <w:p>
+      <w:pPr>
+        <w:pStyle w:val="Title"/>
+        <w:jc w:val="center"/>
+        <w:rPr>
+          <w:rFonts w:ascii="Times New Roman" w:hAnsi="Times New Roman" w:cs="Times New Roman"/>
+        </w:rPr>
+      </w:pPr>
+      <w:r>
+        <w:rPr>
+          <w:rFonts w:ascii="Times New Roman" w:hAnsi="Times New Roman" w:cs="Times New Roman"/>
+        </w:rPr>
         <w:t>Analytical Plan</w:t>
       </w:r>
       <w:r>
+        <w:rPr>
+          <w:rFonts w:ascii="Times New Roman" w:hAnsi="Times New Roman" w:cs="Times New Roman"/>
+        </w:rPr>
         <w:t xml:space="preserve"> for </w:t>
       </w:r>
       <w:r>
-        <w:t>ABC Corporation</w:t>
-      </w:r>
-      <w:r>
-        <w:t xml:space="preserve"> </w:t>
-      </w:r>
-      <w:r>
+        <w:rPr>
+          <w:rFonts w:ascii="Times New Roman" w:hAnsi="Times New Roman" w:cs="Times New Roman"/>
+        </w:rPr>
+        <w:t xml:space="preserve">ABC Corporation </w:t>
+      </w:r>
+      <w:r>
+        <w:rPr>
+          <w:rFonts w:ascii="Times New Roman" w:hAnsi="Times New Roman" w:cs="Times New Roman"/>
+        </w:rPr>
         <w:t>Customer Churn</w:t>
       </w:r>
       <w:r>
+        <w:rPr>
+          <w:rFonts w:ascii="Times New Roman" w:hAnsi="Times New Roman" w:cs="Times New Roman"/>
+        </w:rPr>
         <w:t xml:space="preserve"> Predictive Model</w:t>
       </w:r>
     </w:p>
@@ -69,15 +120,21 @@
       <w:pPr>
         <w:pStyle w:val="Subtitle"/>
         <w:jc w:val="center"/>
+        <w:rPr>
+          <w:rFonts w:ascii="Times New Roman" w:hAnsi="Times New Roman" w:cs="Times New Roman"/>
+        </w:rPr>
       </w:pPr>
       <w:r>
+        <w:rPr>
+          <w:rFonts w:ascii="Times New Roman" w:hAnsi="Times New Roman" w:cs="Times New Roman"/>
+        </w:rPr>
         <w:t>Ryan Waterman</w:t>
       </w:r>
     </w:p>
     <w:p>
       <w:pPr>
         <w:rPr>
-          <w:rFonts w:eastAsiaTheme="majorEastAsia" w:cstheme="majorBidi"/>
+          <w:rFonts w:ascii="Times New Roman" w:eastAsiaTheme="majorEastAsia" w:hAnsi="Times New Roman" w:cs="Times New Roman"/>
           <w:color w:val="595959" w:themeColor="text1" w:themeTint="A6"/>
           <w:spacing w:val="15"/>
           <w:sz w:val="28"/>
@@ -85,11 +142,22 @@
         </w:rPr>
       </w:pPr>
       <w:r>
+        <w:rPr>
+          <w:rFonts w:ascii="Times New Roman" w:hAnsi="Times New Roman" w:cs="Times New Roman"/>
+        </w:rPr>
         <w:br w:type="page"/>
       </w:r>
     </w:p>
     <w:sdt>
       <w:sdtPr>
+        <w:rPr>
+          <w:rFonts w:ascii="Times New Roman" w:eastAsiaTheme="minorHAnsi" w:hAnsi="Times New Roman" w:cs="Times New Roman"/>
+          <w:color w:val="auto"/>
+          <w:kern w:val="2"/>
+          <w:sz w:val="24"/>
+          <w:szCs w:val="24"/>
+          <w14:ligatures w14:val="standardContextual"/>
+        </w:rPr>
         <w:id w:val="2105842938"/>
         <w:docPartObj>
           <w:docPartGallery w:val="Table of Contents"/>
@@ -98,23 +166,23 @@
       </w:sdtPr>
       <w:sdtEndPr>
         <w:rPr>
-          <w:rFonts w:asciiTheme="minorHAnsi" w:eastAsiaTheme="minorHAnsi" w:hAnsiTheme="minorHAnsi" w:cstheme="minorBidi"/>
           <w:b/>
           <w:bCs/>
           <w:noProof/>
-          <w:color w:val="auto"/>
-          <w:kern w:val="2"/>
-          <w:sz w:val="24"/>
-          <w:szCs w:val="24"/>
-          <w14:ligatures w14:val="standardContextual"/>
         </w:rPr>
       </w:sdtEndPr>
       <w:sdtContent>
         <w:p>
           <w:pPr>
             <w:pStyle w:val="TOCHeading"/>
+            <w:rPr>
+              <w:rFonts w:ascii="Times New Roman" w:hAnsi="Times New Roman" w:cs="Times New Roman"/>
+            </w:rPr>
           </w:pPr>
           <w:r>
+            <w:rPr>
+              <w:rFonts w:ascii="Times New Roman" w:hAnsi="Times New Roman" w:cs="Times New Roman"/>
+            </w:rPr>
             <w:t>Table of Contents</w:t>
           </w:r>
         </w:p>
@@ -134,18 +202,28 @@
             </w:rPr>
           </w:pPr>
           <w:r>
+            <w:rPr>
+              <w:rFonts w:ascii="Times New Roman" w:hAnsi="Times New Roman"/>
+            </w:rPr>
             <w:fldChar w:fldCharType="begin"/>
           </w:r>
           <w:r>
+            <w:rPr>
+              <w:rFonts w:ascii="Times New Roman" w:hAnsi="Times New Roman"/>
+            </w:rPr>
             <w:instrText xml:space="preserve"> TOC \o "1-3" \h \z \u </w:instrText>
           </w:r>
           <w:r>
+            <w:rPr>
+              <w:rFonts w:ascii="Times New Roman" w:hAnsi="Times New Roman"/>
+            </w:rPr>
             <w:fldChar w:fldCharType="separate"/>
           </w:r>
-          <w:hyperlink w:anchor="_Toc203837659" w:history="1">
+          <w:hyperlink w:anchor="_Toc203915598" w:history="1">
             <w:r>
               <w:rPr>
                 <w:rStyle w:val="Hyperlink"/>
+                <w:rFonts w:ascii="Times New Roman" w:hAnsi="Times New Roman"/>
                 <w:noProof/>
               </w:rPr>
               <w:t>Business Problem Statement</w:t>
@@ -169,7 +247,7 @@
                 <w:noProof/>
                 <w:webHidden/>
               </w:rPr>
-              <w:instrText xml:space="preserve"> PAGEREF _Toc203837659 \h </w:instrText>
+              <w:instrText xml:space="preserve"> PAGEREF _Toc203915598 \h </w:instrText>
             </w:r>
             <w:r>
               <w:rPr>
@@ -215,10 +293,11 @@
               <w14:ligatures w14:val="standardContextual"/>
             </w:rPr>
           </w:pPr>
-          <w:hyperlink w:anchor="_Toc203837660" w:history="1">
+          <w:hyperlink w:anchor="_Toc203915599" w:history="1">
             <w:r>
               <w:rPr>
                 <w:rStyle w:val="Hyperlink"/>
+                <w:rFonts w:ascii="Times New Roman" w:hAnsi="Times New Roman"/>
                 <w:noProof/>
               </w:rPr>
               <w:t>Dataset Overview and Exploratory Data Analysis</w:t>
@@ -242,7 +321,7 @@
                 <w:noProof/>
                 <w:webHidden/>
               </w:rPr>
-              <w:instrText xml:space="preserve"> PAGEREF _Toc203837660 \h </w:instrText>
+              <w:instrText xml:space="preserve"> PAGEREF _Toc203915599 \h </w:instrText>
             </w:r>
             <w:r>
               <w:rPr>
@@ -288,10 +367,11 @@
               <w14:ligatures w14:val="standardContextual"/>
             </w:rPr>
           </w:pPr>
-          <w:hyperlink w:anchor="_Toc203837661" w:history="1">
+          <w:hyperlink w:anchor="_Toc203915600" w:history="1">
             <w:r>
               <w:rPr>
                 <w:rStyle w:val="Hyperlink"/>
+                <w:rFonts w:ascii="Times New Roman" w:hAnsi="Times New Roman"/>
                 <w:noProof/>
               </w:rPr>
               <w:t>Feature Engineering Plan</w:t>
@@ -315,7 +395,7 @@
                 <w:noProof/>
                 <w:webHidden/>
               </w:rPr>
-              <w:instrText xml:space="preserve"> PAGEREF _Toc203837661 \h </w:instrText>
+              <w:instrText xml:space="preserve"> PAGEREF _Toc203915600 \h </w:instrText>
             </w:r>
             <w:r>
               <w:rPr>
@@ -335,7 +415,7 @@
                 <w:noProof/>
                 <w:webHidden/>
               </w:rPr>
-              <w:t>6</w:t>
+              <w:t>7</w:t>
             </w:r>
             <w:r>
               <w:rPr>
@@ -361,10 +441,11 @@
               <w14:ligatures w14:val="standardContextual"/>
             </w:rPr>
           </w:pPr>
-          <w:hyperlink w:anchor="_Toc203837662" w:history="1">
+          <w:hyperlink w:anchor="_Toc203915601" w:history="1">
             <w:r>
               <w:rPr>
                 <w:rStyle w:val="Hyperlink"/>
+                <w:rFonts w:ascii="Times New Roman" w:hAnsi="Times New Roman"/>
                 <w:noProof/>
               </w:rPr>
               <w:t>Initial Variable Selection Strategy</w:t>
@@ -388,7 +469,7 @@
                 <w:noProof/>
                 <w:webHidden/>
               </w:rPr>
-              <w:instrText xml:space="preserve"> PAGEREF _Toc203837662 \h </w:instrText>
+              <w:instrText xml:space="preserve"> PAGEREF _Toc203915601 \h </w:instrText>
             </w:r>
             <w:r>
               <w:rPr>
@@ -408,7 +489,7 @@
                 <w:noProof/>
                 <w:webHidden/>
               </w:rPr>
-              <w:t>6</w:t>
+              <w:t>8</w:t>
             </w:r>
             <w:r>
               <w:rPr>
@@ -434,10 +515,11 @@
               <w14:ligatures w14:val="standardContextual"/>
             </w:rPr>
           </w:pPr>
-          <w:hyperlink w:anchor="_Toc203837663" w:history="1">
+          <w:hyperlink w:anchor="_Toc203915602" w:history="1">
             <w:r>
               <w:rPr>
                 <w:rStyle w:val="Hyperlink"/>
+                <w:rFonts w:ascii="Times New Roman" w:hAnsi="Times New Roman"/>
                 <w:noProof/>
               </w:rPr>
               <w:t>Preliminary Modeling Strategy</w:t>
@@ -461,7 +543,7 @@
                 <w:noProof/>
                 <w:webHidden/>
               </w:rPr>
-              <w:instrText xml:space="preserve"> PAGEREF _Toc203837663 \h </w:instrText>
+              <w:instrText xml:space="preserve"> PAGEREF _Toc203915602 \h </w:instrText>
             </w:r>
             <w:r>
               <w:rPr>
@@ -481,80 +563,7 @@
                 <w:noProof/>
                 <w:webHidden/>
               </w:rPr>
-              <w:t>6</w:t>
-            </w:r>
-            <w:r>
-              <w:rPr>
-                <w:noProof/>
-                <w:webHidden/>
-              </w:rPr>
-              <w:fldChar w:fldCharType="end"/>
-            </w:r>
-          </w:hyperlink>
-        </w:p>
-        <w:p>
-          <w:pPr>
-            <w:pStyle w:val="TOC1"/>
-            <w:tabs>
-              <w:tab w:val="right" w:leader="dot" w:pos="10790"/>
-            </w:tabs>
-            <w:rPr>
-              <w:rFonts w:cstheme="minorBidi"/>
-              <w:noProof/>
-              <w:kern w:val="2"/>
-              <w:sz w:val="24"/>
-              <w:szCs w:val="24"/>
-              <w14:ligatures w14:val="standardContextual"/>
-            </w:rPr>
-          </w:pPr>
-          <w:hyperlink w:anchor="_Toc203837664" w:history="1">
-            <w:r>
-              <w:rPr>
-                <w:rStyle w:val="Hyperlink"/>
-                <w:noProof/>
-              </w:rPr>
-              <w:t>Sources</w:t>
-            </w:r>
-            <w:r>
-              <w:rPr>
-                <w:noProof/>
-                <w:webHidden/>
-              </w:rPr>
-              <w:tab/>
-            </w:r>
-            <w:r>
-              <w:rPr>
-                <w:noProof/>
-                <w:webHidden/>
-              </w:rPr>
-              <w:fldChar w:fldCharType="begin"/>
-            </w:r>
-            <w:r>
-              <w:rPr>
-                <w:noProof/>
-                <w:webHidden/>
-              </w:rPr>
-              <w:instrText xml:space="preserve"> PAGEREF _Toc203837664 \h </w:instrText>
-            </w:r>
-            <w:r>
-              <w:rPr>
-                <w:noProof/>
-                <w:webHidden/>
-              </w:rPr>
-            </w:r>
-            <w:r>
-              <w:rPr>
-                <w:noProof/>
-                <w:webHidden/>
-              </w:rPr>
-              <w:fldChar w:fldCharType="separate"/>
-            </w:r>
-            <w:r>
-              <w:rPr>
-                <w:noProof/>
-                <w:webHidden/>
-              </w:rPr>
-              <w:t>7</w:t>
+              <w:t>9</w:t>
             </w:r>
             <w:r>
               <w:rPr>
@@ -568,6 +577,7 @@
         <w:p>
           <w:pPr>
             <w:rPr>
+              <w:rFonts w:ascii="Times New Roman" w:hAnsi="Times New Roman" w:cs="Times New Roman"/>
               <w:b/>
               <w:bCs/>
               <w:noProof/>
@@ -575,6 +585,7 @@
           </w:pPr>
           <w:r>
             <w:rPr>
+              <w:rFonts w:ascii="Times New Roman" w:hAnsi="Times New Roman" w:cs="Times New Roman"/>
               <w:b/>
               <w:bCs/>
               <w:noProof/>
@@ -587,21 +598,31 @@
     <w:p>
       <w:pPr>
         <w:rPr>
+          <w:rFonts w:ascii="Times New Roman" w:hAnsi="Times New Roman" w:cs="Times New Roman"/>
           <w:b/>
           <w:bCs/>
           <w:noProof/>
         </w:rPr>
       </w:pPr>
       <w:r>
+        <w:rPr>
+          <w:rFonts w:ascii="Times New Roman" w:hAnsi="Times New Roman" w:cs="Times New Roman"/>
+        </w:rPr>
         <w:br w:type="page"/>
       </w:r>
     </w:p>
     <w:p>
       <w:pPr>
         <w:pStyle w:val="Heading1"/>
+        <w:rPr>
+          <w:rFonts w:ascii="Times New Roman" w:hAnsi="Times New Roman" w:cs="Times New Roman"/>
+        </w:rPr>
       </w:pPr>
-      <w:bookmarkStart w:id="0" w:name="_Toc203837659"/>
-      <w:r>
+      <w:bookmarkStart w:id="0" w:name="_Toc203915598"/>
+      <w:r>
+        <w:rPr>
+          <w:rFonts w:ascii="Times New Roman" w:hAnsi="Times New Roman" w:cs="Times New Roman"/>
+        </w:rPr>
         <w:lastRenderedPageBreak/>
         <w:t>Business Problem Statement</w:t>
       </w:r>
@@ -609,40 +630,181 @@
     </w:p>
     <w:p>
       <w:pPr>
+        <w:ind w:firstLine="720"/>
         <w:rPr>
           <w:rFonts w:ascii="Times New Roman" w:hAnsi="Times New Roman" w:cs="Times New Roman"/>
         </w:rPr>
       </w:pPr>
-      <w:commentRangeStart w:id="1"/>
-      <w:r>
-        <w:rPr>
-          <w:rFonts w:ascii="Times New Roman" w:hAnsi="Times New Roman" w:cs="Times New Roman"/>
-        </w:rPr>
-        <w:t>ABC Corporation would like to identify customers that have a high risk of attrition (i.e., leaving the services of ABC Corporation). The risk of attrition should be a value between 0 and 1, so it can be interpreted as the probability that the customer leaves. With this capability, ABC management can target these customers that have a high risk (i.e., probability) of attrition with additional advertisements and/or offers in an effort to prevent them from leaving. Furthermore, ABC Corporation would like to know which features of a customer are most predictive of attrition.</w:t>
-      </w:r>
-      <w:commentRangeEnd w:id="1"/>
-      <w:r>
-        <w:rPr>
-          <w:rStyle w:val="CommentReference"/>
-          <w:rFonts w:ascii="Times New Roman" w:hAnsi="Times New Roman" w:cs="Times New Roman"/>
-          <w:sz w:val="24"/>
-          <w:szCs w:val="24"/>
-        </w:rPr>
-        <w:commentReference w:id="1"/>
+      <w:r>
+        <w:rPr>
+          <w:rFonts w:ascii="Times New Roman" w:hAnsi="Times New Roman" w:cs="Times New Roman"/>
+        </w:rPr>
+        <w:t xml:space="preserve">ABC Corporation, a bank that offers several credit </w:t>
+      </w:r>
+      <w:r>
+        <w:rPr>
+          <w:rFonts w:ascii="Times New Roman" w:hAnsi="Times New Roman" w:cs="Times New Roman"/>
+        </w:rPr>
+        <w:t xml:space="preserve">products, is interested in accurately predicting the </w:t>
+      </w:r>
+      <w:r>
+        <w:rPr>
+          <w:rFonts w:ascii="Times New Roman" w:hAnsi="Times New Roman" w:cs="Times New Roman"/>
+        </w:rPr>
+        <w:t xml:space="preserve">probability a given customer may leave their services. </w:t>
+      </w:r>
+      <w:r>
+        <w:rPr>
+          <w:rFonts w:ascii="Times New Roman" w:hAnsi="Times New Roman" w:cs="Times New Roman"/>
+        </w:rPr>
+        <w:t>Long term customers are more likely to recommend products to potential customers</w:t>
+      </w:r>
+      <w:r>
+        <w:rPr>
+          <w:rFonts w:ascii="Times New Roman" w:hAnsi="Times New Roman" w:cs="Times New Roman"/>
+        </w:rPr>
+        <w:t>, providing exponential</w:t>
+      </w:r>
+      <w:r>
+        <w:rPr>
+          <w:rFonts w:ascii="Times New Roman" w:hAnsi="Times New Roman" w:cs="Times New Roman"/>
+        </w:rPr>
+        <w:t>ly growing value</w:t>
+      </w:r>
+      <w:r>
+        <w:rPr>
+          <w:rFonts w:ascii="Times New Roman" w:hAnsi="Times New Roman" w:cs="Times New Roman"/>
+        </w:rPr>
+        <w:t>. Additionally, d</w:t>
+      </w:r>
+      <w:r>
+        <w:rPr>
+          <w:rFonts w:ascii="Times New Roman" w:hAnsi="Times New Roman" w:cs="Times New Roman"/>
+        </w:rPr>
+        <w:t xml:space="preserve">ue </w:t>
+      </w:r>
+      <w:r>
+        <w:rPr>
+          <w:rFonts w:ascii="Times New Roman" w:hAnsi="Times New Roman" w:cs="Times New Roman"/>
+        </w:rPr>
+        <w:t xml:space="preserve">to the compounding </w:t>
+      </w:r>
+      <w:r>
+        <w:rPr>
+          <w:rFonts w:ascii="Times New Roman" w:hAnsi="Times New Roman" w:cs="Times New Roman"/>
+        </w:rPr>
+        <w:t>effect of interest, long-term customers that bank and lend with ABC Corporation are exponentially more valuable than new customers</w:t>
+      </w:r>
+      <w:r>
+        <w:rPr>
+          <w:rFonts w:ascii="Times New Roman" w:hAnsi="Times New Roman" w:cs="Times New Roman"/>
+        </w:rPr>
+        <w:t xml:space="preserve">. </w:t>
+      </w:r>
+      <w:r>
+        <w:rPr>
+          <w:rFonts w:ascii="Times New Roman" w:hAnsi="Times New Roman" w:cs="Times New Roman"/>
+        </w:rPr>
+        <w:t>Attrition prediction capabilities</w:t>
+      </w:r>
+      <w:r>
+        <w:rPr>
+          <w:rFonts w:ascii="Times New Roman" w:hAnsi="Times New Roman" w:cs="Times New Roman"/>
+        </w:rPr>
+        <w:t xml:space="preserve"> would allow </w:t>
+      </w:r>
+      <w:r>
+        <w:rPr>
+          <w:rFonts w:ascii="Times New Roman" w:hAnsi="Times New Roman" w:cs="Times New Roman"/>
+        </w:rPr>
+        <w:t>ABC Corporation to allocate resources to customer retention campa</w:t>
+      </w:r>
+      <w:r>
+        <w:rPr>
+          <w:rFonts w:ascii="Times New Roman" w:hAnsi="Times New Roman" w:cs="Times New Roman"/>
+        </w:rPr>
+        <w:t xml:space="preserve">igns, such as offering discounts, promotional offers, or </w:t>
+      </w:r>
+      <w:r>
+        <w:rPr>
+          <w:rFonts w:ascii="Times New Roman" w:hAnsi="Times New Roman" w:cs="Times New Roman"/>
+        </w:rPr>
+        <w:t xml:space="preserve">targeted ads to attempt to retain high attrition risk customers. </w:t>
+      </w:r>
+      <w:r>
+        <w:rPr>
+          <w:rFonts w:ascii="Times New Roman" w:hAnsi="Times New Roman" w:cs="Times New Roman"/>
+        </w:rPr>
+        <w:t xml:space="preserve">The features that </w:t>
+      </w:r>
+      <w:r>
+        <w:rPr>
+          <w:rFonts w:ascii="Times New Roman" w:hAnsi="Times New Roman" w:cs="Times New Roman"/>
+        </w:rPr>
+        <w:t>predict attrition are to be identified</w:t>
+      </w:r>
+      <w:r>
+        <w:rPr>
+          <w:rFonts w:ascii="Times New Roman" w:hAnsi="Times New Roman" w:cs="Times New Roman"/>
+        </w:rPr>
+        <w:t xml:space="preserve">, offering ABC Corporation the opportunity to internally </w:t>
+      </w:r>
+      <w:r>
+        <w:rPr>
+          <w:rFonts w:ascii="Times New Roman" w:hAnsi="Times New Roman" w:cs="Times New Roman"/>
+        </w:rPr>
+        <w:t>invest in</w:t>
+      </w:r>
+      <w:r>
+        <w:rPr>
+          <w:rFonts w:ascii="Times New Roman" w:hAnsi="Times New Roman" w:cs="Times New Roman"/>
+        </w:rPr>
+        <w:t xml:space="preserve"> </w:t>
+      </w:r>
+      <w:r>
+        <w:rPr>
+          <w:rFonts w:ascii="Times New Roman" w:hAnsi="Times New Roman" w:cs="Times New Roman"/>
+        </w:rPr>
+        <w:t>market research</w:t>
+      </w:r>
+      <w:r>
+        <w:rPr>
+          <w:rFonts w:ascii="Times New Roman" w:hAnsi="Times New Roman" w:cs="Times New Roman"/>
+        </w:rPr>
+        <w:t xml:space="preserve"> and</w:t>
+      </w:r>
+      <w:r>
+        <w:rPr>
+          <w:rFonts w:ascii="Times New Roman" w:hAnsi="Times New Roman" w:cs="Times New Roman"/>
+        </w:rPr>
+        <w:t xml:space="preserve"> </w:t>
+      </w:r>
+      <w:r>
+        <w:rPr>
+          <w:rFonts w:ascii="Times New Roman" w:hAnsi="Times New Roman" w:cs="Times New Roman"/>
+        </w:rPr>
+        <w:t xml:space="preserve">product development. </w:t>
       </w:r>
     </w:p>
     <w:p>
       <w:pPr>
         <w:pStyle w:val="Heading1"/>
+        <w:rPr>
+          <w:rFonts w:ascii="Times New Roman" w:hAnsi="Times New Roman" w:cs="Times New Roman"/>
+        </w:rPr>
       </w:pPr>
-      <w:bookmarkStart w:id="2" w:name="_Toc203837660"/>
-      <w:r>
+      <w:bookmarkStart w:id="1" w:name="_Toc203915599"/>
+      <w:r>
+        <w:rPr>
+          <w:rFonts w:ascii="Times New Roman" w:hAnsi="Times New Roman" w:cs="Times New Roman"/>
+        </w:rPr>
         <w:t>Dataset Overview and Exploratory Data Analysis</w:t>
       </w:r>
-      <w:bookmarkEnd w:id="2"/>
+      <w:bookmarkEnd w:id="1"/>
     </w:p>
     <w:p>
       <w:pPr>
+        <w:ind w:firstLine="720"/>
         <w:rPr>
           <w:rFonts w:ascii="Times New Roman" w:hAnsi="Times New Roman" w:cs="Times New Roman"/>
         </w:rPr>
@@ -1460,14 +1622,12 @@
                 <w:rFonts w:ascii="Times New Roman" w:hAnsi="Times New Roman" w:cs="Times New Roman"/>
               </w:rPr>
             </w:pPr>
-            <w:proofErr w:type="spellStart"/>
             <w:r>
               <w:rPr>
                 <w:rFonts w:ascii="Times New Roman" w:hAnsi="Times New Roman" w:cs="Times New Roman"/>
               </w:rPr>
               <w:t>Attrition_Flag</w:t>
             </w:r>
-            <w:proofErr w:type="spellEnd"/>
           </w:p>
         </w:tc>
         <w:tc>
@@ -1679,13 +1839,7 @@
               <w:rPr>
                 <w:rFonts w:ascii="Times New Roman" w:hAnsi="Times New Roman" w:cs="Times New Roman"/>
               </w:rPr>
-              <w:t>Card_Categor</w:t>
-            </w:r>
-            <w:r>
-              <w:rPr>
-                <w:rFonts w:ascii="Times New Roman" w:hAnsi="Times New Roman" w:cs="Times New Roman"/>
-              </w:rPr>
-              <w:t>y</w:t>
+              <w:t>Card_Category</w:t>
             </w:r>
             <w:proofErr w:type="spellEnd"/>
           </w:p>
@@ -1774,10 +1928,11 @@
       <w:r>
         <w:rPr>
           <w:rFonts w:ascii="Times New Roman" w:hAnsi="Times New Roman" w:cs="Times New Roman"/>
+          <w:noProof/>
         </w:rPr>
         <w:drawing>
-          <wp:inline distT="0" distB="0" distL="0" distR="0" wp14:anchorId="0863898A" wp14:editId="7047293C">
-            <wp:extent cx="6562435" cy="6572250"/>
+          <wp:inline distT="0" distB="0" distL="0" distR="0" wp14:anchorId="0863898A" wp14:editId="5D458255">
+            <wp:extent cx="6562090" cy="7505700"/>
             <wp:effectExtent l="0" t="0" r="0" b="0"/>
             <wp:docPr id="148719703" name="Picture 1" descr="A group of green and white graphs&#10;&#10;AI-generated content may be incorrect."/>
             <wp:cNvGraphicFramePr>
@@ -1791,7 +1946,7 @@
                     <pic:cNvPicPr/>
                   </pic:nvPicPr>
                   <pic:blipFill>
-                    <a:blip r:embed="rId9"/>
+                    <a:blip r:embed="rId6"/>
                     <a:stretch>
                       <a:fillRect/>
                     </a:stretch>
@@ -1799,7 +1954,7 @@
                   <pic:spPr>
                     <a:xfrm>
                       <a:off x="0" y="0"/>
-                      <a:ext cx="6570932" cy="6580760"/>
+                      <a:ext cx="6570933" cy="7515815"/>
                     </a:xfrm>
                     <a:prstGeom prst="rect">
                       <a:avLst/>
@@ -1868,7 +2023,21 @@
         <w:rPr>
           <w:rFonts w:ascii="Times New Roman" w:hAnsi="Times New Roman" w:cs="Times New Roman"/>
         </w:rPr>
-        <w:t xml:space="preserve">variables that were identified as being correlated, the charts, below, indicate the most </w:t>
+        <w:t xml:space="preserve">variables that were identified as being correlated, the charts, </w:t>
+      </w:r>
+      <w:proofErr w:type="gramStart"/>
+      <w:r>
+        <w:rPr>
+          <w:rFonts w:ascii="Times New Roman" w:hAnsi="Times New Roman" w:cs="Times New Roman"/>
+        </w:rPr>
+        <w:t>below,</w:t>
+      </w:r>
+      <w:proofErr w:type="gramEnd"/>
+      <w:r>
+        <w:rPr>
+          <w:rFonts w:ascii="Times New Roman" w:hAnsi="Times New Roman" w:cs="Times New Roman"/>
+        </w:rPr>
+        <w:t xml:space="preserve"> indicate the most </w:t>
       </w:r>
       <w:r>
         <w:rPr>
@@ -1893,6 +2062,7 @@
       <w:r>
         <w:rPr>
           <w:rFonts w:ascii="Times New Roman" w:hAnsi="Times New Roman" w:cs="Times New Roman"/>
+          <w:noProof/>
         </w:rPr>
         <w:drawing>
           <wp:inline distT="0" distB="0" distL="0" distR="0" wp14:anchorId="48C8AF70" wp14:editId="7767361A">
@@ -1910,7 +2080,7 @@
                     <pic:cNvPicPr/>
                   </pic:nvPicPr>
                   <pic:blipFill>
-                    <a:blip r:embed="rId10"/>
+                    <a:blip r:embed="rId7"/>
                     <a:stretch>
                       <a:fillRect/>
                     </a:stretch>
@@ -1961,6 +2131,7 @@
       <w:r>
         <w:rPr>
           <w:rFonts w:ascii="Times New Roman" w:hAnsi="Times New Roman" w:cs="Times New Roman"/>
+          <w:noProof/>
         </w:rPr>
         <w:drawing>
           <wp:inline distT="0" distB="0" distL="0" distR="0" wp14:anchorId="09CDF944" wp14:editId="058EA984">
@@ -1978,7 +2149,7 @@
                     <pic:cNvPicPr/>
                   </pic:nvPicPr>
                   <pic:blipFill>
-                    <a:blip r:embed="rId11"/>
+                    <a:blip r:embed="rId8"/>
                     <a:stretch>
                       <a:fillRect/>
                     </a:stretch>
@@ -2033,55 +2204,5014 @@
         </w:rPr>
         <w:t xml:space="preserve">preliminary analysis, </w:t>
       </w:r>
+      <w:r>
+        <w:rPr>
+          <w:rFonts w:ascii="Times New Roman" w:hAnsi="Times New Roman" w:cs="Times New Roman"/>
+        </w:rPr>
+        <w:t xml:space="preserve">the table, below, describes the </w:t>
+      </w:r>
+      <w:r>
+        <w:rPr>
+          <w:rFonts w:ascii="Times New Roman" w:hAnsi="Times New Roman" w:cs="Times New Roman"/>
+        </w:rPr>
+        <w:t>relevance of each variable in predicting customer churn rate, as determined with the ‘Attrition_Flag’ variable.</w:t>
+      </w:r>
+      <w:r>
+        <w:rPr>
+          <w:rFonts w:ascii="Times New Roman" w:hAnsi="Times New Roman" w:cs="Times New Roman"/>
+        </w:rPr>
+        <w:t xml:space="preserve"> Relevance is scored from 0-1, </w:t>
+      </w:r>
+      <w:r>
+        <w:rPr>
+          <w:rFonts w:ascii="Times New Roman" w:hAnsi="Times New Roman" w:cs="Times New Roman"/>
+        </w:rPr>
+        <w:t xml:space="preserve">with 1 being most relevant and 0 being least relevant. Correlation represents the correlation coefficient between </w:t>
+      </w:r>
+      <w:r>
+        <w:rPr>
+          <w:rFonts w:ascii="Times New Roman" w:hAnsi="Times New Roman" w:cs="Times New Roman"/>
+        </w:rPr>
+        <w:t>Attrition_Flag (</w:t>
+      </w:r>
+      <w:r>
+        <w:rPr>
+          <w:rFonts w:ascii="Times New Roman" w:hAnsi="Times New Roman" w:cs="Times New Roman"/>
+        </w:rPr>
+        <w:t xml:space="preserve">encoded such that </w:t>
+      </w:r>
+      <w:proofErr w:type="spellStart"/>
+      <w:r>
+        <w:rPr>
+          <w:rFonts w:ascii="Times New Roman" w:hAnsi="Times New Roman" w:cs="Times New Roman"/>
+        </w:rPr>
+        <w:t>Attrited</w:t>
+      </w:r>
+      <w:proofErr w:type="spellEnd"/>
+      <w:r>
+        <w:rPr>
+          <w:rFonts w:ascii="Times New Roman" w:hAnsi="Times New Roman" w:cs="Times New Roman"/>
+        </w:rPr>
+        <w:t xml:space="preserve"> Customer is 1 and Existing Customer is 0)</w:t>
+      </w:r>
+      <w:r>
+        <w:rPr>
+          <w:rFonts w:ascii="Times New Roman" w:hAnsi="Times New Roman" w:cs="Times New Roman"/>
+        </w:rPr>
+        <w:t xml:space="preserve"> and the variable being evaluated.</w:t>
+      </w:r>
+      <w:r>
+        <w:rPr>
+          <w:rFonts w:ascii="Times New Roman" w:hAnsi="Times New Roman" w:cs="Times New Roman"/>
+        </w:rPr>
+        <w:t xml:space="preserve"> </w:t>
+      </w:r>
+      <w:r>
+        <w:rPr>
+          <w:rFonts w:ascii="Times New Roman" w:hAnsi="Times New Roman" w:cs="Times New Roman"/>
+        </w:rPr>
+        <w:t xml:space="preserve">Additionally, </w:t>
+      </w:r>
+      <w:r>
+        <w:rPr>
+          <w:rFonts w:ascii="Times New Roman" w:hAnsi="Times New Roman" w:cs="Times New Roman"/>
+        </w:rPr>
+        <w:t xml:space="preserve">box plots were generated for </w:t>
+      </w:r>
+      <w:r>
+        <w:rPr>
+          <w:rFonts w:ascii="Times New Roman" w:hAnsi="Times New Roman" w:cs="Times New Roman"/>
+        </w:rPr>
+        <w:t xml:space="preserve">the </w:t>
+      </w:r>
+      <w:r>
+        <w:rPr>
+          <w:rFonts w:ascii="Times New Roman" w:hAnsi="Times New Roman" w:cs="Times New Roman"/>
+        </w:rPr>
+        <w:t xml:space="preserve">quantitative </w:t>
+      </w:r>
+      <w:r>
+        <w:rPr>
+          <w:rFonts w:ascii="Times New Roman" w:hAnsi="Times New Roman" w:cs="Times New Roman"/>
+        </w:rPr>
+        <w:t>variables</w:t>
+      </w:r>
+      <w:r>
+        <w:rPr>
+          <w:rFonts w:ascii="Times New Roman" w:hAnsi="Times New Roman" w:cs="Times New Roman"/>
+        </w:rPr>
+        <w:t xml:space="preserve">, grouped by </w:t>
+      </w:r>
+      <w:r>
+        <w:rPr>
+          <w:rFonts w:ascii="Times New Roman" w:hAnsi="Times New Roman" w:cs="Times New Roman"/>
+        </w:rPr>
+        <w:t>A</w:t>
+      </w:r>
+      <w:r>
+        <w:rPr>
+          <w:rFonts w:ascii="Times New Roman" w:hAnsi="Times New Roman" w:cs="Times New Roman"/>
+        </w:rPr>
+        <w:t>ttri</w:t>
+      </w:r>
+      <w:r>
+        <w:rPr>
+          <w:rFonts w:ascii="Times New Roman" w:hAnsi="Times New Roman" w:cs="Times New Roman"/>
+        </w:rPr>
+        <w:t xml:space="preserve">tion_Flag, and the difference in IQR and </w:t>
+      </w:r>
+      <w:r>
+        <w:rPr>
+          <w:rFonts w:ascii="Times New Roman" w:hAnsi="Times New Roman" w:cs="Times New Roman"/>
+        </w:rPr>
+        <w:t xml:space="preserve">outlier count </w:t>
+      </w:r>
+      <w:r>
+        <w:rPr>
+          <w:rFonts w:ascii="Times New Roman" w:hAnsi="Times New Roman" w:cs="Times New Roman"/>
+        </w:rPr>
+        <w:t xml:space="preserve">were </w:t>
+      </w:r>
+      <w:r>
+        <w:rPr>
+          <w:rFonts w:ascii="Times New Roman" w:hAnsi="Times New Roman" w:cs="Times New Roman"/>
+        </w:rPr>
+        <w:t>factored into</w:t>
+      </w:r>
+      <w:r>
+        <w:rPr>
+          <w:rFonts w:ascii="Times New Roman" w:hAnsi="Times New Roman" w:cs="Times New Roman"/>
+        </w:rPr>
+        <w:t xml:space="preserve"> the relevance score.</w:t>
+      </w:r>
+      <w:r>
+        <w:rPr>
+          <w:rFonts w:ascii="Times New Roman" w:hAnsi="Times New Roman" w:cs="Times New Roman"/>
+        </w:rPr>
+        <w:t xml:space="preserve"> </w:t>
+      </w:r>
+      <w:r>
+        <w:rPr>
+          <w:rFonts w:ascii="Times New Roman" w:hAnsi="Times New Roman" w:cs="Times New Roman"/>
+        </w:rPr>
+        <w:t xml:space="preserve">Max Proportion </w:t>
+      </w:r>
+      <w:proofErr w:type="spellStart"/>
+      <w:r>
+        <w:rPr>
+          <w:rFonts w:ascii="Times New Roman" w:hAnsi="Times New Roman" w:cs="Times New Roman"/>
+        </w:rPr>
+        <w:t>Attrited</w:t>
+      </w:r>
+      <w:proofErr w:type="spellEnd"/>
+      <w:r>
+        <w:rPr>
+          <w:rFonts w:ascii="Times New Roman" w:hAnsi="Times New Roman" w:cs="Times New Roman"/>
+        </w:rPr>
+        <w:t xml:space="preserve"> </w:t>
+      </w:r>
+      <w:r>
+        <w:rPr>
+          <w:rFonts w:ascii="Times New Roman" w:hAnsi="Times New Roman" w:cs="Times New Roman"/>
+        </w:rPr>
+        <w:t xml:space="preserve">represents the maximum proportion, by categorical variable, of customers that </w:t>
+      </w:r>
+      <w:r>
+        <w:rPr>
+          <w:rFonts w:ascii="Times New Roman" w:hAnsi="Times New Roman" w:cs="Times New Roman"/>
+        </w:rPr>
+        <w:t>left the bank</w:t>
+      </w:r>
+      <w:r>
+        <w:rPr>
+          <w:rFonts w:ascii="Times New Roman" w:hAnsi="Times New Roman" w:cs="Times New Roman"/>
+        </w:rPr>
+        <w:t>, compared to the number of existing customers.</w:t>
+      </w:r>
+    </w:p>
+    <w:tbl>
+      <w:tblPr>
+        <w:tblStyle w:val="TableGrid"/>
+        <w:tblW w:w="5000" w:type="pct"/>
+        <w:tblLook w:val="04A0" w:firstRow="1" w:lastRow="0" w:firstColumn="1" w:lastColumn="0" w:noHBand="0" w:noVBand="1"/>
+      </w:tblPr>
+      <w:tblGrid>
+        <w:gridCol w:w="2750"/>
+        <w:gridCol w:w="1608"/>
+        <w:gridCol w:w="1608"/>
+        <w:gridCol w:w="1610"/>
+        <w:gridCol w:w="1608"/>
+        <w:gridCol w:w="1606"/>
+      </w:tblGrid>
+      <w:tr>
+        <w:tc>
+          <w:tcPr>
+            <w:tcW w:w="1274" w:type="pct"/>
+          </w:tcPr>
+          <w:p>
+            <w:pPr>
+              <w:rPr>
+                <w:rFonts w:ascii="Times New Roman" w:hAnsi="Times New Roman" w:cs="Times New Roman"/>
+              </w:rPr>
+            </w:pPr>
+            <w:r>
+              <w:rPr>
+                <w:rFonts w:ascii="Times New Roman" w:hAnsi="Times New Roman" w:cs="Times New Roman"/>
+              </w:rPr>
+              <w:t>Variable</w:t>
+            </w:r>
+          </w:p>
+        </w:tc>
+        <w:tc>
+          <w:tcPr>
+            <w:tcW w:w="745" w:type="pct"/>
+          </w:tcPr>
+          <w:p>
+            <w:pPr>
+              <w:rPr>
+                <w:rFonts w:ascii="Times New Roman" w:hAnsi="Times New Roman" w:cs="Times New Roman"/>
+              </w:rPr>
+            </w:pPr>
+            <w:r>
+              <w:rPr>
+                <w:rFonts w:ascii="Times New Roman" w:hAnsi="Times New Roman" w:cs="Times New Roman"/>
+              </w:rPr>
+              <w:t>Variable Type</w:t>
+            </w:r>
+          </w:p>
+        </w:tc>
+        <w:tc>
+          <w:tcPr>
+            <w:tcW w:w="745" w:type="pct"/>
+          </w:tcPr>
+          <w:p>
+            <w:pPr>
+              <w:rPr>
+                <w:rFonts w:ascii="Times New Roman" w:hAnsi="Times New Roman" w:cs="Times New Roman"/>
+              </w:rPr>
+            </w:pPr>
+            <w:r>
+              <w:rPr>
+                <w:rFonts w:ascii="Times New Roman" w:hAnsi="Times New Roman" w:cs="Times New Roman"/>
+              </w:rPr>
+              <w:t>Correlation</w:t>
+            </w:r>
+          </w:p>
+        </w:tc>
+        <w:tc>
+          <w:tcPr>
+            <w:tcW w:w="746" w:type="pct"/>
+          </w:tcPr>
+          <w:p>
+            <w:pPr>
+              <w:rPr>
+                <w:rFonts w:ascii="Times New Roman" w:hAnsi="Times New Roman" w:cs="Times New Roman"/>
+              </w:rPr>
+            </w:pPr>
+            <w:r>
+              <w:rPr>
+                <w:rFonts w:ascii="Times New Roman" w:hAnsi="Times New Roman" w:cs="Times New Roman"/>
+              </w:rPr>
+              <w:t xml:space="preserve">Max Proportion </w:t>
+            </w:r>
+            <w:proofErr w:type="spellStart"/>
+            <w:r>
+              <w:rPr>
+                <w:rFonts w:ascii="Times New Roman" w:hAnsi="Times New Roman" w:cs="Times New Roman"/>
+              </w:rPr>
+              <w:t>Attrited</w:t>
+            </w:r>
+            <w:proofErr w:type="spellEnd"/>
+          </w:p>
+        </w:tc>
+        <w:tc>
+          <w:tcPr>
+            <w:tcW w:w="745" w:type="pct"/>
+          </w:tcPr>
+          <w:p>
+            <w:pPr>
+              <w:rPr>
+                <w:rFonts w:ascii="Times New Roman" w:hAnsi="Times New Roman" w:cs="Times New Roman"/>
+              </w:rPr>
+            </w:pPr>
+            <w:r>
+              <w:rPr>
+                <w:rFonts w:ascii="Times New Roman" w:hAnsi="Times New Roman" w:cs="Times New Roman"/>
+              </w:rPr>
+              <w:t xml:space="preserve">Max </w:t>
+            </w:r>
+            <w:proofErr w:type="spellStart"/>
+            <w:r>
+              <w:rPr>
+                <w:rFonts w:ascii="Times New Roman" w:hAnsi="Times New Roman" w:cs="Times New Roman"/>
+              </w:rPr>
+              <w:t>Attrited</w:t>
+            </w:r>
+            <w:proofErr w:type="spellEnd"/>
+            <w:r>
+              <w:rPr>
+                <w:rFonts w:ascii="Times New Roman" w:hAnsi="Times New Roman" w:cs="Times New Roman"/>
+              </w:rPr>
+              <w:t xml:space="preserve"> </w:t>
+            </w:r>
+            <w:r>
+              <w:rPr>
+                <w:rFonts w:ascii="Times New Roman" w:hAnsi="Times New Roman" w:cs="Times New Roman"/>
+              </w:rPr>
+              <w:t>Sub-</w:t>
+            </w:r>
+            <w:r>
+              <w:rPr>
+                <w:rFonts w:ascii="Times New Roman" w:hAnsi="Times New Roman" w:cs="Times New Roman"/>
+              </w:rPr>
+              <w:t>Category</w:t>
+            </w:r>
+          </w:p>
+        </w:tc>
+        <w:tc>
+          <w:tcPr>
+            <w:tcW w:w="744" w:type="pct"/>
+          </w:tcPr>
+          <w:p>
+            <w:pPr>
+              <w:rPr>
+                <w:rFonts w:ascii="Times New Roman" w:hAnsi="Times New Roman" w:cs="Times New Roman"/>
+              </w:rPr>
+            </w:pPr>
+            <w:r>
+              <w:rPr>
+                <w:rFonts w:ascii="Times New Roman" w:hAnsi="Times New Roman" w:cs="Times New Roman"/>
+              </w:rPr>
+              <w:t>Relevance Score</w:t>
+            </w:r>
+          </w:p>
+        </w:tc>
+      </w:tr>
+      <w:tr>
+        <w:tc>
+          <w:tcPr>
+            <w:tcW w:w="1274" w:type="pct"/>
+          </w:tcPr>
+          <w:p>
+            <w:pPr>
+              <w:rPr>
+                <w:rFonts w:ascii="Times New Roman" w:hAnsi="Times New Roman" w:cs="Times New Roman"/>
+              </w:rPr>
+            </w:pPr>
+            <w:proofErr w:type="spellStart"/>
+            <w:r>
+              <w:rPr>
+                <w:rFonts w:ascii="Times New Roman" w:hAnsi="Times New Roman" w:cs="Times New Roman"/>
+              </w:rPr>
+              <w:t>Customer_Age</w:t>
+            </w:r>
+            <w:proofErr w:type="spellEnd"/>
+          </w:p>
+        </w:tc>
+        <w:tc>
+          <w:tcPr>
+            <w:tcW w:w="745" w:type="pct"/>
+          </w:tcPr>
+          <w:p>
+            <w:pPr>
+              <w:jc w:val="center"/>
+              <w:rPr>
+                <w:rFonts w:ascii="Times New Roman" w:hAnsi="Times New Roman" w:cs="Times New Roman"/>
+              </w:rPr>
+            </w:pPr>
+            <w:r>
+              <w:rPr>
+                <w:rFonts w:ascii="Times New Roman" w:hAnsi="Times New Roman" w:cs="Times New Roman"/>
+              </w:rPr>
+              <w:t>Quantitative</w:t>
+            </w:r>
+          </w:p>
+        </w:tc>
+        <w:tc>
+          <w:tcPr>
+            <w:tcW w:w="745" w:type="pct"/>
+            <w:vAlign w:val="center"/>
+          </w:tcPr>
+          <w:p>
+            <w:pPr>
+              <w:jc w:val="center"/>
+              <w:rPr>
+                <w:rFonts w:ascii="Times New Roman" w:hAnsi="Times New Roman" w:cs="Times New Roman"/>
+              </w:rPr>
+            </w:pPr>
+            <w:r>
+              <w:rPr>
+                <w:rFonts w:ascii="Times New Roman" w:hAnsi="Times New Roman" w:cs="Times New Roman"/>
+              </w:rPr>
+              <w:t>0.018203</w:t>
+            </w:r>
+          </w:p>
+        </w:tc>
+        <w:tc>
+          <w:tcPr>
+            <w:tcW w:w="746" w:type="pct"/>
+          </w:tcPr>
+          <w:p>
+            <w:pPr>
+              <w:jc w:val="center"/>
+              <w:rPr>
+                <w:rFonts w:ascii="Times New Roman" w:hAnsi="Times New Roman" w:cs="Times New Roman"/>
+              </w:rPr>
+            </w:pPr>
+            <w:r>
+              <w:rPr>
+                <w:rFonts w:ascii="Times New Roman" w:hAnsi="Times New Roman" w:cs="Times New Roman"/>
+              </w:rPr>
+              <w:t>N/A</w:t>
+            </w:r>
+          </w:p>
+        </w:tc>
+        <w:tc>
+          <w:tcPr>
+            <w:tcW w:w="745" w:type="pct"/>
+          </w:tcPr>
+          <w:p>
+            <w:pPr>
+              <w:jc w:val="center"/>
+              <w:rPr>
+                <w:rFonts w:ascii="Times New Roman" w:hAnsi="Times New Roman" w:cs="Times New Roman"/>
+              </w:rPr>
+            </w:pPr>
+            <w:r>
+              <w:rPr>
+                <w:rFonts w:ascii="Times New Roman" w:hAnsi="Times New Roman" w:cs="Times New Roman"/>
+              </w:rPr>
+              <w:t>N/A</w:t>
+            </w:r>
+          </w:p>
+        </w:tc>
+        <w:tc>
+          <w:tcPr>
+            <w:tcW w:w="744" w:type="pct"/>
+          </w:tcPr>
+          <w:p>
+            <w:pPr>
+              <w:jc w:val="center"/>
+              <w:rPr>
+                <w:rFonts w:ascii="Times New Roman" w:hAnsi="Times New Roman" w:cs="Times New Roman"/>
+              </w:rPr>
+            </w:pPr>
+            <w:r>
+              <w:rPr>
+                <w:rFonts w:ascii="Times New Roman" w:hAnsi="Times New Roman" w:cs="Times New Roman"/>
+              </w:rPr>
+              <w:t>0.</w:t>
+            </w:r>
+            <w:r>
+              <w:rPr>
+                <w:rFonts w:ascii="Times New Roman" w:hAnsi="Times New Roman" w:cs="Times New Roman"/>
+              </w:rPr>
+              <w:t>2</w:t>
+            </w:r>
+          </w:p>
+        </w:tc>
+      </w:tr>
+      <w:tr>
+        <w:tc>
+          <w:tcPr>
+            <w:tcW w:w="1274" w:type="pct"/>
+          </w:tcPr>
+          <w:p>
+            <w:pPr>
+              <w:rPr>
+                <w:rFonts w:ascii="Times New Roman" w:hAnsi="Times New Roman" w:cs="Times New Roman"/>
+              </w:rPr>
+            </w:pPr>
+            <w:proofErr w:type="spellStart"/>
+            <w:r>
+              <w:rPr>
+                <w:rFonts w:ascii="Times New Roman" w:hAnsi="Times New Roman" w:cs="Times New Roman"/>
+              </w:rPr>
+              <w:t>Dependent_count</w:t>
+            </w:r>
+            <w:proofErr w:type="spellEnd"/>
+          </w:p>
+        </w:tc>
+        <w:tc>
+          <w:tcPr>
+            <w:tcW w:w="745" w:type="pct"/>
+          </w:tcPr>
+          <w:p>
+            <w:pPr>
+              <w:jc w:val="center"/>
+              <w:rPr>
+                <w:rFonts w:ascii="Times New Roman" w:hAnsi="Times New Roman" w:cs="Times New Roman"/>
+              </w:rPr>
+            </w:pPr>
+            <w:r>
+              <w:rPr>
+                <w:rFonts w:ascii="Times New Roman" w:hAnsi="Times New Roman" w:cs="Times New Roman"/>
+              </w:rPr>
+              <w:t>Quantitative</w:t>
+            </w:r>
+          </w:p>
+        </w:tc>
+        <w:tc>
+          <w:tcPr>
+            <w:tcW w:w="745" w:type="pct"/>
+            <w:vAlign w:val="center"/>
+          </w:tcPr>
+          <w:p>
+            <w:pPr>
+              <w:jc w:val="center"/>
+              <w:rPr>
+                <w:rFonts w:ascii="Times New Roman" w:hAnsi="Times New Roman" w:cs="Times New Roman"/>
+              </w:rPr>
+            </w:pPr>
+            <w:r>
+              <w:rPr>
+                <w:rFonts w:ascii="Times New Roman" w:hAnsi="Times New Roman" w:cs="Times New Roman"/>
+              </w:rPr>
+              <w:t>0.018991</w:t>
+            </w:r>
+          </w:p>
+        </w:tc>
+        <w:tc>
+          <w:tcPr>
+            <w:tcW w:w="746" w:type="pct"/>
+          </w:tcPr>
+          <w:p>
+            <w:pPr>
+              <w:jc w:val="center"/>
+              <w:rPr>
+                <w:rFonts w:ascii="Times New Roman" w:hAnsi="Times New Roman" w:cs="Times New Roman"/>
+              </w:rPr>
+            </w:pPr>
+            <w:r>
+              <w:rPr>
+                <w:rFonts w:ascii="Times New Roman" w:hAnsi="Times New Roman" w:cs="Times New Roman"/>
+              </w:rPr>
+              <w:t>N/A</w:t>
+            </w:r>
+          </w:p>
+        </w:tc>
+        <w:tc>
+          <w:tcPr>
+            <w:tcW w:w="745" w:type="pct"/>
+          </w:tcPr>
+          <w:p>
+            <w:pPr>
+              <w:jc w:val="center"/>
+              <w:rPr>
+                <w:rFonts w:ascii="Times New Roman" w:hAnsi="Times New Roman" w:cs="Times New Roman"/>
+              </w:rPr>
+            </w:pPr>
+            <w:r>
+              <w:rPr>
+                <w:rFonts w:ascii="Times New Roman" w:hAnsi="Times New Roman" w:cs="Times New Roman"/>
+              </w:rPr>
+              <w:t>N/A</w:t>
+            </w:r>
+          </w:p>
+        </w:tc>
+        <w:tc>
+          <w:tcPr>
+            <w:tcW w:w="744" w:type="pct"/>
+          </w:tcPr>
+          <w:p>
+            <w:pPr>
+              <w:jc w:val="center"/>
+              <w:rPr>
+                <w:rFonts w:ascii="Times New Roman" w:hAnsi="Times New Roman" w:cs="Times New Roman"/>
+              </w:rPr>
+            </w:pPr>
+            <w:r>
+              <w:rPr>
+                <w:rFonts w:ascii="Times New Roman" w:hAnsi="Times New Roman" w:cs="Times New Roman"/>
+              </w:rPr>
+              <w:t>0.</w:t>
+            </w:r>
+            <w:r>
+              <w:rPr>
+                <w:rFonts w:ascii="Times New Roman" w:hAnsi="Times New Roman" w:cs="Times New Roman"/>
+              </w:rPr>
+              <w:t>2</w:t>
+            </w:r>
+          </w:p>
+        </w:tc>
+      </w:tr>
+      <w:tr>
+        <w:tc>
+          <w:tcPr>
+            <w:tcW w:w="1274" w:type="pct"/>
+          </w:tcPr>
+          <w:p>
+            <w:pPr>
+              <w:rPr>
+                <w:rFonts w:ascii="Times New Roman" w:hAnsi="Times New Roman" w:cs="Times New Roman"/>
+              </w:rPr>
+            </w:pPr>
+            <w:proofErr w:type="spellStart"/>
+            <w:r>
+              <w:rPr>
+                <w:rFonts w:ascii="Times New Roman" w:hAnsi="Times New Roman" w:cs="Times New Roman"/>
+              </w:rPr>
+              <w:t>Months_on_book</w:t>
+            </w:r>
+            <w:proofErr w:type="spellEnd"/>
+          </w:p>
+        </w:tc>
+        <w:tc>
+          <w:tcPr>
+            <w:tcW w:w="745" w:type="pct"/>
+          </w:tcPr>
+          <w:p>
+            <w:pPr>
+              <w:jc w:val="center"/>
+              <w:rPr>
+                <w:rFonts w:ascii="Times New Roman" w:hAnsi="Times New Roman" w:cs="Times New Roman"/>
+              </w:rPr>
+            </w:pPr>
+            <w:r>
+              <w:rPr>
+                <w:rFonts w:ascii="Times New Roman" w:hAnsi="Times New Roman" w:cs="Times New Roman"/>
+              </w:rPr>
+              <w:t>Quantitative</w:t>
+            </w:r>
+          </w:p>
+        </w:tc>
+        <w:tc>
+          <w:tcPr>
+            <w:tcW w:w="745" w:type="pct"/>
+            <w:vAlign w:val="center"/>
+          </w:tcPr>
+          <w:p>
+            <w:pPr>
+              <w:jc w:val="center"/>
+              <w:rPr>
+                <w:rFonts w:ascii="Times New Roman" w:hAnsi="Times New Roman" w:cs="Times New Roman"/>
+              </w:rPr>
+            </w:pPr>
+            <w:r>
+              <w:rPr>
+                <w:rFonts w:ascii="Times New Roman" w:hAnsi="Times New Roman" w:cs="Times New Roman"/>
+              </w:rPr>
+              <w:t>0.013687</w:t>
+            </w:r>
+          </w:p>
+        </w:tc>
+        <w:tc>
+          <w:tcPr>
+            <w:tcW w:w="746" w:type="pct"/>
+          </w:tcPr>
+          <w:p>
+            <w:pPr>
+              <w:jc w:val="center"/>
+              <w:rPr>
+                <w:rFonts w:ascii="Times New Roman" w:hAnsi="Times New Roman" w:cs="Times New Roman"/>
+              </w:rPr>
+            </w:pPr>
+            <w:r>
+              <w:rPr>
+                <w:rFonts w:ascii="Times New Roman" w:hAnsi="Times New Roman" w:cs="Times New Roman"/>
+              </w:rPr>
+              <w:t>N/A</w:t>
+            </w:r>
+          </w:p>
+        </w:tc>
+        <w:tc>
+          <w:tcPr>
+            <w:tcW w:w="745" w:type="pct"/>
+          </w:tcPr>
+          <w:p>
+            <w:pPr>
+              <w:jc w:val="center"/>
+              <w:rPr>
+                <w:rFonts w:ascii="Times New Roman" w:hAnsi="Times New Roman" w:cs="Times New Roman"/>
+              </w:rPr>
+            </w:pPr>
+            <w:r>
+              <w:rPr>
+                <w:rFonts w:ascii="Times New Roman" w:hAnsi="Times New Roman" w:cs="Times New Roman"/>
+              </w:rPr>
+              <w:t>N/A</w:t>
+            </w:r>
+          </w:p>
+        </w:tc>
+        <w:tc>
+          <w:tcPr>
+            <w:tcW w:w="744" w:type="pct"/>
+          </w:tcPr>
+          <w:p>
+            <w:pPr>
+              <w:jc w:val="center"/>
+              <w:rPr>
+                <w:rFonts w:ascii="Times New Roman" w:hAnsi="Times New Roman" w:cs="Times New Roman"/>
+              </w:rPr>
+            </w:pPr>
+            <w:r>
+              <w:rPr>
+                <w:rFonts w:ascii="Times New Roman" w:hAnsi="Times New Roman" w:cs="Times New Roman"/>
+              </w:rPr>
+              <w:t>0.</w:t>
+            </w:r>
+            <w:r>
+              <w:rPr>
+                <w:rFonts w:ascii="Times New Roman" w:hAnsi="Times New Roman" w:cs="Times New Roman"/>
+              </w:rPr>
+              <w:t>1</w:t>
+            </w:r>
+          </w:p>
+        </w:tc>
+      </w:tr>
+      <w:tr>
+        <w:tc>
+          <w:tcPr>
+            <w:tcW w:w="1274" w:type="pct"/>
+          </w:tcPr>
+          <w:p>
+            <w:pPr>
+              <w:rPr>
+                <w:rFonts w:ascii="Times New Roman" w:hAnsi="Times New Roman" w:cs="Times New Roman"/>
+              </w:rPr>
+            </w:pPr>
+            <w:proofErr w:type="spellStart"/>
+            <w:r>
+              <w:rPr>
+                <w:rFonts w:ascii="Times New Roman" w:hAnsi="Times New Roman" w:cs="Times New Roman"/>
+              </w:rPr>
+              <w:t>Total_Relationship_Count</w:t>
+            </w:r>
+            <w:proofErr w:type="spellEnd"/>
+          </w:p>
+        </w:tc>
+        <w:tc>
+          <w:tcPr>
+            <w:tcW w:w="745" w:type="pct"/>
+          </w:tcPr>
+          <w:p>
+            <w:pPr>
+              <w:jc w:val="center"/>
+              <w:rPr>
+                <w:rFonts w:ascii="Times New Roman" w:hAnsi="Times New Roman" w:cs="Times New Roman"/>
+              </w:rPr>
+            </w:pPr>
+            <w:r>
+              <w:rPr>
+                <w:rFonts w:ascii="Times New Roman" w:hAnsi="Times New Roman" w:cs="Times New Roman"/>
+              </w:rPr>
+              <w:t>Quantitative</w:t>
+            </w:r>
+          </w:p>
+        </w:tc>
+        <w:tc>
+          <w:tcPr>
+            <w:tcW w:w="745" w:type="pct"/>
+            <w:vAlign w:val="center"/>
+          </w:tcPr>
+          <w:p>
+            <w:pPr>
+              <w:jc w:val="center"/>
+              <w:rPr>
+                <w:rFonts w:ascii="Times New Roman" w:hAnsi="Times New Roman" w:cs="Times New Roman"/>
+              </w:rPr>
+            </w:pPr>
+            <w:r>
+              <w:rPr>
+                <w:rFonts w:ascii="Times New Roman" w:hAnsi="Times New Roman" w:cs="Times New Roman"/>
+              </w:rPr>
+              <w:t>-</w:t>
+            </w:r>
+            <w:r>
+              <w:rPr>
+                <w:rFonts w:ascii="Times New Roman" w:hAnsi="Times New Roman" w:cs="Times New Roman"/>
+              </w:rPr>
+              <w:t>0.150005</w:t>
+            </w:r>
+          </w:p>
+        </w:tc>
+        <w:tc>
+          <w:tcPr>
+            <w:tcW w:w="746" w:type="pct"/>
+          </w:tcPr>
+          <w:p>
+            <w:pPr>
+              <w:jc w:val="center"/>
+              <w:rPr>
+                <w:rFonts w:ascii="Times New Roman" w:hAnsi="Times New Roman" w:cs="Times New Roman"/>
+              </w:rPr>
+            </w:pPr>
+            <w:r>
+              <w:rPr>
+                <w:rFonts w:ascii="Times New Roman" w:hAnsi="Times New Roman" w:cs="Times New Roman"/>
+              </w:rPr>
+              <w:t>N/A</w:t>
+            </w:r>
+          </w:p>
+        </w:tc>
+        <w:tc>
+          <w:tcPr>
+            <w:tcW w:w="745" w:type="pct"/>
+          </w:tcPr>
+          <w:p>
+            <w:pPr>
+              <w:jc w:val="center"/>
+              <w:rPr>
+                <w:rFonts w:ascii="Times New Roman" w:hAnsi="Times New Roman" w:cs="Times New Roman"/>
+              </w:rPr>
+            </w:pPr>
+            <w:r>
+              <w:rPr>
+                <w:rFonts w:ascii="Times New Roman" w:hAnsi="Times New Roman" w:cs="Times New Roman"/>
+              </w:rPr>
+              <w:t>N/A</w:t>
+            </w:r>
+          </w:p>
+        </w:tc>
+        <w:tc>
+          <w:tcPr>
+            <w:tcW w:w="744" w:type="pct"/>
+          </w:tcPr>
+          <w:p>
+            <w:pPr>
+              <w:jc w:val="center"/>
+              <w:rPr>
+                <w:rFonts w:ascii="Times New Roman" w:hAnsi="Times New Roman" w:cs="Times New Roman"/>
+              </w:rPr>
+            </w:pPr>
+            <w:r>
+              <w:rPr>
+                <w:rFonts w:ascii="Times New Roman" w:hAnsi="Times New Roman" w:cs="Times New Roman"/>
+              </w:rPr>
+              <w:t>0.</w:t>
+            </w:r>
+            <w:r>
+              <w:rPr>
+                <w:rFonts w:ascii="Times New Roman" w:hAnsi="Times New Roman" w:cs="Times New Roman"/>
+              </w:rPr>
+              <w:t>4</w:t>
+            </w:r>
+          </w:p>
+        </w:tc>
+      </w:tr>
+      <w:tr>
+        <w:tc>
+          <w:tcPr>
+            <w:tcW w:w="1274" w:type="pct"/>
+          </w:tcPr>
+          <w:p>
+            <w:pPr>
+              <w:rPr>
+                <w:rFonts w:ascii="Times New Roman" w:hAnsi="Times New Roman" w:cs="Times New Roman"/>
+              </w:rPr>
+            </w:pPr>
+            <w:r>
+              <w:rPr>
+                <w:rFonts w:ascii="Times New Roman" w:hAnsi="Times New Roman" w:cs="Times New Roman"/>
+              </w:rPr>
+              <w:t>Months_Inactive_12_mon</w:t>
+            </w:r>
+          </w:p>
+        </w:tc>
+        <w:tc>
+          <w:tcPr>
+            <w:tcW w:w="745" w:type="pct"/>
+          </w:tcPr>
+          <w:p>
+            <w:pPr>
+              <w:jc w:val="center"/>
+              <w:rPr>
+                <w:rFonts w:ascii="Times New Roman" w:hAnsi="Times New Roman" w:cs="Times New Roman"/>
+              </w:rPr>
+            </w:pPr>
+            <w:r>
+              <w:rPr>
+                <w:rFonts w:ascii="Times New Roman" w:hAnsi="Times New Roman" w:cs="Times New Roman"/>
+              </w:rPr>
+              <w:t>Quantitative</w:t>
+            </w:r>
+          </w:p>
+        </w:tc>
+        <w:tc>
+          <w:tcPr>
+            <w:tcW w:w="745" w:type="pct"/>
+            <w:vAlign w:val="center"/>
+          </w:tcPr>
+          <w:p>
+            <w:pPr>
+              <w:jc w:val="center"/>
+              <w:rPr>
+                <w:rFonts w:ascii="Times New Roman" w:hAnsi="Times New Roman" w:cs="Times New Roman"/>
+              </w:rPr>
+            </w:pPr>
+            <w:r>
+              <w:rPr>
+                <w:rFonts w:ascii="Times New Roman" w:hAnsi="Times New Roman" w:cs="Times New Roman"/>
+              </w:rPr>
+              <w:t>0.152449</w:t>
+            </w:r>
+          </w:p>
+        </w:tc>
+        <w:tc>
+          <w:tcPr>
+            <w:tcW w:w="746" w:type="pct"/>
+          </w:tcPr>
+          <w:p>
+            <w:pPr>
+              <w:jc w:val="center"/>
+              <w:rPr>
+                <w:rFonts w:ascii="Times New Roman" w:hAnsi="Times New Roman" w:cs="Times New Roman"/>
+              </w:rPr>
+            </w:pPr>
+            <w:r>
+              <w:rPr>
+                <w:rFonts w:ascii="Times New Roman" w:hAnsi="Times New Roman" w:cs="Times New Roman"/>
+              </w:rPr>
+              <w:t>N/A</w:t>
+            </w:r>
+          </w:p>
+        </w:tc>
+        <w:tc>
+          <w:tcPr>
+            <w:tcW w:w="745" w:type="pct"/>
+          </w:tcPr>
+          <w:p>
+            <w:pPr>
+              <w:jc w:val="center"/>
+              <w:rPr>
+                <w:rFonts w:ascii="Times New Roman" w:hAnsi="Times New Roman" w:cs="Times New Roman"/>
+              </w:rPr>
+            </w:pPr>
+            <w:r>
+              <w:rPr>
+                <w:rFonts w:ascii="Times New Roman" w:hAnsi="Times New Roman" w:cs="Times New Roman"/>
+              </w:rPr>
+              <w:t>N/A</w:t>
+            </w:r>
+          </w:p>
+        </w:tc>
+        <w:tc>
+          <w:tcPr>
+            <w:tcW w:w="744" w:type="pct"/>
+          </w:tcPr>
+          <w:p>
+            <w:pPr>
+              <w:jc w:val="center"/>
+              <w:rPr>
+                <w:rFonts w:ascii="Times New Roman" w:hAnsi="Times New Roman" w:cs="Times New Roman"/>
+              </w:rPr>
+            </w:pPr>
+            <w:r>
+              <w:rPr>
+                <w:rFonts w:ascii="Times New Roman" w:hAnsi="Times New Roman" w:cs="Times New Roman"/>
+              </w:rPr>
+              <w:t>0.4</w:t>
+            </w:r>
+          </w:p>
+        </w:tc>
+      </w:tr>
+      <w:tr>
+        <w:tc>
+          <w:tcPr>
+            <w:tcW w:w="1274" w:type="pct"/>
+          </w:tcPr>
+          <w:p>
+            <w:pPr>
+              <w:rPr>
+                <w:rFonts w:ascii="Times New Roman" w:hAnsi="Times New Roman" w:cs="Times New Roman"/>
+              </w:rPr>
+            </w:pPr>
+            <w:r>
+              <w:rPr>
+                <w:rFonts w:ascii="Times New Roman" w:hAnsi="Times New Roman" w:cs="Times New Roman"/>
+              </w:rPr>
+              <w:t>Contacts_Count_12_mon</w:t>
+            </w:r>
+          </w:p>
+        </w:tc>
+        <w:tc>
+          <w:tcPr>
+            <w:tcW w:w="745" w:type="pct"/>
+          </w:tcPr>
+          <w:p>
+            <w:pPr>
+              <w:jc w:val="center"/>
+              <w:rPr>
+                <w:rFonts w:ascii="Times New Roman" w:hAnsi="Times New Roman" w:cs="Times New Roman"/>
+              </w:rPr>
+            </w:pPr>
+            <w:r>
+              <w:rPr>
+                <w:rFonts w:ascii="Times New Roman" w:hAnsi="Times New Roman" w:cs="Times New Roman"/>
+              </w:rPr>
+              <w:t>Quantitative</w:t>
+            </w:r>
+          </w:p>
+        </w:tc>
+        <w:tc>
+          <w:tcPr>
+            <w:tcW w:w="745" w:type="pct"/>
+            <w:vAlign w:val="center"/>
+          </w:tcPr>
+          <w:p>
+            <w:pPr>
+              <w:jc w:val="center"/>
+              <w:rPr>
+                <w:rFonts w:ascii="Times New Roman" w:hAnsi="Times New Roman" w:cs="Times New Roman"/>
+              </w:rPr>
+            </w:pPr>
+            <w:r>
+              <w:rPr>
+                <w:rFonts w:ascii="Times New Roman" w:hAnsi="Times New Roman" w:cs="Times New Roman"/>
+              </w:rPr>
+              <w:t>0.204491</w:t>
+            </w:r>
+          </w:p>
+        </w:tc>
+        <w:tc>
+          <w:tcPr>
+            <w:tcW w:w="746" w:type="pct"/>
+          </w:tcPr>
+          <w:p>
+            <w:pPr>
+              <w:jc w:val="center"/>
+              <w:rPr>
+                <w:rFonts w:ascii="Times New Roman" w:hAnsi="Times New Roman" w:cs="Times New Roman"/>
+              </w:rPr>
+            </w:pPr>
+            <w:r>
+              <w:rPr>
+                <w:rFonts w:ascii="Times New Roman" w:hAnsi="Times New Roman" w:cs="Times New Roman"/>
+              </w:rPr>
+              <w:t>N/A</w:t>
+            </w:r>
+          </w:p>
+        </w:tc>
+        <w:tc>
+          <w:tcPr>
+            <w:tcW w:w="745" w:type="pct"/>
+          </w:tcPr>
+          <w:p>
+            <w:pPr>
+              <w:jc w:val="center"/>
+              <w:rPr>
+                <w:rFonts w:ascii="Times New Roman" w:hAnsi="Times New Roman" w:cs="Times New Roman"/>
+              </w:rPr>
+            </w:pPr>
+            <w:r>
+              <w:rPr>
+                <w:rFonts w:ascii="Times New Roman" w:hAnsi="Times New Roman" w:cs="Times New Roman"/>
+              </w:rPr>
+              <w:t>N/A</w:t>
+            </w:r>
+          </w:p>
+        </w:tc>
+        <w:tc>
+          <w:tcPr>
+            <w:tcW w:w="744" w:type="pct"/>
+          </w:tcPr>
+          <w:p>
+            <w:pPr>
+              <w:jc w:val="center"/>
+              <w:rPr>
+                <w:rFonts w:ascii="Times New Roman" w:hAnsi="Times New Roman" w:cs="Times New Roman"/>
+              </w:rPr>
+            </w:pPr>
+            <w:r>
+              <w:rPr>
+                <w:rFonts w:ascii="Times New Roman" w:hAnsi="Times New Roman" w:cs="Times New Roman"/>
+              </w:rPr>
+              <w:t>0.6</w:t>
+            </w:r>
+          </w:p>
+        </w:tc>
+      </w:tr>
+      <w:tr>
+        <w:tc>
+          <w:tcPr>
+            <w:tcW w:w="1274" w:type="pct"/>
+          </w:tcPr>
+          <w:p>
+            <w:pPr>
+              <w:rPr>
+                <w:rFonts w:ascii="Times New Roman" w:hAnsi="Times New Roman" w:cs="Times New Roman"/>
+              </w:rPr>
+            </w:pPr>
+            <w:proofErr w:type="spellStart"/>
+            <w:r>
+              <w:rPr>
+                <w:rFonts w:ascii="Times New Roman" w:hAnsi="Times New Roman" w:cs="Times New Roman"/>
+              </w:rPr>
+              <w:t>Credit_Limit</w:t>
+            </w:r>
+            <w:proofErr w:type="spellEnd"/>
+          </w:p>
+        </w:tc>
+        <w:tc>
+          <w:tcPr>
+            <w:tcW w:w="745" w:type="pct"/>
+          </w:tcPr>
+          <w:p>
+            <w:pPr>
+              <w:jc w:val="center"/>
+              <w:rPr>
+                <w:rFonts w:ascii="Times New Roman" w:hAnsi="Times New Roman" w:cs="Times New Roman"/>
+              </w:rPr>
+            </w:pPr>
+            <w:r>
+              <w:rPr>
+                <w:rFonts w:ascii="Times New Roman" w:hAnsi="Times New Roman" w:cs="Times New Roman"/>
+              </w:rPr>
+              <w:t>Quantitative</w:t>
+            </w:r>
+          </w:p>
+        </w:tc>
+        <w:tc>
+          <w:tcPr>
+            <w:tcW w:w="745" w:type="pct"/>
+            <w:vAlign w:val="center"/>
+          </w:tcPr>
+          <w:p>
+            <w:pPr>
+              <w:jc w:val="center"/>
+              <w:rPr>
+                <w:rFonts w:ascii="Times New Roman" w:hAnsi="Times New Roman" w:cs="Times New Roman"/>
+              </w:rPr>
+            </w:pPr>
+            <w:r>
+              <w:rPr>
+                <w:rFonts w:ascii="Times New Roman" w:hAnsi="Times New Roman" w:cs="Times New Roman"/>
+              </w:rPr>
+              <w:t>-0.023873</w:t>
+            </w:r>
+          </w:p>
+        </w:tc>
+        <w:tc>
+          <w:tcPr>
+            <w:tcW w:w="746" w:type="pct"/>
+          </w:tcPr>
+          <w:p>
+            <w:pPr>
+              <w:jc w:val="center"/>
+              <w:rPr>
+                <w:rFonts w:ascii="Times New Roman" w:hAnsi="Times New Roman" w:cs="Times New Roman"/>
+              </w:rPr>
+            </w:pPr>
+            <w:r>
+              <w:rPr>
+                <w:rFonts w:ascii="Times New Roman" w:hAnsi="Times New Roman" w:cs="Times New Roman"/>
+              </w:rPr>
+              <w:t>N/A</w:t>
+            </w:r>
+          </w:p>
+        </w:tc>
+        <w:tc>
+          <w:tcPr>
+            <w:tcW w:w="745" w:type="pct"/>
+          </w:tcPr>
+          <w:p>
+            <w:pPr>
+              <w:jc w:val="center"/>
+              <w:rPr>
+                <w:rFonts w:ascii="Times New Roman" w:hAnsi="Times New Roman" w:cs="Times New Roman"/>
+              </w:rPr>
+            </w:pPr>
+            <w:r>
+              <w:rPr>
+                <w:rFonts w:ascii="Times New Roman" w:hAnsi="Times New Roman" w:cs="Times New Roman"/>
+              </w:rPr>
+              <w:t>N/A</w:t>
+            </w:r>
+          </w:p>
+        </w:tc>
+        <w:tc>
+          <w:tcPr>
+            <w:tcW w:w="744" w:type="pct"/>
+          </w:tcPr>
+          <w:p>
+            <w:pPr>
+              <w:jc w:val="center"/>
+              <w:rPr>
+                <w:rFonts w:ascii="Times New Roman" w:hAnsi="Times New Roman" w:cs="Times New Roman"/>
+              </w:rPr>
+            </w:pPr>
+            <w:r>
+              <w:rPr>
+                <w:rFonts w:ascii="Times New Roman" w:hAnsi="Times New Roman" w:cs="Times New Roman"/>
+              </w:rPr>
+              <w:t>0.3</w:t>
+            </w:r>
+          </w:p>
+        </w:tc>
+      </w:tr>
+      <w:tr>
+        <w:tc>
+          <w:tcPr>
+            <w:tcW w:w="1274" w:type="pct"/>
+          </w:tcPr>
+          <w:p>
+            <w:pPr>
+              <w:rPr>
+                <w:rFonts w:ascii="Times New Roman" w:hAnsi="Times New Roman" w:cs="Times New Roman"/>
+              </w:rPr>
+            </w:pPr>
+            <w:proofErr w:type="spellStart"/>
+            <w:r>
+              <w:rPr>
+                <w:rFonts w:ascii="Times New Roman" w:hAnsi="Times New Roman" w:cs="Times New Roman"/>
+              </w:rPr>
+              <w:t>Total_Revolving_Bal</w:t>
+            </w:r>
+            <w:proofErr w:type="spellEnd"/>
+          </w:p>
+        </w:tc>
+        <w:tc>
+          <w:tcPr>
+            <w:tcW w:w="745" w:type="pct"/>
+          </w:tcPr>
+          <w:p>
+            <w:pPr>
+              <w:jc w:val="center"/>
+              <w:rPr>
+                <w:rFonts w:ascii="Times New Roman" w:hAnsi="Times New Roman" w:cs="Times New Roman"/>
+              </w:rPr>
+            </w:pPr>
+            <w:r>
+              <w:rPr>
+                <w:rFonts w:ascii="Times New Roman" w:hAnsi="Times New Roman" w:cs="Times New Roman"/>
+              </w:rPr>
+              <w:t>Quantitative</w:t>
+            </w:r>
+          </w:p>
+        </w:tc>
+        <w:tc>
+          <w:tcPr>
+            <w:tcW w:w="745" w:type="pct"/>
+            <w:vAlign w:val="center"/>
+          </w:tcPr>
+          <w:p>
+            <w:pPr>
+              <w:jc w:val="center"/>
+              <w:rPr>
+                <w:rFonts w:ascii="Times New Roman" w:hAnsi="Times New Roman" w:cs="Times New Roman"/>
+              </w:rPr>
+            </w:pPr>
+            <w:r>
+              <w:rPr>
+                <w:rFonts w:ascii="Times New Roman" w:hAnsi="Times New Roman" w:cs="Times New Roman"/>
+              </w:rPr>
+              <w:t>-0.263053</w:t>
+            </w:r>
+          </w:p>
+        </w:tc>
+        <w:tc>
+          <w:tcPr>
+            <w:tcW w:w="746" w:type="pct"/>
+          </w:tcPr>
+          <w:p>
+            <w:pPr>
+              <w:jc w:val="center"/>
+              <w:rPr>
+                <w:rFonts w:ascii="Times New Roman" w:hAnsi="Times New Roman" w:cs="Times New Roman"/>
+              </w:rPr>
+            </w:pPr>
+            <w:r>
+              <w:rPr>
+                <w:rFonts w:ascii="Times New Roman" w:hAnsi="Times New Roman" w:cs="Times New Roman"/>
+              </w:rPr>
+              <w:t>N/A</w:t>
+            </w:r>
+          </w:p>
+        </w:tc>
+        <w:tc>
+          <w:tcPr>
+            <w:tcW w:w="745" w:type="pct"/>
+          </w:tcPr>
+          <w:p>
+            <w:pPr>
+              <w:jc w:val="center"/>
+              <w:rPr>
+                <w:rFonts w:ascii="Times New Roman" w:hAnsi="Times New Roman" w:cs="Times New Roman"/>
+              </w:rPr>
+            </w:pPr>
+            <w:r>
+              <w:rPr>
+                <w:rFonts w:ascii="Times New Roman" w:hAnsi="Times New Roman" w:cs="Times New Roman"/>
+              </w:rPr>
+              <w:t>N/A</w:t>
+            </w:r>
+          </w:p>
+        </w:tc>
+        <w:tc>
+          <w:tcPr>
+            <w:tcW w:w="744" w:type="pct"/>
+          </w:tcPr>
+          <w:p>
+            <w:pPr>
+              <w:jc w:val="center"/>
+              <w:rPr>
+                <w:rFonts w:ascii="Times New Roman" w:hAnsi="Times New Roman" w:cs="Times New Roman"/>
+              </w:rPr>
+            </w:pPr>
+            <w:r>
+              <w:rPr>
+                <w:rFonts w:ascii="Times New Roman" w:hAnsi="Times New Roman" w:cs="Times New Roman"/>
+              </w:rPr>
+              <w:t>0.</w:t>
+            </w:r>
+            <w:r>
+              <w:rPr>
+                <w:rFonts w:ascii="Times New Roman" w:hAnsi="Times New Roman" w:cs="Times New Roman"/>
+              </w:rPr>
+              <w:t>9</w:t>
+            </w:r>
+          </w:p>
+        </w:tc>
+      </w:tr>
+      <w:tr>
+        <w:tc>
+          <w:tcPr>
+            <w:tcW w:w="1274" w:type="pct"/>
+          </w:tcPr>
+          <w:p>
+            <w:pPr>
+              <w:rPr>
+                <w:rFonts w:ascii="Times New Roman" w:hAnsi="Times New Roman" w:cs="Times New Roman"/>
+              </w:rPr>
+            </w:pPr>
+            <w:proofErr w:type="spellStart"/>
+            <w:r>
+              <w:rPr>
+                <w:rFonts w:ascii="Times New Roman" w:hAnsi="Times New Roman" w:cs="Times New Roman"/>
+              </w:rPr>
+              <w:t>Avg_Open_To_Buy</w:t>
+            </w:r>
+            <w:proofErr w:type="spellEnd"/>
+          </w:p>
+        </w:tc>
+        <w:tc>
+          <w:tcPr>
+            <w:tcW w:w="745" w:type="pct"/>
+          </w:tcPr>
+          <w:p>
+            <w:pPr>
+              <w:jc w:val="center"/>
+              <w:rPr>
+                <w:rFonts w:ascii="Times New Roman" w:hAnsi="Times New Roman" w:cs="Times New Roman"/>
+              </w:rPr>
+            </w:pPr>
+            <w:r>
+              <w:rPr>
+                <w:rFonts w:ascii="Times New Roman" w:hAnsi="Times New Roman" w:cs="Times New Roman"/>
+              </w:rPr>
+              <w:t>Quantitative</w:t>
+            </w:r>
+          </w:p>
+        </w:tc>
+        <w:tc>
+          <w:tcPr>
+            <w:tcW w:w="745" w:type="pct"/>
+            <w:vAlign w:val="center"/>
+          </w:tcPr>
+          <w:p>
+            <w:pPr>
+              <w:jc w:val="center"/>
+              <w:rPr>
+                <w:rFonts w:ascii="Times New Roman" w:hAnsi="Times New Roman" w:cs="Times New Roman"/>
+              </w:rPr>
+            </w:pPr>
+            <w:r>
+              <w:rPr>
+                <w:rFonts w:ascii="Times New Roman" w:hAnsi="Times New Roman" w:cs="Times New Roman"/>
+              </w:rPr>
+              <w:t>-</w:t>
+            </w:r>
+            <w:r>
+              <w:rPr>
+                <w:rFonts w:ascii="Times New Roman" w:hAnsi="Times New Roman" w:cs="Times New Roman"/>
+              </w:rPr>
+              <w:t>0.000285</w:t>
+            </w:r>
+          </w:p>
+        </w:tc>
+        <w:tc>
+          <w:tcPr>
+            <w:tcW w:w="746" w:type="pct"/>
+          </w:tcPr>
+          <w:p>
+            <w:pPr>
+              <w:jc w:val="center"/>
+              <w:rPr>
+                <w:rFonts w:ascii="Times New Roman" w:hAnsi="Times New Roman" w:cs="Times New Roman"/>
+              </w:rPr>
+            </w:pPr>
+            <w:r>
+              <w:rPr>
+                <w:rFonts w:ascii="Times New Roman" w:hAnsi="Times New Roman" w:cs="Times New Roman"/>
+              </w:rPr>
+              <w:t>N/A</w:t>
+            </w:r>
+          </w:p>
+        </w:tc>
+        <w:tc>
+          <w:tcPr>
+            <w:tcW w:w="745" w:type="pct"/>
+          </w:tcPr>
+          <w:p>
+            <w:pPr>
+              <w:jc w:val="center"/>
+              <w:rPr>
+                <w:rFonts w:ascii="Times New Roman" w:hAnsi="Times New Roman" w:cs="Times New Roman"/>
+              </w:rPr>
+            </w:pPr>
+            <w:r>
+              <w:rPr>
+                <w:rFonts w:ascii="Times New Roman" w:hAnsi="Times New Roman" w:cs="Times New Roman"/>
+              </w:rPr>
+              <w:t>N/A</w:t>
+            </w:r>
+          </w:p>
+        </w:tc>
+        <w:tc>
+          <w:tcPr>
+            <w:tcW w:w="744" w:type="pct"/>
+          </w:tcPr>
+          <w:p>
+            <w:pPr>
+              <w:jc w:val="center"/>
+              <w:rPr>
+                <w:rFonts w:ascii="Times New Roman" w:hAnsi="Times New Roman" w:cs="Times New Roman"/>
+              </w:rPr>
+            </w:pPr>
+            <w:r>
+              <w:rPr>
+                <w:rFonts w:ascii="Times New Roman" w:hAnsi="Times New Roman" w:cs="Times New Roman"/>
+              </w:rPr>
+              <w:t>0.1</w:t>
+            </w:r>
+          </w:p>
+        </w:tc>
+      </w:tr>
+      <w:tr>
+        <w:tc>
+          <w:tcPr>
+            <w:tcW w:w="1274" w:type="pct"/>
+          </w:tcPr>
+          <w:p>
+            <w:pPr>
+              <w:rPr>
+                <w:rFonts w:ascii="Times New Roman" w:hAnsi="Times New Roman" w:cs="Times New Roman"/>
+              </w:rPr>
+            </w:pPr>
+            <w:r>
+              <w:rPr>
+                <w:rFonts w:ascii="Times New Roman" w:hAnsi="Times New Roman" w:cs="Times New Roman"/>
+              </w:rPr>
+              <w:t>Total_Amt_Chng_Q4_Q1</w:t>
+            </w:r>
+          </w:p>
+        </w:tc>
+        <w:tc>
+          <w:tcPr>
+            <w:tcW w:w="745" w:type="pct"/>
+          </w:tcPr>
+          <w:p>
+            <w:pPr>
+              <w:jc w:val="center"/>
+              <w:rPr>
+                <w:rFonts w:ascii="Times New Roman" w:hAnsi="Times New Roman" w:cs="Times New Roman"/>
+              </w:rPr>
+            </w:pPr>
+            <w:r>
+              <w:rPr>
+                <w:rFonts w:ascii="Times New Roman" w:hAnsi="Times New Roman" w:cs="Times New Roman"/>
+              </w:rPr>
+              <w:t>Quantitative</w:t>
+            </w:r>
+          </w:p>
+        </w:tc>
+        <w:tc>
+          <w:tcPr>
+            <w:tcW w:w="745" w:type="pct"/>
+            <w:vAlign w:val="center"/>
+          </w:tcPr>
+          <w:p>
+            <w:pPr>
+              <w:jc w:val="center"/>
+              <w:rPr>
+                <w:rFonts w:ascii="Times New Roman" w:hAnsi="Times New Roman" w:cs="Times New Roman"/>
+              </w:rPr>
+            </w:pPr>
+            <w:r>
+              <w:rPr>
+                <w:rFonts w:ascii="Times New Roman" w:hAnsi="Times New Roman" w:cs="Times New Roman"/>
+              </w:rPr>
+              <w:t>-</w:t>
+            </w:r>
+            <w:r>
+              <w:rPr>
+                <w:rFonts w:ascii="Times New Roman" w:hAnsi="Times New Roman" w:cs="Times New Roman"/>
+              </w:rPr>
+              <w:t>0.131063</w:t>
+            </w:r>
+          </w:p>
+        </w:tc>
+        <w:tc>
+          <w:tcPr>
+            <w:tcW w:w="746" w:type="pct"/>
+          </w:tcPr>
+          <w:p>
+            <w:pPr>
+              <w:jc w:val="center"/>
+              <w:rPr>
+                <w:rFonts w:ascii="Times New Roman" w:hAnsi="Times New Roman" w:cs="Times New Roman"/>
+              </w:rPr>
+            </w:pPr>
+            <w:r>
+              <w:rPr>
+                <w:rFonts w:ascii="Times New Roman" w:hAnsi="Times New Roman" w:cs="Times New Roman"/>
+              </w:rPr>
+              <w:t>N/A</w:t>
+            </w:r>
+          </w:p>
+        </w:tc>
+        <w:tc>
+          <w:tcPr>
+            <w:tcW w:w="745" w:type="pct"/>
+          </w:tcPr>
+          <w:p>
+            <w:pPr>
+              <w:jc w:val="center"/>
+              <w:rPr>
+                <w:rFonts w:ascii="Times New Roman" w:hAnsi="Times New Roman" w:cs="Times New Roman"/>
+              </w:rPr>
+            </w:pPr>
+            <w:r>
+              <w:rPr>
+                <w:rFonts w:ascii="Times New Roman" w:hAnsi="Times New Roman" w:cs="Times New Roman"/>
+              </w:rPr>
+              <w:t>N/A</w:t>
+            </w:r>
+          </w:p>
+        </w:tc>
+        <w:tc>
+          <w:tcPr>
+            <w:tcW w:w="744" w:type="pct"/>
+          </w:tcPr>
+          <w:p>
+            <w:pPr>
+              <w:jc w:val="center"/>
+              <w:rPr>
+                <w:rFonts w:ascii="Times New Roman" w:hAnsi="Times New Roman" w:cs="Times New Roman"/>
+              </w:rPr>
+            </w:pPr>
+            <w:r>
+              <w:rPr>
+                <w:rFonts w:ascii="Times New Roman" w:hAnsi="Times New Roman" w:cs="Times New Roman"/>
+              </w:rPr>
+              <w:t>0.</w:t>
+            </w:r>
+            <w:r>
+              <w:rPr>
+                <w:rFonts w:ascii="Times New Roman" w:hAnsi="Times New Roman" w:cs="Times New Roman"/>
+              </w:rPr>
+              <w:t>5</w:t>
+            </w:r>
+          </w:p>
+        </w:tc>
+      </w:tr>
+      <w:tr>
+        <w:tc>
+          <w:tcPr>
+            <w:tcW w:w="1274" w:type="pct"/>
+          </w:tcPr>
+          <w:p>
+            <w:pPr>
+              <w:rPr>
+                <w:rFonts w:ascii="Times New Roman" w:hAnsi="Times New Roman" w:cs="Times New Roman"/>
+              </w:rPr>
+            </w:pPr>
+            <w:proofErr w:type="spellStart"/>
+            <w:r>
+              <w:rPr>
+                <w:rFonts w:ascii="Times New Roman" w:hAnsi="Times New Roman" w:cs="Times New Roman"/>
+              </w:rPr>
+              <w:t>Total_Trans_Amt</w:t>
+            </w:r>
+            <w:proofErr w:type="spellEnd"/>
+          </w:p>
+        </w:tc>
+        <w:tc>
+          <w:tcPr>
+            <w:tcW w:w="745" w:type="pct"/>
+          </w:tcPr>
+          <w:p>
+            <w:pPr>
+              <w:jc w:val="center"/>
+              <w:rPr>
+                <w:rFonts w:ascii="Times New Roman" w:hAnsi="Times New Roman" w:cs="Times New Roman"/>
+              </w:rPr>
+            </w:pPr>
+            <w:r>
+              <w:rPr>
+                <w:rFonts w:ascii="Times New Roman" w:hAnsi="Times New Roman" w:cs="Times New Roman"/>
+              </w:rPr>
+              <w:t>Quantitative</w:t>
+            </w:r>
+          </w:p>
+        </w:tc>
+        <w:tc>
+          <w:tcPr>
+            <w:tcW w:w="745" w:type="pct"/>
+            <w:vAlign w:val="center"/>
+          </w:tcPr>
+          <w:p>
+            <w:pPr>
+              <w:jc w:val="center"/>
+              <w:rPr>
+                <w:rFonts w:ascii="Times New Roman" w:hAnsi="Times New Roman" w:cs="Times New Roman"/>
+              </w:rPr>
+            </w:pPr>
+            <w:r>
+              <w:rPr>
+                <w:rFonts w:ascii="Times New Roman" w:hAnsi="Times New Roman" w:cs="Times New Roman"/>
+              </w:rPr>
+              <w:t>-</w:t>
+            </w:r>
+            <w:r>
+              <w:rPr>
+                <w:rFonts w:ascii="Times New Roman" w:hAnsi="Times New Roman" w:cs="Times New Roman"/>
+              </w:rPr>
+              <w:t>0.168598</w:t>
+            </w:r>
+          </w:p>
+        </w:tc>
+        <w:tc>
+          <w:tcPr>
+            <w:tcW w:w="746" w:type="pct"/>
+          </w:tcPr>
+          <w:p>
+            <w:pPr>
+              <w:jc w:val="center"/>
+              <w:rPr>
+                <w:rFonts w:ascii="Times New Roman" w:hAnsi="Times New Roman" w:cs="Times New Roman"/>
+              </w:rPr>
+            </w:pPr>
+            <w:r>
+              <w:rPr>
+                <w:rFonts w:ascii="Times New Roman" w:hAnsi="Times New Roman" w:cs="Times New Roman"/>
+              </w:rPr>
+              <w:t>N/A</w:t>
+            </w:r>
+          </w:p>
+        </w:tc>
+        <w:tc>
+          <w:tcPr>
+            <w:tcW w:w="745" w:type="pct"/>
+          </w:tcPr>
+          <w:p>
+            <w:pPr>
+              <w:jc w:val="center"/>
+              <w:rPr>
+                <w:rFonts w:ascii="Times New Roman" w:hAnsi="Times New Roman" w:cs="Times New Roman"/>
+              </w:rPr>
+            </w:pPr>
+            <w:r>
+              <w:rPr>
+                <w:rFonts w:ascii="Times New Roman" w:hAnsi="Times New Roman" w:cs="Times New Roman"/>
+              </w:rPr>
+              <w:t>N/A</w:t>
+            </w:r>
+          </w:p>
+        </w:tc>
+        <w:tc>
+          <w:tcPr>
+            <w:tcW w:w="744" w:type="pct"/>
+          </w:tcPr>
+          <w:p>
+            <w:pPr>
+              <w:jc w:val="center"/>
+              <w:rPr>
+                <w:rFonts w:ascii="Times New Roman" w:hAnsi="Times New Roman" w:cs="Times New Roman"/>
+              </w:rPr>
+            </w:pPr>
+            <w:r>
+              <w:rPr>
+                <w:rFonts w:ascii="Times New Roman" w:hAnsi="Times New Roman" w:cs="Times New Roman"/>
+              </w:rPr>
+              <w:t>0.6</w:t>
+            </w:r>
+          </w:p>
+        </w:tc>
+      </w:tr>
+      <w:tr>
+        <w:tc>
+          <w:tcPr>
+            <w:tcW w:w="1274" w:type="pct"/>
+          </w:tcPr>
+          <w:p>
+            <w:pPr>
+              <w:rPr>
+                <w:rFonts w:ascii="Times New Roman" w:hAnsi="Times New Roman" w:cs="Times New Roman"/>
+              </w:rPr>
+            </w:pPr>
+            <w:proofErr w:type="spellStart"/>
+            <w:r>
+              <w:rPr>
+                <w:rFonts w:ascii="Times New Roman" w:hAnsi="Times New Roman" w:cs="Times New Roman"/>
+              </w:rPr>
+              <w:t>Total_Trans_Ct</w:t>
+            </w:r>
+            <w:proofErr w:type="spellEnd"/>
+          </w:p>
+        </w:tc>
+        <w:tc>
+          <w:tcPr>
+            <w:tcW w:w="745" w:type="pct"/>
+          </w:tcPr>
+          <w:p>
+            <w:pPr>
+              <w:jc w:val="center"/>
+              <w:rPr>
+                <w:rFonts w:ascii="Times New Roman" w:hAnsi="Times New Roman" w:cs="Times New Roman"/>
+              </w:rPr>
+            </w:pPr>
+            <w:r>
+              <w:rPr>
+                <w:rFonts w:ascii="Times New Roman" w:hAnsi="Times New Roman" w:cs="Times New Roman"/>
+              </w:rPr>
+              <w:t>Quantitative</w:t>
+            </w:r>
+          </w:p>
+        </w:tc>
+        <w:tc>
+          <w:tcPr>
+            <w:tcW w:w="745" w:type="pct"/>
+            <w:vAlign w:val="center"/>
+          </w:tcPr>
+          <w:p>
+            <w:pPr>
+              <w:jc w:val="center"/>
+              <w:rPr>
+                <w:rFonts w:ascii="Times New Roman" w:hAnsi="Times New Roman" w:cs="Times New Roman"/>
+              </w:rPr>
+            </w:pPr>
+            <w:r>
+              <w:rPr>
+                <w:rFonts w:ascii="Times New Roman" w:hAnsi="Times New Roman" w:cs="Times New Roman"/>
+              </w:rPr>
+              <w:t>-</w:t>
+            </w:r>
+            <w:r>
+              <w:rPr>
+                <w:rFonts w:ascii="Times New Roman" w:hAnsi="Times New Roman" w:cs="Times New Roman"/>
+              </w:rPr>
+              <w:t>0.371403</w:t>
+            </w:r>
+          </w:p>
+        </w:tc>
+        <w:tc>
+          <w:tcPr>
+            <w:tcW w:w="746" w:type="pct"/>
+          </w:tcPr>
+          <w:p>
+            <w:pPr>
+              <w:jc w:val="center"/>
+              <w:rPr>
+                <w:rFonts w:ascii="Times New Roman" w:hAnsi="Times New Roman" w:cs="Times New Roman"/>
+              </w:rPr>
+            </w:pPr>
+            <w:r>
+              <w:rPr>
+                <w:rFonts w:ascii="Times New Roman" w:hAnsi="Times New Roman" w:cs="Times New Roman"/>
+              </w:rPr>
+              <w:t>N/A</w:t>
+            </w:r>
+          </w:p>
+        </w:tc>
+        <w:tc>
+          <w:tcPr>
+            <w:tcW w:w="745" w:type="pct"/>
+          </w:tcPr>
+          <w:p>
+            <w:pPr>
+              <w:jc w:val="center"/>
+              <w:rPr>
+                <w:rFonts w:ascii="Times New Roman" w:hAnsi="Times New Roman" w:cs="Times New Roman"/>
+              </w:rPr>
+            </w:pPr>
+            <w:r>
+              <w:rPr>
+                <w:rFonts w:ascii="Times New Roman" w:hAnsi="Times New Roman" w:cs="Times New Roman"/>
+              </w:rPr>
+              <w:t>N/A</w:t>
+            </w:r>
+          </w:p>
+        </w:tc>
+        <w:tc>
+          <w:tcPr>
+            <w:tcW w:w="744" w:type="pct"/>
+          </w:tcPr>
+          <w:p>
+            <w:pPr>
+              <w:jc w:val="center"/>
+              <w:rPr>
+                <w:rFonts w:ascii="Times New Roman" w:hAnsi="Times New Roman" w:cs="Times New Roman"/>
+              </w:rPr>
+            </w:pPr>
+            <w:r>
+              <w:rPr>
+                <w:rFonts w:ascii="Times New Roman" w:hAnsi="Times New Roman" w:cs="Times New Roman"/>
+              </w:rPr>
+              <w:t>0.9</w:t>
+            </w:r>
+          </w:p>
+        </w:tc>
+      </w:tr>
+      <w:tr>
+        <w:tc>
+          <w:tcPr>
+            <w:tcW w:w="1274" w:type="pct"/>
+          </w:tcPr>
+          <w:p>
+            <w:pPr>
+              <w:rPr>
+                <w:rFonts w:ascii="Times New Roman" w:hAnsi="Times New Roman" w:cs="Times New Roman"/>
+              </w:rPr>
+            </w:pPr>
+            <w:r>
+              <w:rPr>
+                <w:rFonts w:ascii="Times New Roman" w:hAnsi="Times New Roman" w:cs="Times New Roman"/>
+              </w:rPr>
+              <w:t>Total_Ct_Chng_Q4_Q1</w:t>
+            </w:r>
+          </w:p>
+        </w:tc>
+        <w:tc>
+          <w:tcPr>
+            <w:tcW w:w="745" w:type="pct"/>
+          </w:tcPr>
+          <w:p>
+            <w:pPr>
+              <w:jc w:val="center"/>
+              <w:rPr>
+                <w:rFonts w:ascii="Times New Roman" w:hAnsi="Times New Roman" w:cs="Times New Roman"/>
+              </w:rPr>
+            </w:pPr>
+            <w:r>
+              <w:rPr>
+                <w:rFonts w:ascii="Times New Roman" w:hAnsi="Times New Roman" w:cs="Times New Roman"/>
+              </w:rPr>
+              <w:t>Quantitative</w:t>
+            </w:r>
+          </w:p>
+        </w:tc>
+        <w:tc>
+          <w:tcPr>
+            <w:tcW w:w="745" w:type="pct"/>
+            <w:vAlign w:val="center"/>
+          </w:tcPr>
+          <w:p>
+            <w:pPr>
+              <w:jc w:val="center"/>
+              <w:rPr>
+                <w:rFonts w:ascii="Times New Roman" w:hAnsi="Times New Roman" w:cs="Times New Roman"/>
+              </w:rPr>
+            </w:pPr>
+            <w:r>
+              <w:rPr>
+                <w:rFonts w:ascii="Times New Roman" w:hAnsi="Times New Roman" w:cs="Times New Roman"/>
+              </w:rPr>
+              <w:t>-</w:t>
+            </w:r>
+            <w:r>
+              <w:rPr>
+                <w:rFonts w:ascii="Times New Roman" w:hAnsi="Times New Roman" w:cs="Times New Roman"/>
+              </w:rPr>
+              <w:t>0.290054</w:t>
+            </w:r>
+          </w:p>
+        </w:tc>
+        <w:tc>
+          <w:tcPr>
+            <w:tcW w:w="746" w:type="pct"/>
+          </w:tcPr>
+          <w:p>
+            <w:pPr>
+              <w:jc w:val="center"/>
+              <w:rPr>
+                <w:rFonts w:ascii="Times New Roman" w:hAnsi="Times New Roman" w:cs="Times New Roman"/>
+              </w:rPr>
+            </w:pPr>
+            <w:r>
+              <w:rPr>
+                <w:rFonts w:ascii="Times New Roman" w:hAnsi="Times New Roman" w:cs="Times New Roman"/>
+              </w:rPr>
+              <w:t>N/A</w:t>
+            </w:r>
+          </w:p>
+        </w:tc>
+        <w:tc>
+          <w:tcPr>
+            <w:tcW w:w="745" w:type="pct"/>
+          </w:tcPr>
+          <w:p>
+            <w:pPr>
+              <w:jc w:val="center"/>
+              <w:rPr>
+                <w:rFonts w:ascii="Times New Roman" w:hAnsi="Times New Roman" w:cs="Times New Roman"/>
+              </w:rPr>
+            </w:pPr>
+            <w:r>
+              <w:rPr>
+                <w:rFonts w:ascii="Times New Roman" w:hAnsi="Times New Roman" w:cs="Times New Roman"/>
+              </w:rPr>
+              <w:t>N/A</w:t>
+            </w:r>
+          </w:p>
+        </w:tc>
+        <w:tc>
+          <w:tcPr>
+            <w:tcW w:w="744" w:type="pct"/>
+          </w:tcPr>
+          <w:p>
+            <w:pPr>
+              <w:jc w:val="center"/>
+              <w:rPr>
+                <w:rFonts w:ascii="Times New Roman" w:hAnsi="Times New Roman" w:cs="Times New Roman"/>
+              </w:rPr>
+            </w:pPr>
+            <w:r>
+              <w:rPr>
+                <w:rFonts w:ascii="Times New Roman" w:hAnsi="Times New Roman" w:cs="Times New Roman"/>
+              </w:rPr>
+              <w:t>0.9</w:t>
+            </w:r>
+          </w:p>
+        </w:tc>
+      </w:tr>
+      <w:tr>
+        <w:tc>
+          <w:tcPr>
+            <w:tcW w:w="1274" w:type="pct"/>
+          </w:tcPr>
+          <w:p>
+            <w:pPr>
+              <w:rPr>
+                <w:rFonts w:ascii="Times New Roman" w:hAnsi="Times New Roman" w:cs="Times New Roman"/>
+              </w:rPr>
+            </w:pPr>
+            <w:proofErr w:type="spellStart"/>
+            <w:r>
+              <w:rPr>
+                <w:rFonts w:ascii="Times New Roman" w:hAnsi="Times New Roman" w:cs="Times New Roman"/>
+              </w:rPr>
+              <w:t>Avg_Utilization_Ratio</w:t>
+            </w:r>
+            <w:proofErr w:type="spellEnd"/>
+          </w:p>
+        </w:tc>
+        <w:tc>
+          <w:tcPr>
+            <w:tcW w:w="745" w:type="pct"/>
+          </w:tcPr>
+          <w:p>
+            <w:pPr>
+              <w:jc w:val="center"/>
+              <w:rPr>
+                <w:rFonts w:ascii="Times New Roman" w:hAnsi="Times New Roman" w:cs="Times New Roman"/>
+              </w:rPr>
+            </w:pPr>
+            <w:r>
+              <w:rPr>
+                <w:rFonts w:ascii="Times New Roman" w:hAnsi="Times New Roman" w:cs="Times New Roman"/>
+              </w:rPr>
+              <w:t>Quantitative</w:t>
+            </w:r>
+          </w:p>
+        </w:tc>
+        <w:tc>
+          <w:tcPr>
+            <w:tcW w:w="745" w:type="pct"/>
+            <w:vAlign w:val="center"/>
+          </w:tcPr>
+          <w:p>
+            <w:pPr>
+              <w:jc w:val="center"/>
+              <w:rPr>
+                <w:rFonts w:ascii="Times New Roman" w:hAnsi="Times New Roman" w:cs="Times New Roman"/>
+              </w:rPr>
+            </w:pPr>
+            <w:r>
+              <w:rPr>
+                <w:rFonts w:ascii="Times New Roman" w:hAnsi="Times New Roman" w:cs="Times New Roman"/>
+              </w:rPr>
+              <w:t>-</w:t>
+            </w:r>
+            <w:r>
+              <w:rPr>
+                <w:rFonts w:ascii="Times New Roman" w:hAnsi="Times New Roman" w:cs="Times New Roman"/>
+              </w:rPr>
+              <w:t>0.178410</w:t>
+            </w:r>
+          </w:p>
+        </w:tc>
+        <w:tc>
+          <w:tcPr>
+            <w:tcW w:w="746" w:type="pct"/>
+          </w:tcPr>
+          <w:p>
+            <w:pPr>
+              <w:jc w:val="center"/>
+              <w:rPr>
+                <w:rFonts w:ascii="Times New Roman" w:hAnsi="Times New Roman" w:cs="Times New Roman"/>
+              </w:rPr>
+            </w:pPr>
+            <w:r>
+              <w:rPr>
+                <w:rFonts w:ascii="Times New Roman" w:hAnsi="Times New Roman" w:cs="Times New Roman"/>
+              </w:rPr>
+              <w:t>N/A</w:t>
+            </w:r>
+          </w:p>
+        </w:tc>
+        <w:tc>
+          <w:tcPr>
+            <w:tcW w:w="745" w:type="pct"/>
+          </w:tcPr>
+          <w:p>
+            <w:pPr>
+              <w:jc w:val="center"/>
+              <w:rPr>
+                <w:rFonts w:ascii="Times New Roman" w:hAnsi="Times New Roman" w:cs="Times New Roman"/>
+              </w:rPr>
+            </w:pPr>
+            <w:r>
+              <w:rPr>
+                <w:rFonts w:ascii="Times New Roman" w:hAnsi="Times New Roman" w:cs="Times New Roman"/>
+              </w:rPr>
+              <w:t>N/A</w:t>
+            </w:r>
+          </w:p>
+        </w:tc>
+        <w:tc>
+          <w:tcPr>
+            <w:tcW w:w="744" w:type="pct"/>
+          </w:tcPr>
+          <w:p>
+            <w:pPr>
+              <w:jc w:val="center"/>
+              <w:rPr>
+                <w:rFonts w:ascii="Times New Roman" w:hAnsi="Times New Roman" w:cs="Times New Roman"/>
+              </w:rPr>
+            </w:pPr>
+            <w:r>
+              <w:rPr>
+                <w:rFonts w:ascii="Times New Roman" w:hAnsi="Times New Roman" w:cs="Times New Roman"/>
+              </w:rPr>
+              <w:t>0.6</w:t>
+            </w:r>
+          </w:p>
+        </w:tc>
+      </w:tr>
+      <w:tr>
+        <w:tc>
+          <w:tcPr>
+            <w:tcW w:w="1274" w:type="pct"/>
+          </w:tcPr>
+          <w:p>
+            <w:pPr>
+              <w:rPr>
+                <w:rFonts w:ascii="Times New Roman" w:hAnsi="Times New Roman" w:cs="Times New Roman"/>
+              </w:rPr>
+            </w:pPr>
+            <w:proofErr w:type="spellStart"/>
+            <w:r>
+              <w:rPr>
+                <w:rFonts w:ascii="Times New Roman" w:hAnsi="Times New Roman" w:cs="Times New Roman"/>
+              </w:rPr>
+              <w:t>Income_Category</w:t>
+            </w:r>
+            <w:proofErr w:type="spellEnd"/>
+          </w:p>
+        </w:tc>
+        <w:tc>
+          <w:tcPr>
+            <w:tcW w:w="745" w:type="pct"/>
+          </w:tcPr>
+          <w:p>
+            <w:pPr>
+              <w:jc w:val="center"/>
+              <w:rPr>
+                <w:rFonts w:ascii="Times New Roman" w:hAnsi="Times New Roman" w:cs="Times New Roman"/>
+              </w:rPr>
+            </w:pPr>
+            <w:r>
+              <w:rPr>
+                <w:rFonts w:ascii="Times New Roman" w:hAnsi="Times New Roman" w:cs="Times New Roman"/>
+              </w:rPr>
+              <w:t>Categorical</w:t>
+            </w:r>
+          </w:p>
+        </w:tc>
+        <w:tc>
+          <w:tcPr>
+            <w:tcW w:w="745" w:type="pct"/>
+            <w:vAlign w:val="center"/>
+          </w:tcPr>
+          <w:p>
+            <w:pPr>
+              <w:jc w:val="center"/>
+              <w:rPr>
+                <w:rFonts w:ascii="Times New Roman" w:hAnsi="Times New Roman" w:cs="Times New Roman"/>
+              </w:rPr>
+            </w:pPr>
+            <w:r>
+              <w:rPr>
+                <w:rFonts w:ascii="Times New Roman" w:hAnsi="Times New Roman" w:cs="Times New Roman"/>
+              </w:rPr>
+              <w:t>N/A</w:t>
+            </w:r>
+          </w:p>
+        </w:tc>
+        <w:tc>
+          <w:tcPr>
+            <w:tcW w:w="746" w:type="pct"/>
+          </w:tcPr>
+          <w:p>
+            <w:pPr>
+              <w:jc w:val="center"/>
+              <w:rPr>
+                <w:rFonts w:ascii="Times New Roman" w:hAnsi="Times New Roman" w:cs="Times New Roman"/>
+              </w:rPr>
+            </w:pPr>
+            <w:r>
+              <w:rPr>
+                <w:rFonts w:ascii="Times New Roman" w:hAnsi="Times New Roman" w:cs="Times New Roman"/>
+              </w:rPr>
+              <w:t>20.96%</w:t>
+            </w:r>
+          </w:p>
+        </w:tc>
+        <w:tc>
+          <w:tcPr>
+            <w:tcW w:w="745" w:type="pct"/>
+          </w:tcPr>
+          <w:p>
+            <w:pPr>
+              <w:jc w:val="center"/>
+              <w:rPr>
+                <w:rFonts w:ascii="Times New Roman" w:hAnsi="Times New Roman" w:cs="Times New Roman"/>
+              </w:rPr>
+            </w:pPr>
+            <w:r>
+              <w:rPr>
+                <w:rFonts w:ascii="Times New Roman" w:hAnsi="Times New Roman" w:cs="Times New Roman"/>
+              </w:rPr>
+              <w:t>$120k +</w:t>
+            </w:r>
+          </w:p>
+        </w:tc>
+        <w:tc>
+          <w:tcPr>
+            <w:tcW w:w="744" w:type="pct"/>
+          </w:tcPr>
+          <w:p>
+            <w:pPr>
+              <w:jc w:val="center"/>
+              <w:rPr>
+                <w:rFonts w:ascii="Times New Roman" w:hAnsi="Times New Roman" w:cs="Times New Roman"/>
+              </w:rPr>
+            </w:pPr>
+            <w:r>
+              <w:rPr>
+                <w:rFonts w:ascii="Times New Roman" w:hAnsi="Times New Roman" w:cs="Times New Roman"/>
+              </w:rPr>
+              <w:t>0.</w:t>
+            </w:r>
+            <w:r>
+              <w:rPr>
+                <w:rFonts w:ascii="Times New Roman" w:hAnsi="Times New Roman" w:cs="Times New Roman"/>
+              </w:rPr>
+              <w:t>7</w:t>
+            </w:r>
+          </w:p>
+        </w:tc>
+      </w:tr>
+      <w:tr>
+        <w:tc>
+          <w:tcPr>
+            <w:tcW w:w="1274" w:type="pct"/>
+          </w:tcPr>
+          <w:p>
+            <w:pPr>
+              <w:rPr>
+                <w:rFonts w:ascii="Times New Roman" w:hAnsi="Times New Roman" w:cs="Times New Roman"/>
+              </w:rPr>
+            </w:pPr>
+            <w:r>
+              <w:rPr>
+                <w:rFonts w:ascii="Times New Roman" w:hAnsi="Times New Roman" w:cs="Times New Roman"/>
+              </w:rPr>
+              <w:t>Gender</w:t>
+            </w:r>
+          </w:p>
+        </w:tc>
+        <w:tc>
+          <w:tcPr>
+            <w:tcW w:w="745" w:type="pct"/>
+          </w:tcPr>
+          <w:p>
+            <w:pPr>
+              <w:jc w:val="center"/>
+              <w:rPr>
+                <w:rFonts w:ascii="Times New Roman" w:hAnsi="Times New Roman" w:cs="Times New Roman"/>
+              </w:rPr>
+            </w:pPr>
+            <w:r>
+              <w:rPr>
+                <w:rFonts w:ascii="Times New Roman" w:hAnsi="Times New Roman" w:cs="Times New Roman"/>
+              </w:rPr>
+              <w:t>Categorical</w:t>
+            </w:r>
+          </w:p>
+        </w:tc>
+        <w:tc>
+          <w:tcPr>
+            <w:tcW w:w="745" w:type="pct"/>
+          </w:tcPr>
+          <w:p>
+            <w:pPr>
+              <w:jc w:val="center"/>
+              <w:rPr>
+                <w:rFonts w:ascii="Times New Roman" w:hAnsi="Times New Roman" w:cs="Times New Roman"/>
+              </w:rPr>
+            </w:pPr>
+            <w:r>
+              <w:rPr>
+                <w:rFonts w:ascii="Times New Roman" w:hAnsi="Times New Roman" w:cs="Times New Roman"/>
+              </w:rPr>
+              <w:t>N/A</w:t>
+            </w:r>
+          </w:p>
+        </w:tc>
+        <w:tc>
+          <w:tcPr>
+            <w:tcW w:w="746" w:type="pct"/>
+          </w:tcPr>
+          <w:p>
+            <w:pPr>
+              <w:jc w:val="center"/>
+              <w:rPr>
+                <w:rFonts w:ascii="Times New Roman" w:hAnsi="Times New Roman" w:cs="Times New Roman"/>
+              </w:rPr>
+            </w:pPr>
+            <w:r>
+              <w:rPr>
+                <w:rFonts w:ascii="Times New Roman" w:hAnsi="Times New Roman" w:cs="Times New Roman"/>
+              </w:rPr>
+              <w:t>21%</w:t>
+            </w:r>
+          </w:p>
+        </w:tc>
+        <w:tc>
+          <w:tcPr>
+            <w:tcW w:w="745" w:type="pct"/>
+          </w:tcPr>
+          <w:p>
+            <w:pPr>
+              <w:jc w:val="center"/>
+              <w:rPr>
+                <w:rFonts w:ascii="Times New Roman" w:hAnsi="Times New Roman" w:cs="Times New Roman"/>
+              </w:rPr>
+            </w:pPr>
+            <w:r>
+              <w:rPr>
+                <w:rFonts w:ascii="Times New Roman" w:hAnsi="Times New Roman" w:cs="Times New Roman"/>
+              </w:rPr>
+              <w:t>F</w:t>
+            </w:r>
+          </w:p>
+        </w:tc>
+        <w:tc>
+          <w:tcPr>
+            <w:tcW w:w="744" w:type="pct"/>
+          </w:tcPr>
+          <w:p>
+            <w:pPr>
+              <w:jc w:val="center"/>
+              <w:rPr>
+                <w:rFonts w:ascii="Times New Roman" w:hAnsi="Times New Roman" w:cs="Times New Roman"/>
+              </w:rPr>
+            </w:pPr>
+            <w:r>
+              <w:rPr>
+                <w:rFonts w:ascii="Times New Roman" w:hAnsi="Times New Roman" w:cs="Times New Roman"/>
+              </w:rPr>
+              <w:t>0.6</w:t>
+            </w:r>
+          </w:p>
+        </w:tc>
+      </w:tr>
+      <w:tr>
+        <w:tc>
+          <w:tcPr>
+            <w:tcW w:w="1274" w:type="pct"/>
+          </w:tcPr>
+          <w:p>
+            <w:pPr>
+              <w:rPr>
+                <w:rFonts w:ascii="Times New Roman" w:hAnsi="Times New Roman" w:cs="Times New Roman"/>
+              </w:rPr>
+            </w:pPr>
+            <w:proofErr w:type="spellStart"/>
+            <w:r>
+              <w:rPr>
+                <w:rFonts w:ascii="Times New Roman" w:hAnsi="Times New Roman" w:cs="Times New Roman"/>
+              </w:rPr>
+              <w:t>Education_Level</w:t>
+            </w:r>
+            <w:proofErr w:type="spellEnd"/>
+          </w:p>
+        </w:tc>
+        <w:tc>
+          <w:tcPr>
+            <w:tcW w:w="745" w:type="pct"/>
+          </w:tcPr>
+          <w:p>
+            <w:pPr>
+              <w:jc w:val="center"/>
+              <w:rPr>
+                <w:rFonts w:ascii="Times New Roman" w:hAnsi="Times New Roman" w:cs="Times New Roman"/>
+              </w:rPr>
+            </w:pPr>
+            <w:r>
+              <w:rPr>
+                <w:rFonts w:ascii="Times New Roman" w:hAnsi="Times New Roman" w:cs="Times New Roman"/>
+              </w:rPr>
+              <w:t>Categorical</w:t>
+            </w:r>
+          </w:p>
+        </w:tc>
+        <w:tc>
+          <w:tcPr>
+            <w:tcW w:w="745" w:type="pct"/>
+          </w:tcPr>
+          <w:p>
+            <w:pPr>
+              <w:jc w:val="center"/>
+              <w:rPr>
+                <w:rFonts w:ascii="Times New Roman" w:hAnsi="Times New Roman" w:cs="Times New Roman"/>
+              </w:rPr>
+            </w:pPr>
+            <w:r>
+              <w:rPr>
+                <w:rFonts w:ascii="Times New Roman" w:hAnsi="Times New Roman" w:cs="Times New Roman"/>
+              </w:rPr>
+              <w:t>N/A</w:t>
+            </w:r>
+          </w:p>
+        </w:tc>
+        <w:tc>
+          <w:tcPr>
+            <w:tcW w:w="746" w:type="pct"/>
+          </w:tcPr>
+          <w:p>
+            <w:pPr>
+              <w:jc w:val="center"/>
+              <w:rPr>
+                <w:rFonts w:ascii="Times New Roman" w:hAnsi="Times New Roman" w:cs="Times New Roman"/>
+              </w:rPr>
+            </w:pPr>
+            <w:r>
+              <w:rPr>
+                <w:rFonts w:ascii="Times New Roman" w:hAnsi="Times New Roman" w:cs="Times New Roman"/>
+              </w:rPr>
+              <w:t>26.69%</w:t>
+            </w:r>
+          </w:p>
+        </w:tc>
+        <w:tc>
+          <w:tcPr>
+            <w:tcW w:w="745" w:type="pct"/>
+          </w:tcPr>
+          <w:p>
+            <w:pPr>
+              <w:jc w:val="center"/>
+              <w:rPr>
+                <w:rFonts w:ascii="Times New Roman" w:hAnsi="Times New Roman" w:cs="Times New Roman"/>
+              </w:rPr>
+            </w:pPr>
+            <w:r>
+              <w:rPr>
+                <w:rFonts w:ascii="Times New Roman" w:hAnsi="Times New Roman" w:cs="Times New Roman"/>
+              </w:rPr>
+              <w:t>Doctorate</w:t>
+            </w:r>
+          </w:p>
+        </w:tc>
+        <w:tc>
+          <w:tcPr>
+            <w:tcW w:w="744" w:type="pct"/>
+          </w:tcPr>
+          <w:p>
+            <w:pPr>
+              <w:jc w:val="center"/>
+              <w:rPr>
+                <w:rFonts w:ascii="Times New Roman" w:hAnsi="Times New Roman" w:cs="Times New Roman"/>
+              </w:rPr>
+            </w:pPr>
+            <w:r>
+              <w:rPr>
+                <w:rFonts w:ascii="Times New Roman" w:hAnsi="Times New Roman" w:cs="Times New Roman"/>
+              </w:rPr>
+              <w:t>0.8</w:t>
+            </w:r>
+          </w:p>
+        </w:tc>
+      </w:tr>
+      <w:tr>
+        <w:tc>
+          <w:tcPr>
+            <w:tcW w:w="1274" w:type="pct"/>
+          </w:tcPr>
+          <w:p>
+            <w:pPr>
+              <w:rPr>
+                <w:rFonts w:ascii="Times New Roman" w:hAnsi="Times New Roman" w:cs="Times New Roman"/>
+              </w:rPr>
+            </w:pPr>
+            <w:proofErr w:type="spellStart"/>
+            <w:r>
+              <w:rPr>
+                <w:rFonts w:ascii="Times New Roman" w:hAnsi="Times New Roman" w:cs="Times New Roman"/>
+              </w:rPr>
+              <w:t>Marital_Status</w:t>
+            </w:r>
+            <w:proofErr w:type="spellEnd"/>
+          </w:p>
+        </w:tc>
+        <w:tc>
+          <w:tcPr>
+            <w:tcW w:w="745" w:type="pct"/>
+          </w:tcPr>
+          <w:p>
+            <w:pPr>
+              <w:jc w:val="center"/>
+              <w:rPr>
+                <w:rFonts w:ascii="Times New Roman" w:hAnsi="Times New Roman" w:cs="Times New Roman"/>
+              </w:rPr>
+            </w:pPr>
+            <w:r>
+              <w:rPr>
+                <w:rFonts w:ascii="Times New Roman" w:hAnsi="Times New Roman" w:cs="Times New Roman"/>
+              </w:rPr>
+              <w:t>Categorical</w:t>
+            </w:r>
+          </w:p>
+        </w:tc>
+        <w:tc>
+          <w:tcPr>
+            <w:tcW w:w="745" w:type="pct"/>
+          </w:tcPr>
+          <w:p>
+            <w:pPr>
+              <w:jc w:val="center"/>
+              <w:rPr>
+                <w:rFonts w:ascii="Times New Roman" w:hAnsi="Times New Roman" w:cs="Times New Roman"/>
+              </w:rPr>
+            </w:pPr>
+            <w:r>
+              <w:rPr>
+                <w:rFonts w:ascii="Times New Roman" w:hAnsi="Times New Roman" w:cs="Times New Roman"/>
+              </w:rPr>
+              <w:t>N/A</w:t>
+            </w:r>
+          </w:p>
+        </w:tc>
+        <w:tc>
+          <w:tcPr>
+            <w:tcW w:w="746" w:type="pct"/>
+          </w:tcPr>
+          <w:p>
+            <w:pPr>
+              <w:jc w:val="center"/>
+              <w:rPr>
+                <w:rFonts w:ascii="Times New Roman" w:hAnsi="Times New Roman" w:cs="Times New Roman"/>
+              </w:rPr>
+            </w:pPr>
+            <w:r>
+              <w:rPr>
+                <w:rFonts w:ascii="Times New Roman" w:hAnsi="Times New Roman" w:cs="Times New Roman"/>
+              </w:rPr>
+              <w:t>20.81%</w:t>
+            </w:r>
+          </w:p>
+        </w:tc>
+        <w:tc>
+          <w:tcPr>
+            <w:tcW w:w="745" w:type="pct"/>
+          </w:tcPr>
+          <w:p>
+            <w:pPr>
+              <w:jc w:val="center"/>
+              <w:rPr>
+                <w:rFonts w:ascii="Times New Roman" w:hAnsi="Times New Roman" w:cs="Times New Roman"/>
+              </w:rPr>
+            </w:pPr>
+            <w:r>
+              <w:rPr>
+                <w:rFonts w:ascii="Times New Roman" w:hAnsi="Times New Roman" w:cs="Times New Roman"/>
+              </w:rPr>
+              <w:t>Unknown</w:t>
+            </w:r>
+          </w:p>
+        </w:tc>
+        <w:tc>
+          <w:tcPr>
+            <w:tcW w:w="744" w:type="pct"/>
+          </w:tcPr>
+          <w:p>
+            <w:pPr>
+              <w:jc w:val="center"/>
+              <w:rPr>
+                <w:rFonts w:ascii="Times New Roman" w:hAnsi="Times New Roman" w:cs="Times New Roman"/>
+              </w:rPr>
+            </w:pPr>
+            <w:r>
+              <w:rPr>
+                <w:rFonts w:ascii="Times New Roman" w:hAnsi="Times New Roman" w:cs="Times New Roman"/>
+              </w:rPr>
+              <w:t>0.6</w:t>
+            </w:r>
+          </w:p>
+        </w:tc>
+      </w:tr>
+      <w:tr>
+        <w:tc>
+          <w:tcPr>
+            <w:tcW w:w="1274" w:type="pct"/>
+          </w:tcPr>
+          <w:p>
+            <w:pPr>
+              <w:rPr>
+                <w:rFonts w:ascii="Times New Roman" w:hAnsi="Times New Roman" w:cs="Times New Roman"/>
+              </w:rPr>
+            </w:pPr>
+            <w:proofErr w:type="spellStart"/>
+            <w:r>
+              <w:rPr>
+                <w:rFonts w:ascii="Times New Roman" w:hAnsi="Times New Roman" w:cs="Times New Roman"/>
+              </w:rPr>
+              <w:t>Card_Category</w:t>
+            </w:r>
+            <w:proofErr w:type="spellEnd"/>
+          </w:p>
+        </w:tc>
+        <w:tc>
+          <w:tcPr>
+            <w:tcW w:w="745" w:type="pct"/>
+          </w:tcPr>
+          <w:p>
+            <w:pPr>
+              <w:jc w:val="center"/>
+              <w:rPr>
+                <w:rFonts w:ascii="Times New Roman" w:hAnsi="Times New Roman" w:cs="Times New Roman"/>
+              </w:rPr>
+            </w:pPr>
+            <w:r>
+              <w:rPr>
+                <w:rFonts w:ascii="Times New Roman" w:hAnsi="Times New Roman" w:cs="Times New Roman"/>
+              </w:rPr>
+              <w:t>Categorical</w:t>
+            </w:r>
+          </w:p>
+        </w:tc>
+        <w:tc>
+          <w:tcPr>
+            <w:tcW w:w="745" w:type="pct"/>
+          </w:tcPr>
+          <w:p>
+            <w:pPr>
+              <w:jc w:val="center"/>
+              <w:rPr>
+                <w:rFonts w:ascii="Times New Roman" w:hAnsi="Times New Roman" w:cs="Times New Roman"/>
+              </w:rPr>
+            </w:pPr>
+            <w:r>
+              <w:rPr>
+                <w:rFonts w:ascii="Times New Roman" w:hAnsi="Times New Roman" w:cs="Times New Roman"/>
+              </w:rPr>
+              <w:t>N/A</w:t>
+            </w:r>
+          </w:p>
+        </w:tc>
+        <w:tc>
+          <w:tcPr>
+            <w:tcW w:w="746" w:type="pct"/>
+          </w:tcPr>
+          <w:p>
+            <w:pPr>
+              <w:jc w:val="center"/>
+              <w:rPr>
+                <w:rFonts w:ascii="Times New Roman" w:hAnsi="Times New Roman" w:cs="Times New Roman"/>
+              </w:rPr>
+            </w:pPr>
+            <w:r>
+              <w:rPr>
+                <w:rFonts w:ascii="Times New Roman" w:hAnsi="Times New Roman" w:cs="Times New Roman"/>
+              </w:rPr>
+              <w:t>33.33%</w:t>
+            </w:r>
+          </w:p>
+        </w:tc>
+        <w:tc>
+          <w:tcPr>
+            <w:tcW w:w="745" w:type="pct"/>
+          </w:tcPr>
+          <w:p>
+            <w:pPr>
+              <w:jc w:val="center"/>
+              <w:rPr>
+                <w:rFonts w:ascii="Times New Roman" w:hAnsi="Times New Roman" w:cs="Times New Roman"/>
+              </w:rPr>
+            </w:pPr>
+            <w:r>
+              <w:rPr>
+                <w:rFonts w:ascii="Times New Roman" w:hAnsi="Times New Roman" w:cs="Times New Roman"/>
+              </w:rPr>
+              <w:t>Platinum</w:t>
+            </w:r>
+          </w:p>
+        </w:tc>
+        <w:tc>
+          <w:tcPr>
+            <w:tcW w:w="744" w:type="pct"/>
+          </w:tcPr>
+          <w:p>
+            <w:pPr>
+              <w:jc w:val="center"/>
+              <w:rPr>
+                <w:rFonts w:ascii="Times New Roman" w:hAnsi="Times New Roman" w:cs="Times New Roman"/>
+              </w:rPr>
+            </w:pPr>
+            <w:r>
+              <w:rPr>
+                <w:rFonts w:ascii="Times New Roman" w:hAnsi="Times New Roman" w:cs="Times New Roman"/>
+              </w:rPr>
+              <w:t>0.9</w:t>
+            </w:r>
+          </w:p>
+        </w:tc>
+      </w:tr>
+    </w:tbl>
+    <w:p>
+      <w:pPr>
+        <w:rPr>
+          <w:rFonts w:ascii="Times New Roman" w:hAnsi="Times New Roman" w:cs="Times New Roman"/>
+        </w:rPr>
+      </w:pPr>
+    </w:p>
+    <w:p>
+      <w:pPr>
+        <w:rPr>
+          <w:rFonts w:ascii="Times New Roman" w:hAnsi="Times New Roman" w:cs="Times New Roman"/>
+        </w:rPr>
+      </w:pPr>
+      <w:r>
+        <w:rPr>
+          <w:rFonts w:ascii="Times New Roman" w:hAnsi="Times New Roman" w:cs="Times New Roman"/>
+        </w:rPr>
+        <w:br w:type="page"/>
+      </w:r>
     </w:p>
     <w:p>
       <w:pPr>
         <w:pStyle w:val="Heading1"/>
+        <w:rPr>
+          <w:rFonts w:ascii="Times New Roman" w:hAnsi="Times New Roman" w:cs="Times New Roman"/>
+        </w:rPr>
       </w:pPr>
-      <w:bookmarkStart w:id="3" w:name="_Toc203837661"/>
-      <w:r>
+      <w:bookmarkStart w:id="2" w:name="_Toc203915600"/>
+      <w:r>
+        <w:rPr>
+          <w:rFonts w:ascii="Times New Roman" w:hAnsi="Times New Roman" w:cs="Times New Roman"/>
+        </w:rPr>
+        <w:lastRenderedPageBreak/>
         <w:t>Feature Engineering Plan</w:t>
       </w:r>
-      <w:bookmarkEnd w:id="3"/>
+      <w:bookmarkEnd w:id="2"/>
     </w:p>
-    <w:p/>
     <w:p>
       <w:pPr>
-        <w:pStyle w:val="Heading1"/>
+        <w:rPr>
+          <w:rFonts w:ascii="Times New Roman" w:hAnsi="Times New Roman" w:cs="Times New Roman"/>
+        </w:rPr>
       </w:pPr>
-      <w:bookmarkStart w:id="4" w:name="_Toc203837662"/>
-      <w:r>
-        <w:t>Initial Variable Selection Strategy</w:t>
-      </w:r>
-      <w:bookmarkEnd w:id="4"/>
+      <w:r>
+        <w:rPr>
+          <w:rFonts w:ascii="Times New Roman" w:hAnsi="Times New Roman" w:cs="Times New Roman"/>
+        </w:rPr>
+        <w:tab/>
+      </w:r>
+      <w:r>
+        <w:rPr>
+          <w:rFonts w:ascii="Times New Roman" w:hAnsi="Times New Roman" w:cs="Times New Roman"/>
+        </w:rPr>
+        <w:t>Many of the existing features in the dataset lend themselves to</w:t>
+      </w:r>
+      <w:r>
+        <w:rPr>
+          <w:rFonts w:ascii="Times New Roman" w:hAnsi="Times New Roman" w:cs="Times New Roman"/>
+        </w:rPr>
+        <w:t xml:space="preserve"> transformation, which could improve model performance. </w:t>
+      </w:r>
+      <w:r>
+        <w:rPr>
+          <w:rFonts w:ascii="Times New Roman" w:hAnsi="Times New Roman" w:cs="Times New Roman"/>
+        </w:rPr>
+        <w:t xml:space="preserve">There are </w:t>
+      </w:r>
+      <w:r>
+        <w:rPr>
+          <w:rFonts w:ascii="Times New Roman" w:hAnsi="Times New Roman" w:cs="Times New Roman"/>
+        </w:rPr>
+        <w:t>six</w:t>
+      </w:r>
+      <w:r>
+        <w:rPr>
+          <w:rFonts w:ascii="Times New Roman" w:hAnsi="Times New Roman" w:cs="Times New Roman"/>
+        </w:rPr>
+        <w:t xml:space="preserve"> variables that have been identified as </w:t>
+      </w:r>
+      <w:r>
+        <w:rPr>
+          <w:rFonts w:ascii="Times New Roman" w:hAnsi="Times New Roman" w:cs="Times New Roman"/>
+        </w:rPr>
+        <w:t xml:space="preserve">candidates for transformation, or as the basis for new features: </w:t>
+      </w:r>
+      <w:proofErr w:type="spellStart"/>
+      <w:r>
+        <w:rPr>
+          <w:rFonts w:ascii="Times New Roman" w:hAnsi="Times New Roman" w:cs="Times New Roman"/>
+        </w:rPr>
+        <w:t>Total_Revolving_Bal</w:t>
+      </w:r>
+      <w:proofErr w:type="spellEnd"/>
+      <w:r>
+        <w:rPr>
+          <w:rFonts w:ascii="Times New Roman" w:hAnsi="Times New Roman" w:cs="Times New Roman"/>
+        </w:rPr>
+        <w:t xml:space="preserve">, </w:t>
+      </w:r>
+      <w:proofErr w:type="spellStart"/>
+      <w:r>
+        <w:rPr>
+          <w:rFonts w:ascii="Times New Roman" w:hAnsi="Times New Roman" w:cs="Times New Roman"/>
+        </w:rPr>
+        <w:t>Credit_Limit</w:t>
+      </w:r>
+      <w:proofErr w:type="spellEnd"/>
+      <w:r>
+        <w:rPr>
+          <w:rFonts w:ascii="Times New Roman" w:hAnsi="Times New Roman" w:cs="Times New Roman"/>
+        </w:rPr>
+        <w:t xml:space="preserve">, </w:t>
+      </w:r>
+      <w:proofErr w:type="spellStart"/>
+      <w:r>
+        <w:rPr>
+          <w:rFonts w:ascii="Times New Roman" w:hAnsi="Times New Roman" w:cs="Times New Roman"/>
+        </w:rPr>
+        <w:t>Avg_Utilization_Ratio</w:t>
+      </w:r>
+      <w:proofErr w:type="spellEnd"/>
+      <w:r>
+        <w:rPr>
+          <w:rFonts w:ascii="Times New Roman" w:hAnsi="Times New Roman" w:cs="Times New Roman"/>
+        </w:rPr>
+        <w:t xml:space="preserve">, </w:t>
+      </w:r>
+      <w:proofErr w:type="spellStart"/>
+      <w:r>
+        <w:rPr>
+          <w:rFonts w:ascii="Times New Roman" w:hAnsi="Times New Roman" w:cs="Times New Roman"/>
+        </w:rPr>
+        <w:t>Total_Trans_Amt</w:t>
+      </w:r>
+      <w:proofErr w:type="spellEnd"/>
+      <w:r>
+        <w:rPr>
+          <w:rFonts w:ascii="Times New Roman" w:hAnsi="Times New Roman" w:cs="Times New Roman"/>
+        </w:rPr>
+        <w:t xml:space="preserve">, </w:t>
+      </w:r>
+      <w:proofErr w:type="spellStart"/>
+      <w:r>
+        <w:rPr>
+          <w:rFonts w:ascii="Times New Roman" w:hAnsi="Times New Roman" w:cs="Times New Roman"/>
+        </w:rPr>
+        <w:t>Months_on_book</w:t>
+      </w:r>
+      <w:proofErr w:type="spellEnd"/>
+      <w:r>
+        <w:rPr>
+          <w:rFonts w:ascii="Times New Roman" w:hAnsi="Times New Roman" w:cs="Times New Roman"/>
+        </w:rPr>
+        <w:t xml:space="preserve">, and </w:t>
+      </w:r>
+      <w:proofErr w:type="spellStart"/>
+      <w:r>
+        <w:rPr>
+          <w:rFonts w:ascii="Times New Roman" w:hAnsi="Times New Roman" w:cs="Times New Roman"/>
+        </w:rPr>
+        <w:t>Total_Trans_Ct</w:t>
+      </w:r>
+      <w:proofErr w:type="spellEnd"/>
+      <w:r>
+        <w:rPr>
+          <w:rFonts w:ascii="Times New Roman" w:hAnsi="Times New Roman" w:cs="Times New Roman"/>
+        </w:rPr>
+        <w:t xml:space="preserve">. </w:t>
+      </w:r>
+      <w:r>
+        <w:rPr>
+          <w:rFonts w:ascii="Times New Roman" w:hAnsi="Times New Roman" w:cs="Times New Roman"/>
+        </w:rPr>
+        <w:t xml:space="preserve">Additional experimentation would be required, but </w:t>
+      </w:r>
+      <w:proofErr w:type="spellStart"/>
+      <w:r>
+        <w:rPr>
+          <w:rFonts w:ascii="Times New Roman" w:hAnsi="Times New Roman" w:cs="Times New Roman"/>
+        </w:rPr>
+        <w:t>Avg_Utilization_Ratio</w:t>
+      </w:r>
+      <w:proofErr w:type="spellEnd"/>
+      <w:r>
+        <w:rPr>
+          <w:rFonts w:ascii="Times New Roman" w:hAnsi="Times New Roman" w:cs="Times New Roman"/>
+        </w:rPr>
+        <w:t xml:space="preserve"> has a non-linear relationship with </w:t>
+      </w:r>
+      <w:proofErr w:type="spellStart"/>
+      <w:r>
+        <w:rPr>
+          <w:rFonts w:ascii="Times New Roman" w:hAnsi="Times New Roman" w:cs="Times New Roman"/>
+        </w:rPr>
+        <w:t>Credit_Limit</w:t>
+      </w:r>
+      <w:proofErr w:type="spellEnd"/>
+      <w:r>
+        <w:rPr>
+          <w:rFonts w:ascii="Times New Roman" w:hAnsi="Times New Roman" w:cs="Times New Roman"/>
+        </w:rPr>
+        <w:t xml:space="preserve"> and </w:t>
+      </w:r>
+      <w:proofErr w:type="spellStart"/>
+      <w:r>
+        <w:rPr>
+          <w:rFonts w:ascii="Times New Roman" w:hAnsi="Times New Roman" w:cs="Times New Roman"/>
+        </w:rPr>
+        <w:t>Avg_Open_To_Buy</w:t>
+      </w:r>
+      <w:proofErr w:type="spellEnd"/>
+      <w:r>
+        <w:rPr>
+          <w:rFonts w:ascii="Times New Roman" w:hAnsi="Times New Roman" w:cs="Times New Roman"/>
+        </w:rPr>
+        <w:t xml:space="preserve">, </w:t>
+      </w:r>
+      <w:r>
+        <w:rPr>
+          <w:rFonts w:ascii="Times New Roman" w:hAnsi="Times New Roman" w:cs="Times New Roman"/>
+        </w:rPr>
+        <w:t xml:space="preserve">therefore a log transformation may </w:t>
+      </w:r>
+      <w:r>
+        <w:rPr>
+          <w:rFonts w:ascii="Times New Roman" w:hAnsi="Times New Roman" w:cs="Times New Roman"/>
+        </w:rPr>
+        <w:t xml:space="preserve">aid in the relevance </w:t>
+      </w:r>
+      <w:r>
+        <w:rPr>
+          <w:rFonts w:ascii="Times New Roman" w:hAnsi="Times New Roman" w:cs="Times New Roman"/>
+        </w:rPr>
+        <w:t xml:space="preserve">and predictive impact </w:t>
+      </w:r>
+      <w:r>
+        <w:rPr>
+          <w:rFonts w:ascii="Times New Roman" w:hAnsi="Times New Roman" w:cs="Times New Roman"/>
+        </w:rPr>
+        <w:t>of this variable.</w:t>
+      </w:r>
+      <w:r>
+        <w:rPr>
+          <w:rFonts w:ascii="Times New Roman" w:hAnsi="Times New Roman" w:cs="Times New Roman"/>
+        </w:rPr>
+        <w:t xml:space="preserve"> </w:t>
+      </w:r>
     </w:p>
-    <w:p/>
     <w:p>
       <w:pPr>
-        <w:pStyle w:val="Heading1"/>
+        <w:ind w:firstLine="720"/>
+        <w:rPr>
+          <w:rFonts w:ascii="Times New Roman" w:hAnsi="Times New Roman" w:cs="Times New Roman"/>
+        </w:rPr>
       </w:pPr>
-      <w:bookmarkStart w:id="5" w:name="_Toc203837663"/>
-      <w:r>
-        <w:t>Preliminary Modeling Strategy</w:t>
-      </w:r>
-      <w:bookmarkEnd w:id="5"/>
+      <w:r>
+        <w:rPr>
+          <w:rFonts w:ascii="Times New Roman" w:hAnsi="Times New Roman" w:cs="Times New Roman"/>
+        </w:rPr>
+        <w:t xml:space="preserve">The ratio between </w:t>
+      </w:r>
+      <w:r>
+        <w:rPr>
+          <w:rFonts w:ascii="Times New Roman" w:hAnsi="Times New Roman" w:cs="Times New Roman"/>
+        </w:rPr>
+        <w:t>Total</w:t>
+      </w:r>
+      <w:r>
+        <w:rPr>
+          <w:rFonts w:ascii="Times New Roman" w:hAnsi="Times New Roman" w:cs="Times New Roman"/>
+        </w:rPr>
+        <w:t xml:space="preserve"> </w:t>
+      </w:r>
+      <w:r>
+        <w:rPr>
+          <w:rFonts w:ascii="Times New Roman" w:hAnsi="Times New Roman" w:cs="Times New Roman"/>
+        </w:rPr>
+        <w:t>Revolving</w:t>
+      </w:r>
+      <w:r>
+        <w:rPr>
+          <w:rFonts w:ascii="Times New Roman" w:hAnsi="Times New Roman" w:cs="Times New Roman"/>
+        </w:rPr>
+        <w:t xml:space="preserve"> </w:t>
+      </w:r>
+      <w:r>
+        <w:rPr>
+          <w:rFonts w:ascii="Times New Roman" w:hAnsi="Times New Roman" w:cs="Times New Roman"/>
+        </w:rPr>
+        <w:t>Bal</w:t>
+      </w:r>
+      <w:r>
+        <w:rPr>
+          <w:rFonts w:ascii="Times New Roman" w:hAnsi="Times New Roman" w:cs="Times New Roman"/>
+        </w:rPr>
+        <w:t>ance</w:t>
+      </w:r>
+      <w:r>
+        <w:rPr>
+          <w:rFonts w:ascii="Times New Roman" w:hAnsi="Times New Roman" w:cs="Times New Roman"/>
+        </w:rPr>
+        <w:t xml:space="preserve"> and </w:t>
+      </w:r>
+      <w:r>
+        <w:rPr>
+          <w:rFonts w:ascii="Times New Roman" w:hAnsi="Times New Roman" w:cs="Times New Roman"/>
+        </w:rPr>
+        <w:t>Total</w:t>
+      </w:r>
+      <w:r>
+        <w:rPr>
+          <w:rFonts w:ascii="Times New Roman" w:hAnsi="Times New Roman" w:cs="Times New Roman"/>
+        </w:rPr>
+        <w:t xml:space="preserve"> </w:t>
+      </w:r>
+      <w:r>
+        <w:rPr>
+          <w:rFonts w:ascii="Times New Roman" w:hAnsi="Times New Roman" w:cs="Times New Roman"/>
+        </w:rPr>
+        <w:t>Trans</w:t>
+      </w:r>
+      <w:r>
+        <w:rPr>
+          <w:rFonts w:ascii="Times New Roman" w:hAnsi="Times New Roman" w:cs="Times New Roman"/>
+        </w:rPr>
+        <w:t>action Count</w:t>
+      </w:r>
+      <w:r>
+        <w:rPr>
+          <w:rFonts w:ascii="Times New Roman" w:hAnsi="Times New Roman" w:cs="Times New Roman"/>
+        </w:rPr>
+        <w:t xml:space="preserve"> </w:t>
+      </w:r>
+      <w:r>
+        <w:rPr>
+          <w:rFonts w:ascii="Times New Roman" w:hAnsi="Times New Roman" w:cs="Times New Roman"/>
+        </w:rPr>
+        <w:t xml:space="preserve">could be added as a new feature, which would </w:t>
+      </w:r>
+      <w:r>
+        <w:rPr>
+          <w:rFonts w:ascii="Times New Roman" w:hAnsi="Times New Roman" w:cs="Times New Roman"/>
+        </w:rPr>
+        <w:t xml:space="preserve">provide information about the </w:t>
+      </w:r>
+      <w:r>
+        <w:rPr>
+          <w:rFonts w:ascii="Times New Roman" w:hAnsi="Times New Roman" w:cs="Times New Roman"/>
+        </w:rPr>
+        <w:t>customer’s</w:t>
+      </w:r>
+      <w:r>
+        <w:rPr>
+          <w:rFonts w:ascii="Times New Roman" w:hAnsi="Times New Roman" w:cs="Times New Roman"/>
+        </w:rPr>
+        <w:t xml:space="preserve"> spending habits. </w:t>
+      </w:r>
+      <w:r>
+        <w:rPr>
+          <w:rFonts w:ascii="Times New Roman" w:hAnsi="Times New Roman" w:cs="Times New Roman"/>
+        </w:rPr>
+        <w:t xml:space="preserve">A high </w:t>
+      </w:r>
+      <w:r>
+        <w:rPr>
+          <w:rFonts w:ascii="Times New Roman" w:hAnsi="Times New Roman" w:cs="Times New Roman"/>
+        </w:rPr>
+        <w:t xml:space="preserve">revolving balance to transaction count ratio would imply the customer is </w:t>
+      </w:r>
+      <w:r>
+        <w:rPr>
+          <w:rFonts w:ascii="Times New Roman" w:hAnsi="Times New Roman" w:cs="Times New Roman"/>
+        </w:rPr>
+        <w:t xml:space="preserve">spending large amounts </w:t>
+      </w:r>
+      <w:r>
+        <w:rPr>
+          <w:rFonts w:ascii="Times New Roman" w:hAnsi="Times New Roman" w:cs="Times New Roman"/>
+        </w:rPr>
+        <w:t>with few transactions</w:t>
+      </w:r>
+      <w:r>
+        <w:rPr>
+          <w:rFonts w:ascii="Times New Roman" w:hAnsi="Times New Roman" w:cs="Times New Roman"/>
+        </w:rPr>
+        <w:t>, or vice versa</w:t>
+      </w:r>
+      <w:r>
+        <w:rPr>
+          <w:rFonts w:ascii="Times New Roman" w:hAnsi="Times New Roman" w:cs="Times New Roman"/>
+        </w:rPr>
+        <w:t xml:space="preserve">, which </w:t>
+      </w:r>
+      <w:r>
+        <w:rPr>
+          <w:rFonts w:ascii="Times New Roman" w:hAnsi="Times New Roman" w:cs="Times New Roman"/>
+        </w:rPr>
+        <w:t xml:space="preserve">may have an impact on churn </w:t>
+      </w:r>
+      <w:proofErr w:type="gramStart"/>
+      <w:r>
+        <w:rPr>
+          <w:rFonts w:ascii="Times New Roman" w:hAnsi="Times New Roman" w:cs="Times New Roman"/>
+        </w:rPr>
+        <w:t>rate</w:t>
+      </w:r>
+      <w:proofErr w:type="gramEnd"/>
+      <w:r>
+        <w:rPr>
+          <w:rFonts w:ascii="Times New Roman" w:hAnsi="Times New Roman" w:cs="Times New Roman"/>
+        </w:rPr>
+        <w:t xml:space="preserve">. </w:t>
+      </w:r>
+      <w:r>
+        <w:rPr>
+          <w:rFonts w:ascii="Times New Roman" w:hAnsi="Times New Roman" w:cs="Times New Roman"/>
+        </w:rPr>
+        <w:t xml:space="preserve">This variable would be called </w:t>
+      </w:r>
+      <w:proofErr w:type="spellStart"/>
+      <w:r>
+        <w:rPr>
+          <w:rFonts w:ascii="Times New Roman" w:hAnsi="Times New Roman" w:cs="Times New Roman"/>
+        </w:rPr>
+        <w:t>Balance_To_TC</w:t>
+      </w:r>
+      <w:proofErr w:type="spellEnd"/>
+      <w:r>
+        <w:rPr>
+          <w:rFonts w:ascii="Times New Roman" w:hAnsi="Times New Roman" w:cs="Times New Roman"/>
+        </w:rPr>
+        <w:t>.</w:t>
+      </w:r>
     </w:p>
-    <w:p/>
     <w:p>
-      <w:r>
+      <w:pPr>
+        <w:ind w:firstLine="720"/>
+        <w:rPr>
+          <w:rFonts w:ascii="Times New Roman" w:hAnsi="Times New Roman" w:cs="Times New Roman"/>
+        </w:rPr>
+      </w:pPr>
+      <w:r>
+        <w:rPr>
+          <w:rFonts w:ascii="Times New Roman" w:hAnsi="Times New Roman" w:cs="Times New Roman"/>
+        </w:rPr>
+        <w:t>Another feature that could be added is</w:t>
+      </w:r>
+      <w:r>
+        <w:rPr>
+          <w:rFonts w:ascii="Times New Roman" w:hAnsi="Times New Roman" w:cs="Times New Roman"/>
+        </w:rPr>
+        <w:t xml:space="preserve"> the proportion </w:t>
+      </w:r>
+      <w:r>
+        <w:rPr>
+          <w:rFonts w:ascii="Times New Roman" w:hAnsi="Times New Roman" w:cs="Times New Roman"/>
+        </w:rPr>
+        <w:t>of Income</w:t>
+      </w:r>
+      <w:r>
+        <w:rPr>
+          <w:rFonts w:ascii="Times New Roman" w:hAnsi="Times New Roman" w:cs="Times New Roman"/>
+        </w:rPr>
+        <w:t xml:space="preserve"> </w:t>
+      </w:r>
+      <w:r>
+        <w:rPr>
+          <w:rFonts w:ascii="Times New Roman" w:hAnsi="Times New Roman" w:cs="Times New Roman"/>
+        </w:rPr>
+        <w:t>Category that Credit</w:t>
+      </w:r>
+      <w:r>
+        <w:rPr>
+          <w:rFonts w:ascii="Times New Roman" w:hAnsi="Times New Roman" w:cs="Times New Roman"/>
+        </w:rPr>
+        <w:t xml:space="preserve"> </w:t>
+      </w:r>
+      <w:r>
+        <w:rPr>
+          <w:rFonts w:ascii="Times New Roman" w:hAnsi="Times New Roman" w:cs="Times New Roman"/>
+        </w:rPr>
+        <w:t>Limit makes up. The income categories would be reduced to numerical representations</w:t>
+      </w:r>
+      <w:r>
+        <w:rPr>
+          <w:rFonts w:ascii="Times New Roman" w:hAnsi="Times New Roman" w:cs="Times New Roman"/>
+        </w:rPr>
+        <w:t xml:space="preserve">, likely </w:t>
+      </w:r>
+      <w:proofErr w:type="gramStart"/>
+      <w:r>
+        <w:rPr>
+          <w:rFonts w:ascii="Times New Roman" w:hAnsi="Times New Roman" w:cs="Times New Roman"/>
+        </w:rPr>
+        <w:t>using</w:t>
+      </w:r>
+      <w:proofErr w:type="gramEnd"/>
+      <w:r>
+        <w:rPr>
+          <w:rFonts w:ascii="Times New Roman" w:hAnsi="Times New Roman" w:cs="Times New Roman"/>
+        </w:rPr>
+        <w:t xml:space="preserve"> a bin size adjusted mean income per income category. </w:t>
+      </w:r>
+      <w:r>
+        <w:rPr>
+          <w:rFonts w:ascii="Times New Roman" w:hAnsi="Times New Roman" w:cs="Times New Roman"/>
+        </w:rPr>
+        <w:t xml:space="preserve">If customers have obtained a high credit limit relative to their </w:t>
+      </w:r>
+      <w:r>
+        <w:rPr>
+          <w:rFonts w:ascii="Times New Roman" w:hAnsi="Times New Roman" w:cs="Times New Roman"/>
+        </w:rPr>
+        <w:t>income, it can be assumed they have high credit scores, for which the number of open accounts</w:t>
+      </w:r>
+      <w:r>
+        <w:rPr>
+          <w:rFonts w:ascii="Times New Roman" w:hAnsi="Times New Roman" w:cs="Times New Roman"/>
+        </w:rPr>
+        <w:t xml:space="preserve"> in good standing</w:t>
+      </w:r>
+      <w:r>
+        <w:rPr>
+          <w:rFonts w:ascii="Times New Roman" w:hAnsi="Times New Roman" w:cs="Times New Roman"/>
+        </w:rPr>
+        <w:t xml:space="preserve"> is a factor. </w:t>
+      </w:r>
+      <w:r>
+        <w:rPr>
+          <w:rFonts w:ascii="Times New Roman" w:hAnsi="Times New Roman" w:cs="Times New Roman"/>
+        </w:rPr>
+        <w:t xml:space="preserve">A high number of open </w:t>
+      </w:r>
+      <w:proofErr w:type="gramStart"/>
+      <w:r>
+        <w:rPr>
+          <w:rFonts w:ascii="Times New Roman" w:hAnsi="Times New Roman" w:cs="Times New Roman"/>
+        </w:rPr>
+        <w:t>accounts in good standing</w:t>
+      </w:r>
+      <w:proofErr w:type="gramEnd"/>
+      <w:r>
+        <w:rPr>
+          <w:rFonts w:ascii="Times New Roman" w:hAnsi="Times New Roman" w:cs="Times New Roman"/>
+        </w:rPr>
+        <w:t xml:space="preserve"> implies the customer may be less likely to close their account.</w:t>
+      </w:r>
+      <w:r>
+        <w:rPr>
+          <w:rFonts w:ascii="Times New Roman" w:hAnsi="Times New Roman" w:cs="Times New Roman"/>
+        </w:rPr>
+        <w:t xml:space="preserve"> </w:t>
+      </w:r>
+      <w:r>
+        <w:rPr>
+          <w:rFonts w:ascii="Times New Roman" w:hAnsi="Times New Roman" w:cs="Times New Roman"/>
+        </w:rPr>
+        <w:t>This variable would be called</w:t>
+      </w:r>
+      <w:r>
+        <w:rPr>
+          <w:rFonts w:ascii="Times New Roman" w:hAnsi="Times New Roman" w:cs="Times New Roman"/>
+        </w:rPr>
+        <w:t xml:space="preserve"> </w:t>
+      </w:r>
+      <w:proofErr w:type="spellStart"/>
+      <w:r>
+        <w:rPr>
+          <w:rFonts w:ascii="Times New Roman" w:hAnsi="Times New Roman" w:cs="Times New Roman"/>
+        </w:rPr>
+        <w:t>Credit_Limit_per_Income</w:t>
+      </w:r>
+      <w:proofErr w:type="spellEnd"/>
+      <w:r>
+        <w:rPr>
+          <w:rFonts w:ascii="Times New Roman" w:hAnsi="Times New Roman" w:cs="Times New Roman"/>
+        </w:rPr>
+        <w:t>.</w:t>
+      </w:r>
+    </w:p>
+    <w:p>
+      <w:pPr>
+        <w:ind w:firstLine="720"/>
+        <w:rPr>
+          <w:rFonts w:ascii="Times New Roman" w:hAnsi="Times New Roman" w:cs="Times New Roman"/>
+        </w:rPr>
+      </w:pPr>
+      <w:r>
+        <w:rPr>
+          <w:rFonts w:ascii="Times New Roman" w:hAnsi="Times New Roman" w:cs="Times New Roman"/>
+        </w:rPr>
+        <w:t xml:space="preserve">Average Utilization </w:t>
+      </w:r>
+      <w:r>
+        <w:rPr>
+          <w:rFonts w:ascii="Times New Roman" w:hAnsi="Times New Roman" w:cs="Times New Roman"/>
+        </w:rPr>
+        <w:t>R</w:t>
+      </w:r>
+      <w:r>
+        <w:rPr>
+          <w:rFonts w:ascii="Times New Roman" w:hAnsi="Times New Roman" w:cs="Times New Roman"/>
+        </w:rPr>
+        <w:t>atio</w:t>
+      </w:r>
+      <w:r>
+        <w:rPr>
+          <w:rFonts w:ascii="Times New Roman" w:hAnsi="Times New Roman" w:cs="Times New Roman"/>
+        </w:rPr>
+        <w:t xml:space="preserve">, </w:t>
+      </w:r>
+      <w:r>
+        <w:rPr>
+          <w:rFonts w:ascii="Times New Roman" w:hAnsi="Times New Roman" w:cs="Times New Roman"/>
+        </w:rPr>
+        <w:t>Total Transaction Amount</w:t>
+      </w:r>
+      <w:r>
+        <w:rPr>
+          <w:rFonts w:ascii="Times New Roman" w:hAnsi="Times New Roman" w:cs="Times New Roman"/>
+        </w:rPr>
+        <w:t>, and Credit Limit</w:t>
+      </w:r>
+      <w:r>
+        <w:rPr>
+          <w:rFonts w:ascii="Times New Roman" w:hAnsi="Times New Roman" w:cs="Times New Roman"/>
+        </w:rPr>
+        <w:t xml:space="preserve"> can be compounded to identify the multiple of a </w:t>
+      </w:r>
+      <w:r>
+        <w:rPr>
+          <w:rFonts w:ascii="Times New Roman" w:hAnsi="Times New Roman" w:cs="Times New Roman"/>
+        </w:rPr>
+        <w:t xml:space="preserve">given </w:t>
+      </w:r>
+      <w:r>
+        <w:rPr>
+          <w:rFonts w:ascii="Times New Roman" w:hAnsi="Times New Roman" w:cs="Times New Roman"/>
+        </w:rPr>
+        <w:t xml:space="preserve">customer’s </w:t>
+      </w:r>
+      <w:r>
+        <w:rPr>
+          <w:rFonts w:ascii="Times New Roman" w:hAnsi="Times New Roman" w:cs="Times New Roman"/>
+        </w:rPr>
+        <w:t xml:space="preserve">average balance </w:t>
+      </w:r>
+      <w:r>
+        <w:rPr>
+          <w:rFonts w:ascii="Times New Roman" w:hAnsi="Times New Roman" w:cs="Times New Roman"/>
+        </w:rPr>
+        <w:t xml:space="preserve">is being transacted annually. </w:t>
+      </w:r>
+      <w:r>
+        <w:rPr>
+          <w:rFonts w:ascii="Times New Roman" w:hAnsi="Times New Roman" w:cs="Times New Roman"/>
+        </w:rPr>
+        <w:t>Average Utilization Ratio</w:t>
+      </w:r>
+      <w:r>
+        <w:rPr>
+          <w:rFonts w:ascii="Times New Roman" w:hAnsi="Times New Roman" w:cs="Times New Roman"/>
+        </w:rPr>
+        <w:t xml:space="preserve"> multiplied by Credit Limit would result in the average </w:t>
+      </w:r>
+      <w:r>
+        <w:rPr>
+          <w:rFonts w:ascii="Times New Roman" w:hAnsi="Times New Roman" w:cs="Times New Roman"/>
+        </w:rPr>
+        <w:t>balance</w:t>
+      </w:r>
+      <w:r>
+        <w:rPr>
+          <w:rFonts w:ascii="Times New Roman" w:hAnsi="Times New Roman" w:cs="Times New Roman"/>
+        </w:rPr>
+        <w:t xml:space="preserve"> carried</w:t>
+      </w:r>
+      <w:r>
+        <w:rPr>
+          <w:rFonts w:ascii="Times New Roman" w:hAnsi="Times New Roman" w:cs="Times New Roman"/>
+        </w:rPr>
+        <w:t xml:space="preserve"> </w:t>
+      </w:r>
+      <w:r>
+        <w:rPr>
+          <w:rFonts w:ascii="Times New Roman" w:hAnsi="Times New Roman" w:cs="Times New Roman"/>
+        </w:rPr>
+        <w:t>on the card</w:t>
+      </w:r>
+      <w:r>
+        <w:rPr>
+          <w:rFonts w:ascii="Times New Roman" w:hAnsi="Times New Roman" w:cs="Times New Roman"/>
+        </w:rPr>
+        <w:t xml:space="preserve">, which </w:t>
+      </w:r>
+      <w:r>
+        <w:rPr>
+          <w:rFonts w:ascii="Times New Roman" w:hAnsi="Times New Roman" w:cs="Times New Roman"/>
+        </w:rPr>
+        <w:t>Total Transaction Amount</w:t>
+      </w:r>
+      <w:r>
+        <w:rPr>
+          <w:rFonts w:ascii="Times New Roman" w:hAnsi="Times New Roman" w:cs="Times New Roman"/>
+        </w:rPr>
+        <w:t xml:space="preserve"> </w:t>
+      </w:r>
+      <w:r>
+        <w:rPr>
+          <w:rFonts w:ascii="Times New Roman" w:hAnsi="Times New Roman" w:cs="Times New Roman"/>
+        </w:rPr>
+        <w:t>could be divided by</w:t>
+      </w:r>
+      <w:r>
+        <w:rPr>
+          <w:rFonts w:ascii="Times New Roman" w:hAnsi="Times New Roman" w:cs="Times New Roman"/>
+        </w:rPr>
+        <w:t xml:space="preserve">. The resulting feature </w:t>
+      </w:r>
+      <w:r>
+        <w:rPr>
+          <w:rFonts w:ascii="Times New Roman" w:hAnsi="Times New Roman" w:cs="Times New Roman"/>
+        </w:rPr>
+        <w:t xml:space="preserve">would be an indication of how </w:t>
+      </w:r>
+      <w:r>
+        <w:rPr>
+          <w:rFonts w:ascii="Times New Roman" w:hAnsi="Times New Roman" w:cs="Times New Roman"/>
+        </w:rPr>
+        <w:t xml:space="preserve">capable the customer is of paying their balance, normalized </w:t>
+      </w:r>
+      <w:r>
+        <w:rPr>
+          <w:rFonts w:ascii="Times New Roman" w:hAnsi="Times New Roman" w:cs="Times New Roman"/>
+        </w:rPr>
+        <w:t xml:space="preserve">to their </w:t>
+      </w:r>
+      <w:r>
+        <w:rPr>
+          <w:rFonts w:ascii="Times New Roman" w:hAnsi="Times New Roman" w:cs="Times New Roman"/>
+        </w:rPr>
+        <w:t>credit limit.</w:t>
+      </w:r>
+      <w:r>
+        <w:rPr>
+          <w:rFonts w:ascii="Times New Roman" w:hAnsi="Times New Roman" w:cs="Times New Roman"/>
+        </w:rPr>
+        <w:t xml:space="preserve"> </w:t>
+      </w:r>
+      <w:r>
+        <w:rPr>
+          <w:rFonts w:ascii="Times New Roman" w:hAnsi="Times New Roman" w:cs="Times New Roman"/>
+        </w:rPr>
+        <w:t>This variable would be called</w:t>
+      </w:r>
+      <w:r>
+        <w:rPr>
+          <w:rFonts w:ascii="Times New Roman" w:hAnsi="Times New Roman" w:cs="Times New Roman"/>
+        </w:rPr>
+        <w:t xml:space="preserve"> </w:t>
+      </w:r>
+      <w:proofErr w:type="spellStart"/>
+      <w:r>
+        <w:rPr>
+          <w:rFonts w:ascii="Times New Roman" w:hAnsi="Times New Roman" w:cs="Times New Roman"/>
+        </w:rPr>
+        <w:t>Leveraged_Balance_Ratio</w:t>
+      </w:r>
+      <w:proofErr w:type="spellEnd"/>
+      <w:r>
+        <w:rPr>
+          <w:rFonts w:ascii="Times New Roman" w:hAnsi="Times New Roman" w:cs="Times New Roman"/>
+        </w:rPr>
+        <w:t>.</w:t>
+      </w:r>
+    </w:p>
+    <w:p>
+      <w:pPr>
+        <w:ind w:firstLine="720"/>
+        <w:rPr>
+          <w:rFonts w:ascii="Times New Roman" w:hAnsi="Times New Roman" w:cs="Times New Roman"/>
+        </w:rPr>
+      </w:pPr>
+      <w:r>
+        <w:rPr>
+          <w:rFonts w:ascii="Times New Roman" w:hAnsi="Times New Roman" w:cs="Times New Roman"/>
+        </w:rPr>
+        <w:t xml:space="preserve">Lastly, </w:t>
+      </w:r>
+      <w:r>
+        <w:rPr>
+          <w:rFonts w:ascii="Times New Roman" w:hAnsi="Times New Roman" w:cs="Times New Roman"/>
+        </w:rPr>
+        <w:t xml:space="preserve">the number of </w:t>
+      </w:r>
+      <w:r>
+        <w:rPr>
+          <w:rFonts w:ascii="Times New Roman" w:hAnsi="Times New Roman" w:cs="Times New Roman"/>
+        </w:rPr>
+        <w:t>M</w:t>
+      </w:r>
+      <w:r>
+        <w:rPr>
+          <w:rFonts w:ascii="Times New Roman" w:hAnsi="Times New Roman" w:cs="Times New Roman"/>
+        </w:rPr>
+        <w:t xml:space="preserve">onths </w:t>
+      </w:r>
+      <w:r>
+        <w:rPr>
+          <w:rFonts w:ascii="Times New Roman" w:hAnsi="Times New Roman" w:cs="Times New Roman"/>
+        </w:rPr>
+        <w:t>on Book</w:t>
+      </w:r>
+      <w:r>
+        <w:rPr>
+          <w:rFonts w:ascii="Times New Roman" w:hAnsi="Times New Roman" w:cs="Times New Roman"/>
+        </w:rPr>
+        <w:t xml:space="preserve"> </w:t>
+      </w:r>
+      <w:r>
+        <w:rPr>
+          <w:rFonts w:ascii="Times New Roman" w:hAnsi="Times New Roman" w:cs="Times New Roman"/>
+        </w:rPr>
+        <w:t xml:space="preserve">can be multiplied by the </w:t>
+      </w:r>
+      <w:r>
+        <w:rPr>
+          <w:rFonts w:ascii="Times New Roman" w:hAnsi="Times New Roman" w:cs="Times New Roman"/>
+        </w:rPr>
+        <w:t xml:space="preserve">Total Relationship Count (number of products held by the customer) to create a variable that </w:t>
+      </w:r>
+      <w:r>
+        <w:rPr>
+          <w:rFonts w:ascii="Times New Roman" w:hAnsi="Times New Roman" w:cs="Times New Roman"/>
+        </w:rPr>
+        <w:t xml:space="preserve">represents the strength of the relationship the customer has with the bank. A higher value indicates a stronger relationship, as customers that are heavily invested in the products and services the bank provides </w:t>
+      </w:r>
+      <w:r>
+        <w:rPr>
+          <w:rFonts w:ascii="Times New Roman" w:hAnsi="Times New Roman" w:cs="Times New Roman"/>
+        </w:rPr>
+        <w:t>may be</w:t>
+      </w:r>
+      <w:r>
+        <w:rPr>
+          <w:rFonts w:ascii="Times New Roman" w:hAnsi="Times New Roman" w:cs="Times New Roman"/>
+        </w:rPr>
+        <w:t xml:space="preserve"> less likely to </w:t>
+      </w:r>
+      <w:r>
+        <w:rPr>
+          <w:rFonts w:ascii="Times New Roman" w:hAnsi="Times New Roman" w:cs="Times New Roman"/>
+        </w:rPr>
+        <w:t>stop utilizing the bank.</w:t>
+      </w:r>
+      <w:r>
+        <w:rPr>
+          <w:rFonts w:ascii="Times New Roman" w:hAnsi="Times New Roman" w:cs="Times New Roman"/>
+        </w:rPr>
+        <w:t xml:space="preserve"> </w:t>
+      </w:r>
+      <w:r>
+        <w:rPr>
+          <w:rFonts w:ascii="Times New Roman" w:hAnsi="Times New Roman" w:cs="Times New Roman"/>
+        </w:rPr>
+        <w:t xml:space="preserve">This variable would be called </w:t>
+      </w:r>
+      <w:proofErr w:type="spellStart"/>
+      <w:r>
+        <w:rPr>
+          <w:rFonts w:ascii="Times New Roman" w:hAnsi="Times New Roman" w:cs="Times New Roman"/>
+        </w:rPr>
+        <w:t>Relationship_Strength</w:t>
+      </w:r>
+      <w:proofErr w:type="spellEnd"/>
+      <w:r>
+        <w:rPr>
+          <w:rFonts w:ascii="Times New Roman" w:hAnsi="Times New Roman" w:cs="Times New Roman"/>
+        </w:rPr>
+        <w:t>.</w:t>
+      </w:r>
+      <w:r>
+        <w:rPr>
+          <w:rFonts w:ascii="Times New Roman" w:hAnsi="Times New Roman" w:cs="Times New Roman"/>
+        </w:rPr>
+        <w:br/>
+      </w:r>
+    </w:p>
+    <w:p>
+      <w:pPr>
+        <w:rPr>
+          <w:rFonts w:ascii="Times New Roman" w:hAnsi="Times New Roman" w:cs="Times New Roman"/>
+        </w:rPr>
+      </w:pPr>
+      <w:r>
+        <w:rPr>
+          <w:rFonts w:ascii="Times New Roman" w:hAnsi="Times New Roman" w:cs="Times New Roman"/>
+        </w:rPr>
         <w:br w:type="page"/>
       </w:r>
     </w:p>
     <w:p>
       <w:pPr>
         <w:pStyle w:val="Heading1"/>
+        <w:rPr>
+          <w:rFonts w:ascii="Times New Roman" w:hAnsi="Times New Roman" w:cs="Times New Roman"/>
+        </w:rPr>
       </w:pPr>
-      <w:bookmarkStart w:id="6" w:name="_Toc203837664"/>
-      <w:r>
+      <w:bookmarkStart w:id="3" w:name="_Toc203915601"/>
+      <w:r>
+        <w:rPr>
+          <w:rFonts w:ascii="Times New Roman" w:hAnsi="Times New Roman" w:cs="Times New Roman"/>
+        </w:rPr>
         <w:lastRenderedPageBreak/>
-        <w:t>Sources</w:t>
-      </w:r>
-      <w:bookmarkEnd w:id="6"/>
+        <w:t>Initial Variable Selection Strategy</w:t>
+      </w:r>
+      <w:bookmarkEnd w:id="3"/>
+    </w:p>
+    <w:p>
+      <w:pPr>
+        <w:rPr>
+          <w:rFonts w:ascii="Times New Roman" w:hAnsi="Times New Roman" w:cs="Times New Roman"/>
+        </w:rPr>
+      </w:pPr>
+      <w:r>
+        <w:rPr>
+          <w:rFonts w:ascii="Times New Roman" w:hAnsi="Times New Roman" w:cs="Times New Roman"/>
+        </w:rPr>
+        <w:tab/>
+      </w:r>
+      <w:r>
+        <w:rPr>
+          <w:rFonts w:ascii="Times New Roman" w:hAnsi="Times New Roman" w:cs="Times New Roman"/>
+        </w:rPr>
+        <w:t>The inclusion criteria for the</w:t>
+      </w:r>
+      <w:r>
+        <w:rPr>
+          <w:rFonts w:ascii="Times New Roman" w:hAnsi="Times New Roman" w:cs="Times New Roman"/>
+        </w:rPr>
+        <w:t xml:space="preserve"> initial modeling attempt would </w:t>
+      </w:r>
+      <w:r>
+        <w:rPr>
+          <w:rFonts w:ascii="Times New Roman" w:hAnsi="Times New Roman" w:cs="Times New Roman"/>
+        </w:rPr>
+        <w:t xml:space="preserve">be the variables with relevance scores greater than 0.5 (as identified in the </w:t>
+      </w:r>
+      <w:r>
+        <w:rPr>
+          <w:rFonts w:ascii="Times New Roman" w:hAnsi="Times New Roman" w:cs="Times New Roman"/>
+        </w:rPr>
+        <w:t>Dataset Overview and Exploratory Data Analysis</w:t>
+      </w:r>
+      <w:r>
+        <w:rPr>
+          <w:rFonts w:ascii="Times New Roman" w:hAnsi="Times New Roman" w:cs="Times New Roman"/>
+        </w:rPr>
+        <w:t xml:space="preserve"> section)</w:t>
+      </w:r>
+      <w:r>
+        <w:rPr>
+          <w:rFonts w:ascii="Times New Roman" w:hAnsi="Times New Roman" w:cs="Times New Roman"/>
+        </w:rPr>
+        <w:t xml:space="preserve">, as well as the new features identified in the Feature Engineering Plan. </w:t>
+      </w:r>
+      <w:r>
+        <w:rPr>
+          <w:rFonts w:ascii="Times New Roman" w:hAnsi="Times New Roman" w:cs="Times New Roman"/>
+        </w:rPr>
+        <w:t xml:space="preserve">See the </w:t>
+      </w:r>
+      <w:proofErr w:type="gramStart"/>
+      <w:r>
+        <w:rPr>
+          <w:rFonts w:ascii="Times New Roman" w:hAnsi="Times New Roman" w:cs="Times New Roman"/>
+        </w:rPr>
+        <w:t>table,</w:t>
+      </w:r>
+      <w:proofErr w:type="gramEnd"/>
+      <w:r>
+        <w:rPr>
+          <w:rFonts w:ascii="Times New Roman" w:hAnsi="Times New Roman" w:cs="Times New Roman"/>
+        </w:rPr>
+        <w:t xml:space="preserve"> below, for the complete list of selected</w:t>
+      </w:r>
+      <w:r>
+        <w:rPr>
+          <w:rFonts w:ascii="Times New Roman" w:hAnsi="Times New Roman" w:cs="Times New Roman"/>
+        </w:rPr>
+        <w:t xml:space="preserve"> variables.</w:t>
+      </w:r>
+    </w:p>
+    <w:tbl>
+      <w:tblPr>
+        <w:tblStyle w:val="TableGrid"/>
+        <w:tblW w:w="5000" w:type="pct"/>
+        <w:tblLook w:val="04A0" w:firstRow="1" w:lastRow="0" w:firstColumn="1" w:lastColumn="0" w:noHBand="0" w:noVBand="1"/>
+      </w:tblPr>
+      <w:tblGrid>
+        <w:gridCol w:w="6875"/>
+        <w:gridCol w:w="3915"/>
+      </w:tblGrid>
+      <w:tr>
+        <w:tc>
+          <w:tcPr>
+            <w:tcW w:w="3186" w:type="pct"/>
+          </w:tcPr>
+          <w:p>
+            <w:pPr>
+              <w:jc w:val="center"/>
+              <w:rPr>
+                <w:rFonts w:ascii="Times New Roman" w:hAnsi="Times New Roman" w:cs="Times New Roman"/>
+              </w:rPr>
+            </w:pPr>
+            <w:r>
+              <w:rPr>
+                <w:rFonts w:ascii="Times New Roman" w:hAnsi="Times New Roman" w:cs="Times New Roman"/>
+              </w:rPr>
+              <w:t>Variable</w:t>
+            </w:r>
+          </w:p>
+        </w:tc>
+        <w:tc>
+          <w:tcPr>
+            <w:tcW w:w="1814" w:type="pct"/>
+          </w:tcPr>
+          <w:p>
+            <w:pPr>
+              <w:jc w:val="center"/>
+              <w:rPr>
+                <w:rFonts w:ascii="Times New Roman" w:hAnsi="Times New Roman" w:cs="Times New Roman"/>
+              </w:rPr>
+            </w:pPr>
+            <w:r>
+              <w:rPr>
+                <w:rFonts w:ascii="Times New Roman" w:hAnsi="Times New Roman" w:cs="Times New Roman"/>
+              </w:rPr>
+              <w:t>Variable Type</w:t>
+            </w:r>
+          </w:p>
+        </w:tc>
+      </w:tr>
+      <w:tr>
+        <w:tc>
+          <w:tcPr>
+            <w:tcW w:w="3186" w:type="pct"/>
+          </w:tcPr>
+          <w:p>
+            <w:pPr>
+              <w:rPr>
+                <w:rFonts w:ascii="Times New Roman" w:hAnsi="Times New Roman" w:cs="Times New Roman"/>
+              </w:rPr>
+            </w:pPr>
+            <w:r>
+              <w:rPr>
+                <w:rFonts w:ascii="Times New Roman" w:hAnsi="Times New Roman" w:cs="Times New Roman"/>
+              </w:rPr>
+              <w:t>Contacts_Count_12_mon</w:t>
+            </w:r>
+          </w:p>
+        </w:tc>
+        <w:tc>
+          <w:tcPr>
+            <w:tcW w:w="1814" w:type="pct"/>
+          </w:tcPr>
+          <w:p>
+            <w:pPr>
+              <w:jc w:val="center"/>
+              <w:rPr>
+                <w:rFonts w:ascii="Times New Roman" w:hAnsi="Times New Roman" w:cs="Times New Roman"/>
+              </w:rPr>
+            </w:pPr>
+            <w:r>
+              <w:rPr>
+                <w:rFonts w:ascii="Times New Roman" w:hAnsi="Times New Roman" w:cs="Times New Roman"/>
+              </w:rPr>
+              <w:t>Quantitative</w:t>
+            </w:r>
+          </w:p>
+        </w:tc>
+      </w:tr>
+      <w:tr>
+        <w:tc>
+          <w:tcPr>
+            <w:tcW w:w="3186" w:type="pct"/>
+          </w:tcPr>
+          <w:p>
+            <w:pPr>
+              <w:rPr>
+                <w:rFonts w:ascii="Times New Roman" w:hAnsi="Times New Roman" w:cs="Times New Roman"/>
+              </w:rPr>
+            </w:pPr>
+            <w:proofErr w:type="spellStart"/>
+            <w:r>
+              <w:rPr>
+                <w:rFonts w:ascii="Times New Roman" w:hAnsi="Times New Roman" w:cs="Times New Roman"/>
+              </w:rPr>
+              <w:t>Total_Revolving_Bal</w:t>
+            </w:r>
+            <w:proofErr w:type="spellEnd"/>
+          </w:p>
+        </w:tc>
+        <w:tc>
+          <w:tcPr>
+            <w:tcW w:w="1814" w:type="pct"/>
+          </w:tcPr>
+          <w:p>
+            <w:pPr>
+              <w:jc w:val="center"/>
+              <w:rPr>
+                <w:rFonts w:ascii="Times New Roman" w:hAnsi="Times New Roman" w:cs="Times New Roman"/>
+              </w:rPr>
+            </w:pPr>
+            <w:r>
+              <w:rPr>
+                <w:rFonts w:ascii="Times New Roman" w:hAnsi="Times New Roman" w:cs="Times New Roman"/>
+              </w:rPr>
+              <w:t>Quantitative</w:t>
+            </w:r>
+          </w:p>
+        </w:tc>
+      </w:tr>
+      <w:tr>
+        <w:tc>
+          <w:tcPr>
+            <w:tcW w:w="3186" w:type="pct"/>
+          </w:tcPr>
+          <w:p>
+            <w:pPr>
+              <w:rPr>
+                <w:rFonts w:ascii="Times New Roman" w:hAnsi="Times New Roman" w:cs="Times New Roman"/>
+              </w:rPr>
+            </w:pPr>
+            <w:r>
+              <w:rPr>
+                <w:rFonts w:ascii="Times New Roman" w:hAnsi="Times New Roman" w:cs="Times New Roman"/>
+              </w:rPr>
+              <w:t>Total_Amt_Chng_Q4_Q1</w:t>
+            </w:r>
+          </w:p>
+        </w:tc>
+        <w:tc>
+          <w:tcPr>
+            <w:tcW w:w="1814" w:type="pct"/>
+          </w:tcPr>
+          <w:p>
+            <w:pPr>
+              <w:jc w:val="center"/>
+              <w:rPr>
+                <w:rFonts w:ascii="Times New Roman" w:hAnsi="Times New Roman" w:cs="Times New Roman"/>
+              </w:rPr>
+            </w:pPr>
+            <w:r>
+              <w:rPr>
+                <w:rFonts w:ascii="Times New Roman" w:hAnsi="Times New Roman" w:cs="Times New Roman"/>
+              </w:rPr>
+              <w:t>Quantitative</w:t>
+            </w:r>
+          </w:p>
+        </w:tc>
+      </w:tr>
+      <w:tr>
+        <w:tc>
+          <w:tcPr>
+            <w:tcW w:w="3186" w:type="pct"/>
+          </w:tcPr>
+          <w:p>
+            <w:pPr>
+              <w:rPr>
+                <w:rFonts w:ascii="Times New Roman" w:hAnsi="Times New Roman" w:cs="Times New Roman"/>
+              </w:rPr>
+            </w:pPr>
+            <w:proofErr w:type="spellStart"/>
+            <w:r>
+              <w:rPr>
+                <w:rFonts w:ascii="Times New Roman" w:hAnsi="Times New Roman" w:cs="Times New Roman"/>
+              </w:rPr>
+              <w:t>Total_Trans_Amt</w:t>
+            </w:r>
+            <w:proofErr w:type="spellEnd"/>
+          </w:p>
+        </w:tc>
+        <w:tc>
+          <w:tcPr>
+            <w:tcW w:w="1814" w:type="pct"/>
+          </w:tcPr>
+          <w:p>
+            <w:pPr>
+              <w:jc w:val="center"/>
+              <w:rPr>
+                <w:rFonts w:ascii="Times New Roman" w:hAnsi="Times New Roman" w:cs="Times New Roman"/>
+              </w:rPr>
+            </w:pPr>
+            <w:r>
+              <w:rPr>
+                <w:rFonts w:ascii="Times New Roman" w:hAnsi="Times New Roman" w:cs="Times New Roman"/>
+              </w:rPr>
+              <w:t>Quantitative</w:t>
+            </w:r>
+          </w:p>
+        </w:tc>
+      </w:tr>
+      <w:tr>
+        <w:tc>
+          <w:tcPr>
+            <w:tcW w:w="3186" w:type="pct"/>
+          </w:tcPr>
+          <w:p>
+            <w:pPr>
+              <w:rPr>
+                <w:rFonts w:ascii="Times New Roman" w:hAnsi="Times New Roman" w:cs="Times New Roman"/>
+              </w:rPr>
+            </w:pPr>
+            <w:proofErr w:type="spellStart"/>
+            <w:r>
+              <w:rPr>
+                <w:rFonts w:ascii="Times New Roman" w:hAnsi="Times New Roman" w:cs="Times New Roman"/>
+              </w:rPr>
+              <w:t>Total_Trans_Ct</w:t>
+            </w:r>
+            <w:proofErr w:type="spellEnd"/>
+          </w:p>
+        </w:tc>
+        <w:tc>
+          <w:tcPr>
+            <w:tcW w:w="1814" w:type="pct"/>
+          </w:tcPr>
+          <w:p>
+            <w:pPr>
+              <w:jc w:val="center"/>
+              <w:rPr>
+                <w:rFonts w:ascii="Times New Roman" w:hAnsi="Times New Roman" w:cs="Times New Roman"/>
+              </w:rPr>
+            </w:pPr>
+            <w:r>
+              <w:rPr>
+                <w:rFonts w:ascii="Times New Roman" w:hAnsi="Times New Roman" w:cs="Times New Roman"/>
+              </w:rPr>
+              <w:t>Quantitative</w:t>
+            </w:r>
+          </w:p>
+        </w:tc>
+      </w:tr>
+      <w:tr>
+        <w:tc>
+          <w:tcPr>
+            <w:tcW w:w="3186" w:type="pct"/>
+          </w:tcPr>
+          <w:p>
+            <w:pPr>
+              <w:rPr>
+                <w:rFonts w:ascii="Times New Roman" w:hAnsi="Times New Roman" w:cs="Times New Roman"/>
+              </w:rPr>
+            </w:pPr>
+            <w:r>
+              <w:rPr>
+                <w:rFonts w:ascii="Times New Roman" w:hAnsi="Times New Roman" w:cs="Times New Roman"/>
+              </w:rPr>
+              <w:t>Total_Ct_Chng_Q4_Q1</w:t>
+            </w:r>
+          </w:p>
+        </w:tc>
+        <w:tc>
+          <w:tcPr>
+            <w:tcW w:w="1814" w:type="pct"/>
+          </w:tcPr>
+          <w:p>
+            <w:pPr>
+              <w:jc w:val="center"/>
+              <w:rPr>
+                <w:rFonts w:ascii="Times New Roman" w:hAnsi="Times New Roman" w:cs="Times New Roman"/>
+              </w:rPr>
+            </w:pPr>
+            <w:r>
+              <w:rPr>
+                <w:rFonts w:ascii="Times New Roman" w:hAnsi="Times New Roman" w:cs="Times New Roman"/>
+              </w:rPr>
+              <w:t>Quantitative</w:t>
+            </w:r>
+          </w:p>
+        </w:tc>
+      </w:tr>
+      <w:tr>
+        <w:tc>
+          <w:tcPr>
+            <w:tcW w:w="3186" w:type="pct"/>
+          </w:tcPr>
+          <w:p>
+            <w:pPr>
+              <w:rPr>
+                <w:rFonts w:ascii="Times New Roman" w:hAnsi="Times New Roman" w:cs="Times New Roman"/>
+              </w:rPr>
+            </w:pPr>
+            <w:proofErr w:type="spellStart"/>
+            <w:r>
+              <w:rPr>
+                <w:rFonts w:ascii="Times New Roman" w:hAnsi="Times New Roman" w:cs="Times New Roman"/>
+              </w:rPr>
+              <w:t>Avg_Utilization_Ratio</w:t>
+            </w:r>
+            <w:proofErr w:type="spellEnd"/>
+          </w:p>
+        </w:tc>
+        <w:tc>
+          <w:tcPr>
+            <w:tcW w:w="1814" w:type="pct"/>
+          </w:tcPr>
+          <w:p>
+            <w:pPr>
+              <w:jc w:val="center"/>
+              <w:rPr>
+                <w:rFonts w:ascii="Times New Roman" w:hAnsi="Times New Roman" w:cs="Times New Roman"/>
+              </w:rPr>
+            </w:pPr>
+            <w:r>
+              <w:rPr>
+                <w:rFonts w:ascii="Times New Roman" w:hAnsi="Times New Roman" w:cs="Times New Roman"/>
+              </w:rPr>
+              <w:t>Quantitative</w:t>
+            </w:r>
+          </w:p>
+        </w:tc>
+      </w:tr>
+      <w:tr>
+        <w:tc>
+          <w:tcPr>
+            <w:tcW w:w="3186" w:type="pct"/>
+          </w:tcPr>
+          <w:p>
+            <w:pPr>
+              <w:rPr>
+                <w:rFonts w:ascii="Times New Roman" w:hAnsi="Times New Roman" w:cs="Times New Roman"/>
+              </w:rPr>
+            </w:pPr>
+            <w:proofErr w:type="spellStart"/>
+            <w:r>
+              <w:rPr>
+                <w:rFonts w:ascii="Times New Roman" w:hAnsi="Times New Roman" w:cs="Times New Roman"/>
+              </w:rPr>
+              <w:t>Balance_To_TC</w:t>
+            </w:r>
+            <w:proofErr w:type="spellEnd"/>
+          </w:p>
+        </w:tc>
+        <w:tc>
+          <w:tcPr>
+            <w:tcW w:w="1814" w:type="pct"/>
+          </w:tcPr>
+          <w:p>
+            <w:pPr>
+              <w:jc w:val="center"/>
+              <w:rPr>
+                <w:rFonts w:ascii="Times New Roman" w:hAnsi="Times New Roman" w:cs="Times New Roman"/>
+              </w:rPr>
+            </w:pPr>
+            <w:r>
+              <w:rPr>
+                <w:rFonts w:ascii="Times New Roman" w:hAnsi="Times New Roman" w:cs="Times New Roman"/>
+              </w:rPr>
+              <w:t>Quantitative</w:t>
+            </w:r>
+          </w:p>
+        </w:tc>
+      </w:tr>
+      <w:tr>
+        <w:tc>
+          <w:tcPr>
+            <w:tcW w:w="3186" w:type="pct"/>
+          </w:tcPr>
+          <w:p>
+            <w:pPr>
+              <w:rPr>
+                <w:rFonts w:ascii="Times New Roman" w:hAnsi="Times New Roman" w:cs="Times New Roman"/>
+              </w:rPr>
+            </w:pPr>
+            <w:proofErr w:type="spellStart"/>
+            <w:r>
+              <w:rPr>
+                <w:rFonts w:ascii="Times New Roman" w:hAnsi="Times New Roman" w:cs="Times New Roman"/>
+              </w:rPr>
+              <w:t>Credit_Limit_per_Income</w:t>
+            </w:r>
+            <w:proofErr w:type="spellEnd"/>
+          </w:p>
+        </w:tc>
+        <w:tc>
+          <w:tcPr>
+            <w:tcW w:w="1814" w:type="pct"/>
+          </w:tcPr>
+          <w:p>
+            <w:pPr>
+              <w:jc w:val="center"/>
+              <w:rPr>
+                <w:rFonts w:ascii="Times New Roman" w:hAnsi="Times New Roman" w:cs="Times New Roman"/>
+              </w:rPr>
+            </w:pPr>
+            <w:r>
+              <w:rPr>
+                <w:rFonts w:ascii="Times New Roman" w:hAnsi="Times New Roman" w:cs="Times New Roman"/>
+              </w:rPr>
+              <w:t>Quantitative</w:t>
+            </w:r>
+          </w:p>
+        </w:tc>
+      </w:tr>
+      <w:tr>
+        <w:tc>
+          <w:tcPr>
+            <w:tcW w:w="3186" w:type="pct"/>
+          </w:tcPr>
+          <w:p>
+            <w:pPr>
+              <w:rPr>
+                <w:rFonts w:ascii="Times New Roman" w:hAnsi="Times New Roman" w:cs="Times New Roman"/>
+              </w:rPr>
+            </w:pPr>
+            <w:proofErr w:type="spellStart"/>
+            <w:r>
+              <w:rPr>
+                <w:rFonts w:ascii="Times New Roman" w:hAnsi="Times New Roman" w:cs="Times New Roman"/>
+              </w:rPr>
+              <w:t>Leveraged_Balance_Ratio</w:t>
+            </w:r>
+            <w:proofErr w:type="spellEnd"/>
+          </w:p>
+        </w:tc>
+        <w:tc>
+          <w:tcPr>
+            <w:tcW w:w="1814" w:type="pct"/>
+          </w:tcPr>
+          <w:p>
+            <w:pPr>
+              <w:jc w:val="center"/>
+              <w:rPr>
+                <w:rFonts w:ascii="Times New Roman" w:hAnsi="Times New Roman" w:cs="Times New Roman"/>
+              </w:rPr>
+            </w:pPr>
+            <w:r>
+              <w:rPr>
+                <w:rFonts w:ascii="Times New Roman" w:hAnsi="Times New Roman" w:cs="Times New Roman"/>
+              </w:rPr>
+              <w:t>Quantitative</w:t>
+            </w:r>
+          </w:p>
+        </w:tc>
+      </w:tr>
+      <w:tr>
+        <w:tc>
+          <w:tcPr>
+            <w:tcW w:w="3186" w:type="pct"/>
+          </w:tcPr>
+          <w:p>
+            <w:pPr>
+              <w:rPr>
+                <w:rFonts w:ascii="Times New Roman" w:hAnsi="Times New Roman" w:cs="Times New Roman"/>
+              </w:rPr>
+            </w:pPr>
+            <w:proofErr w:type="spellStart"/>
+            <w:r>
+              <w:rPr>
+                <w:rFonts w:ascii="Times New Roman" w:hAnsi="Times New Roman" w:cs="Times New Roman"/>
+              </w:rPr>
+              <w:t>Relationship_Strength</w:t>
+            </w:r>
+            <w:proofErr w:type="spellEnd"/>
+          </w:p>
+        </w:tc>
+        <w:tc>
+          <w:tcPr>
+            <w:tcW w:w="1814" w:type="pct"/>
+          </w:tcPr>
+          <w:p>
+            <w:pPr>
+              <w:jc w:val="center"/>
+              <w:rPr>
+                <w:rFonts w:ascii="Times New Roman" w:hAnsi="Times New Roman" w:cs="Times New Roman"/>
+              </w:rPr>
+            </w:pPr>
+            <w:r>
+              <w:rPr>
+                <w:rFonts w:ascii="Times New Roman" w:hAnsi="Times New Roman" w:cs="Times New Roman"/>
+              </w:rPr>
+              <w:t>Quantitative</w:t>
+            </w:r>
+          </w:p>
+        </w:tc>
+      </w:tr>
+      <w:tr>
+        <w:tc>
+          <w:tcPr>
+            <w:tcW w:w="3186" w:type="pct"/>
+          </w:tcPr>
+          <w:p>
+            <w:pPr>
+              <w:rPr>
+                <w:rFonts w:ascii="Times New Roman" w:hAnsi="Times New Roman" w:cs="Times New Roman"/>
+              </w:rPr>
+            </w:pPr>
+            <w:proofErr w:type="spellStart"/>
+            <w:r>
+              <w:rPr>
+                <w:rFonts w:ascii="Times New Roman" w:hAnsi="Times New Roman" w:cs="Times New Roman"/>
+              </w:rPr>
+              <w:t>Income_Category</w:t>
+            </w:r>
+            <w:proofErr w:type="spellEnd"/>
+          </w:p>
+        </w:tc>
+        <w:tc>
+          <w:tcPr>
+            <w:tcW w:w="1814" w:type="pct"/>
+          </w:tcPr>
+          <w:p>
+            <w:pPr>
+              <w:jc w:val="center"/>
+              <w:rPr>
+                <w:rFonts w:ascii="Times New Roman" w:hAnsi="Times New Roman" w:cs="Times New Roman"/>
+              </w:rPr>
+            </w:pPr>
+            <w:r>
+              <w:rPr>
+                <w:rFonts w:ascii="Times New Roman" w:hAnsi="Times New Roman" w:cs="Times New Roman"/>
+              </w:rPr>
+              <w:t>Categorical</w:t>
+            </w:r>
+          </w:p>
+        </w:tc>
+      </w:tr>
+      <w:tr>
+        <w:tc>
+          <w:tcPr>
+            <w:tcW w:w="3186" w:type="pct"/>
+          </w:tcPr>
+          <w:p>
+            <w:pPr>
+              <w:rPr>
+                <w:rFonts w:ascii="Times New Roman" w:hAnsi="Times New Roman" w:cs="Times New Roman"/>
+              </w:rPr>
+            </w:pPr>
+            <w:r>
+              <w:rPr>
+                <w:rFonts w:ascii="Times New Roman" w:hAnsi="Times New Roman" w:cs="Times New Roman"/>
+              </w:rPr>
+              <w:t>Gender</w:t>
+            </w:r>
+          </w:p>
+        </w:tc>
+        <w:tc>
+          <w:tcPr>
+            <w:tcW w:w="1814" w:type="pct"/>
+          </w:tcPr>
+          <w:p>
+            <w:pPr>
+              <w:jc w:val="center"/>
+              <w:rPr>
+                <w:rFonts w:ascii="Times New Roman" w:hAnsi="Times New Roman" w:cs="Times New Roman"/>
+              </w:rPr>
+            </w:pPr>
+            <w:r>
+              <w:rPr>
+                <w:rFonts w:ascii="Times New Roman" w:hAnsi="Times New Roman" w:cs="Times New Roman"/>
+              </w:rPr>
+              <w:t>Categorical</w:t>
+            </w:r>
+          </w:p>
+        </w:tc>
+      </w:tr>
+      <w:tr>
+        <w:tc>
+          <w:tcPr>
+            <w:tcW w:w="3186" w:type="pct"/>
+          </w:tcPr>
+          <w:p>
+            <w:pPr>
+              <w:rPr>
+                <w:rFonts w:ascii="Times New Roman" w:hAnsi="Times New Roman" w:cs="Times New Roman"/>
+              </w:rPr>
+            </w:pPr>
+            <w:proofErr w:type="spellStart"/>
+            <w:r>
+              <w:rPr>
+                <w:rFonts w:ascii="Times New Roman" w:hAnsi="Times New Roman" w:cs="Times New Roman"/>
+              </w:rPr>
+              <w:t>Education_Level</w:t>
+            </w:r>
+            <w:proofErr w:type="spellEnd"/>
+          </w:p>
+        </w:tc>
+        <w:tc>
+          <w:tcPr>
+            <w:tcW w:w="1814" w:type="pct"/>
+          </w:tcPr>
+          <w:p>
+            <w:pPr>
+              <w:jc w:val="center"/>
+              <w:rPr>
+                <w:rFonts w:ascii="Times New Roman" w:hAnsi="Times New Roman" w:cs="Times New Roman"/>
+              </w:rPr>
+            </w:pPr>
+            <w:r>
+              <w:rPr>
+                <w:rFonts w:ascii="Times New Roman" w:hAnsi="Times New Roman" w:cs="Times New Roman"/>
+              </w:rPr>
+              <w:t>Categorical</w:t>
+            </w:r>
+          </w:p>
+        </w:tc>
+      </w:tr>
+      <w:tr>
+        <w:tc>
+          <w:tcPr>
+            <w:tcW w:w="3186" w:type="pct"/>
+          </w:tcPr>
+          <w:p>
+            <w:pPr>
+              <w:rPr>
+                <w:rFonts w:ascii="Times New Roman" w:hAnsi="Times New Roman" w:cs="Times New Roman"/>
+              </w:rPr>
+            </w:pPr>
+            <w:proofErr w:type="spellStart"/>
+            <w:r>
+              <w:rPr>
+                <w:rFonts w:ascii="Times New Roman" w:hAnsi="Times New Roman" w:cs="Times New Roman"/>
+              </w:rPr>
+              <w:t>Marital_Status</w:t>
+            </w:r>
+            <w:proofErr w:type="spellEnd"/>
+          </w:p>
+        </w:tc>
+        <w:tc>
+          <w:tcPr>
+            <w:tcW w:w="1814" w:type="pct"/>
+          </w:tcPr>
+          <w:p>
+            <w:pPr>
+              <w:jc w:val="center"/>
+              <w:rPr>
+                <w:rFonts w:ascii="Times New Roman" w:hAnsi="Times New Roman" w:cs="Times New Roman"/>
+              </w:rPr>
+            </w:pPr>
+            <w:r>
+              <w:rPr>
+                <w:rFonts w:ascii="Times New Roman" w:hAnsi="Times New Roman" w:cs="Times New Roman"/>
+              </w:rPr>
+              <w:t>Categorical</w:t>
+            </w:r>
+          </w:p>
+        </w:tc>
+      </w:tr>
+      <w:tr>
+        <w:tc>
+          <w:tcPr>
+            <w:tcW w:w="3186" w:type="pct"/>
+          </w:tcPr>
+          <w:p>
+            <w:pPr>
+              <w:rPr>
+                <w:rFonts w:ascii="Times New Roman" w:hAnsi="Times New Roman" w:cs="Times New Roman"/>
+              </w:rPr>
+            </w:pPr>
+            <w:proofErr w:type="spellStart"/>
+            <w:r>
+              <w:rPr>
+                <w:rFonts w:ascii="Times New Roman" w:hAnsi="Times New Roman" w:cs="Times New Roman"/>
+              </w:rPr>
+              <w:t>Card_Category</w:t>
+            </w:r>
+            <w:proofErr w:type="spellEnd"/>
+          </w:p>
+        </w:tc>
+        <w:tc>
+          <w:tcPr>
+            <w:tcW w:w="1814" w:type="pct"/>
+          </w:tcPr>
+          <w:p>
+            <w:pPr>
+              <w:jc w:val="center"/>
+              <w:rPr>
+                <w:rFonts w:ascii="Times New Roman" w:hAnsi="Times New Roman" w:cs="Times New Roman"/>
+              </w:rPr>
+            </w:pPr>
+            <w:r>
+              <w:rPr>
+                <w:rFonts w:ascii="Times New Roman" w:hAnsi="Times New Roman" w:cs="Times New Roman"/>
+              </w:rPr>
+              <w:t>Categorical</w:t>
+            </w:r>
+          </w:p>
+        </w:tc>
+      </w:tr>
+    </w:tbl>
+    <w:p>
+      <w:pPr>
+        <w:rPr>
+          <w:rFonts w:ascii="Times New Roman" w:hAnsi="Times New Roman" w:cs="Times New Roman"/>
+        </w:rPr>
+      </w:pPr>
+    </w:p>
+    <w:p>
+      <w:pPr>
+        <w:rPr>
+          <w:rFonts w:ascii="Times New Roman" w:hAnsi="Times New Roman" w:cs="Times New Roman"/>
+        </w:rPr>
+      </w:pPr>
+      <w:r>
+        <w:rPr>
+          <w:rFonts w:ascii="Times New Roman" w:hAnsi="Times New Roman" w:cs="Times New Roman"/>
+        </w:rPr>
+        <w:t xml:space="preserve">The excluded variables had minimal </w:t>
+      </w:r>
+      <w:r>
+        <w:rPr>
+          <w:rFonts w:ascii="Times New Roman" w:hAnsi="Times New Roman" w:cs="Times New Roman"/>
+        </w:rPr>
+        <w:t>correlation with Attrition_Flag</w:t>
+      </w:r>
+      <w:r>
+        <w:rPr>
+          <w:rFonts w:ascii="Times New Roman" w:hAnsi="Times New Roman" w:cs="Times New Roman"/>
+        </w:rPr>
+        <w:t xml:space="preserve">, which is a poor metric for </w:t>
+      </w:r>
+      <w:r>
+        <w:rPr>
+          <w:rFonts w:ascii="Times New Roman" w:hAnsi="Times New Roman" w:cs="Times New Roman"/>
+        </w:rPr>
+        <w:t>predictive value when considering interactions with other variables</w:t>
+      </w:r>
+      <w:r>
+        <w:rPr>
+          <w:rFonts w:ascii="Times New Roman" w:hAnsi="Times New Roman" w:cs="Times New Roman"/>
+        </w:rPr>
+        <w:t>. The solution to this problem is the inclusion of the new features</w:t>
+      </w:r>
+      <w:r>
+        <w:rPr>
+          <w:rFonts w:ascii="Times New Roman" w:hAnsi="Times New Roman" w:cs="Times New Roman"/>
+        </w:rPr>
+        <w:t xml:space="preserve">, many of which are derivatives of the excluded variables. The intent was to remove the variables that independently offer minimal predictive value, and to then replace them with variables that are compounded with higher </w:t>
+      </w:r>
+      <w:r>
+        <w:rPr>
+          <w:rFonts w:ascii="Times New Roman" w:hAnsi="Times New Roman" w:cs="Times New Roman"/>
+        </w:rPr>
+        <w:t xml:space="preserve">relevance variables. Ideally, this will increase the signal to noise ratio </w:t>
+      </w:r>
+      <w:r>
+        <w:rPr>
+          <w:rFonts w:ascii="Times New Roman" w:hAnsi="Times New Roman" w:cs="Times New Roman"/>
+        </w:rPr>
+        <w:t>across the dataset, making the model more accurate.</w:t>
+      </w:r>
+    </w:p>
+    <w:p>
+      <w:pPr>
+        <w:rPr>
+          <w:rFonts w:ascii="Times New Roman" w:hAnsi="Times New Roman" w:cs="Times New Roman"/>
+        </w:rPr>
+      </w:pPr>
+      <w:r>
+        <w:rPr>
+          <w:rFonts w:ascii="Times New Roman" w:hAnsi="Times New Roman" w:cs="Times New Roman"/>
+        </w:rPr>
+        <w:tab/>
+        <w:t xml:space="preserve">Class imbalance could be addressed by </w:t>
+      </w:r>
+      <w:r>
+        <w:rPr>
+          <w:rFonts w:ascii="Times New Roman" w:hAnsi="Times New Roman" w:cs="Times New Roman"/>
+        </w:rPr>
+        <w:t xml:space="preserve">randomly sampling a smaller subset of the </w:t>
+      </w:r>
+      <w:r>
+        <w:rPr>
+          <w:rFonts w:ascii="Times New Roman" w:hAnsi="Times New Roman" w:cs="Times New Roman"/>
+        </w:rPr>
+        <w:t xml:space="preserve">‘Existing Customer’ </w:t>
+      </w:r>
+      <w:r>
+        <w:rPr>
+          <w:rFonts w:ascii="Times New Roman" w:hAnsi="Times New Roman" w:cs="Times New Roman"/>
+        </w:rPr>
+        <w:t>observations</w:t>
+      </w:r>
+      <w:r>
+        <w:rPr>
+          <w:rFonts w:ascii="Times New Roman" w:hAnsi="Times New Roman" w:cs="Times New Roman"/>
+        </w:rPr>
+        <w:t xml:space="preserve">. </w:t>
+      </w:r>
+      <w:r>
+        <w:rPr>
+          <w:rFonts w:ascii="Times New Roman" w:hAnsi="Times New Roman" w:cs="Times New Roman"/>
+        </w:rPr>
+        <w:t xml:space="preserve">If the model evaluation steps detailed in the Preliminary Modeling Strategy indicate that </w:t>
+      </w:r>
+      <w:r>
+        <w:rPr>
+          <w:rFonts w:ascii="Times New Roman" w:hAnsi="Times New Roman" w:cs="Times New Roman"/>
+        </w:rPr>
+        <w:t xml:space="preserve">class imbalance is an issue (i.e. </w:t>
+      </w:r>
+      <w:proofErr w:type="gramStart"/>
+      <w:r>
+        <w:rPr>
+          <w:rFonts w:ascii="Times New Roman" w:hAnsi="Times New Roman" w:cs="Times New Roman"/>
+        </w:rPr>
+        <w:t>high density</w:t>
+      </w:r>
+      <w:proofErr w:type="gramEnd"/>
+      <w:r>
+        <w:rPr>
+          <w:rFonts w:ascii="Times New Roman" w:hAnsi="Times New Roman" w:cs="Times New Roman"/>
+        </w:rPr>
+        <w:t xml:space="preserve"> </w:t>
+      </w:r>
+      <w:r>
+        <w:rPr>
+          <w:rFonts w:ascii="Times New Roman" w:hAnsi="Times New Roman" w:cs="Times New Roman"/>
+        </w:rPr>
+        <w:t xml:space="preserve">false positives or false negatives on a particular </w:t>
+      </w:r>
+      <w:r>
+        <w:rPr>
+          <w:rFonts w:ascii="Times New Roman" w:hAnsi="Times New Roman" w:cs="Times New Roman"/>
+        </w:rPr>
+        <w:t xml:space="preserve">Attrition_Flag outcome), </w:t>
+      </w:r>
+      <w:r>
+        <w:rPr>
+          <w:rFonts w:ascii="Times New Roman" w:hAnsi="Times New Roman" w:cs="Times New Roman"/>
+        </w:rPr>
+        <w:t xml:space="preserve">then the ratio of </w:t>
+      </w:r>
+      <w:r>
+        <w:rPr>
+          <w:rFonts w:ascii="Times New Roman" w:hAnsi="Times New Roman" w:cs="Times New Roman"/>
+        </w:rPr>
+        <w:t>‘Existing Customer’</w:t>
+      </w:r>
+      <w:r>
+        <w:rPr>
+          <w:rFonts w:ascii="Times New Roman" w:hAnsi="Times New Roman" w:cs="Times New Roman"/>
+        </w:rPr>
+        <w:t xml:space="preserve"> observations could be</w:t>
+      </w:r>
+      <w:r>
+        <w:rPr>
+          <w:rFonts w:ascii="Times New Roman" w:hAnsi="Times New Roman" w:cs="Times New Roman"/>
+        </w:rPr>
+        <w:t xml:space="preserve"> further</w:t>
+      </w:r>
+      <w:r>
+        <w:rPr>
+          <w:rFonts w:ascii="Times New Roman" w:hAnsi="Times New Roman" w:cs="Times New Roman"/>
+        </w:rPr>
+        <w:t xml:space="preserve"> reduced.</w:t>
+      </w:r>
+    </w:p>
+    <w:p>
+      <w:pPr>
+        <w:rPr>
+          <w:rFonts w:ascii="Times New Roman" w:hAnsi="Times New Roman" w:cs="Times New Roman"/>
+        </w:rPr>
+      </w:pPr>
+    </w:p>
+    <w:p>
+      <w:pPr>
+        <w:rPr>
+          <w:rFonts w:ascii="Times New Roman" w:hAnsi="Times New Roman" w:cs="Times New Roman"/>
+        </w:rPr>
+      </w:pPr>
+      <w:r>
+        <w:rPr>
+          <w:rFonts w:ascii="Times New Roman" w:hAnsi="Times New Roman" w:cs="Times New Roman"/>
+        </w:rPr>
+        <w:br w:type="page"/>
+      </w:r>
+    </w:p>
+    <w:p>
+      <w:pPr>
+        <w:pStyle w:val="Heading1"/>
+        <w:rPr>
+          <w:rFonts w:ascii="Times New Roman" w:hAnsi="Times New Roman" w:cs="Times New Roman"/>
+        </w:rPr>
+      </w:pPr>
+      <w:bookmarkStart w:id="4" w:name="_Toc203915602"/>
+      <w:r>
+        <w:rPr>
+          <w:rFonts w:ascii="Times New Roman" w:hAnsi="Times New Roman" w:cs="Times New Roman"/>
+        </w:rPr>
+        <w:lastRenderedPageBreak/>
+        <w:t>Preliminary Modeling Strategy</w:t>
+      </w:r>
+      <w:bookmarkEnd w:id="4"/>
+    </w:p>
+    <w:p>
+      <w:pPr>
+        <w:rPr>
+          <w:rFonts w:ascii="Times New Roman" w:hAnsi="Times New Roman" w:cs="Times New Roman"/>
+        </w:rPr>
+      </w:pPr>
+      <w:r>
+        <w:rPr>
+          <w:rFonts w:ascii="Times New Roman" w:hAnsi="Times New Roman" w:cs="Times New Roman"/>
+        </w:rPr>
+        <w:tab/>
+      </w:r>
+      <w:r>
+        <w:rPr>
+          <w:rFonts w:ascii="Times New Roman" w:hAnsi="Times New Roman" w:cs="Times New Roman"/>
+        </w:rPr>
+        <w:t xml:space="preserve">The algorithms that </w:t>
+      </w:r>
+      <w:r>
+        <w:rPr>
+          <w:rFonts w:ascii="Times New Roman" w:hAnsi="Times New Roman" w:cs="Times New Roman"/>
+        </w:rPr>
+        <w:t xml:space="preserve">will be tested in this strategy are </w:t>
+      </w:r>
+      <w:proofErr w:type="spellStart"/>
+      <w:r>
+        <w:rPr>
+          <w:rFonts w:ascii="Times New Roman" w:hAnsi="Times New Roman" w:cs="Times New Roman"/>
+        </w:rPr>
+        <w:t>kNN</w:t>
+      </w:r>
+      <w:proofErr w:type="spellEnd"/>
+      <w:r>
+        <w:rPr>
+          <w:rFonts w:ascii="Times New Roman" w:hAnsi="Times New Roman" w:cs="Times New Roman"/>
+        </w:rPr>
+        <w:t xml:space="preserve">, </w:t>
+      </w:r>
+      <w:r>
+        <w:rPr>
+          <w:rFonts w:ascii="Times New Roman" w:hAnsi="Times New Roman" w:cs="Times New Roman"/>
+        </w:rPr>
+        <w:t xml:space="preserve">Logistic Regression, and </w:t>
+      </w:r>
+      <w:r>
+        <w:rPr>
+          <w:rFonts w:ascii="Times New Roman" w:hAnsi="Times New Roman" w:cs="Times New Roman"/>
+        </w:rPr>
+        <w:t>QDA</w:t>
+      </w:r>
+      <w:r>
+        <w:rPr>
+          <w:rFonts w:ascii="Times New Roman" w:hAnsi="Times New Roman" w:cs="Times New Roman"/>
+        </w:rPr>
+        <w:t xml:space="preserve">. </w:t>
+      </w:r>
+      <w:r>
+        <w:rPr>
+          <w:rFonts w:ascii="Times New Roman" w:hAnsi="Times New Roman" w:cs="Times New Roman"/>
+        </w:rPr>
+        <w:t>Each of these models will be evaluated based on the following criteria:</w:t>
+      </w:r>
+    </w:p>
+    <w:p>
+      <w:pPr>
+        <w:pStyle w:val="ListParagraph"/>
+        <w:numPr>
+          <w:ilvl w:val="0"/>
+          <w:numId w:val="2"/>
+        </w:numPr>
+        <w:rPr>
+          <w:rFonts w:ascii="Times New Roman" w:hAnsi="Times New Roman" w:cs="Times New Roman"/>
+        </w:rPr>
+      </w:pPr>
+      <w:r>
+        <w:rPr>
+          <w:rFonts w:ascii="Times New Roman" w:hAnsi="Times New Roman" w:cs="Times New Roman"/>
+        </w:rPr>
+        <w:t>Accuracy</w:t>
+      </w:r>
+      <w:r>
+        <w:rPr>
+          <w:rFonts w:ascii="Times New Roman" w:hAnsi="Times New Roman" w:cs="Times New Roman"/>
+        </w:rPr>
+        <w:t xml:space="preserve"> on Novel Data</w:t>
+      </w:r>
+      <w:r>
+        <w:rPr>
+          <w:rFonts w:ascii="Times New Roman" w:hAnsi="Times New Roman" w:cs="Times New Roman"/>
+        </w:rPr>
+        <w:t xml:space="preserve"> (Cross Validation)</w:t>
+      </w:r>
+    </w:p>
+    <w:p>
+      <w:pPr>
+        <w:pStyle w:val="ListParagraph"/>
+        <w:numPr>
+          <w:ilvl w:val="1"/>
+          <w:numId w:val="2"/>
+        </w:numPr>
+        <w:rPr>
+          <w:rFonts w:ascii="Times New Roman" w:hAnsi="Times New Roman" w:cs="Times New Roman"/>
+        </w:rPr>
+      </w:pPr>
+      <w:r>
+        <w:rPr>
+          <w:rFonts w:ascii="Times New Roman" w:hAnsi="Times New Roman" w:cs="Times New Roman"/>
+        </w:rPr>
+        <w:t>This will be evaluated by</w:t>
+      </w:r>
+      <w:r>
+        <w:rPr>
+          <w:rFonts w:ascii="Times New Roman" w:hAnsi="Times New Roman" w:cs="Times New Roman"/>
+        </w:rPr>
+        <w:t xml:space="preserve"> excluding data from the training data set</w:t>
+      </w:r>
+      <w:r>
+        <w:rPr>
+          <w:rFonts w:ascii="Times New Roman" w:hAnsi="Times New Roman" w:cs="Times New Roman"/>
+        </w:rPr>
+        <w:t xml:space="preserve">. The same </w:t>
+      </w:r>
+      <w:r>
+        <w:rPr>
+          <w:rFonts w:ascii="Times New Roman" w:hAnsi="Times New Roman" w:cs="Times New Roman"/>
+        </w:rPr>
+        <w:t>data will be excluded from the training data of each model to remain consistent.</w:t>
+      </w:r>
+    </w:p>
+    <w:p>
+      <w:pPr>
+        <w:pStyle w:val="ListParagraph"/>
+        <w:numPr>
+          <w:ilvl w:val="0"/>
+          <w:numId w:val="2"/>
+        </w:numPr>
+        <w:rPr>
+          <w:rFonts w:ascii="Times New Roman" w:hAnsi="Times New Roman" w:cs="Times New Roman"/>
+        </w:rPr>
+      </w:pPr>
+      <w:r>
+        <w:rPr>
+          <w:rFonts w:ascii="Times New Roman" w:hAnsi="Times New Roman" w:cs="Times New Roman"/>
+        </w:rPr>
+        <w:t>Recall</w:t>
+      </w:r>
+    </w:p>
+    <w:p>
+      <w:pPr>
+        <w:pStyle w:val="ListParagraph"/>
+        <w:numPr>
+          <w:ilvl w:val="1"/>
+          <w:numId w:val="2"/>
+        </w:numPr>
+        <w:rPr>
+          <w:rFonts w:ascii="Times New Roman" w:hAnsi="Times New Roman" w:cs="Times New Roman"/>
+        </w:rPr>
+      </w:pPr>
+      <w:r>
+        <w:rPr>
+          <w:rFonts w:ascii="Times New Roman" w:hAnsi="Times New Roman" w:cs="Times New Roman"/>
+        </w:rPr>
+        <w:t xml:space="preserve">After the models make predictions on the test data, a confusion matrix will be generated for each model. Recall will be calculated </w:t>
+      </w:r>
+      <w:r>
+        <w:rPr>
+          <w:rFonts w:ascii="Times New Roman" w:hAnsi="Times New Roman" w:cs="Times New Roman"/>
+        </w:rPr>
+        <w:t xml:space="preserve">based on </w:t>
+      </w:r>
+      <w:r>
+        <w:rPr>
+          <w:rFonts w:ascii="Times New Roman" w:hAnsi="Times New Roman" w:cs="Times New Roman"/>
+        </w:rPr>
+        <w:t>the ratio of true positives to the total number of actual positives</w:t>
+      </w:r>
+      <w:r>
+        <w:rPr>
+          <w:rFonts w:ascii="Times New Roman" w:hAnsi="Times New Roman" w:cs="Times New Roman"/>
+        </w:rPr>
+        <w:t>.</w:t>
+      </w:r>
+    </w:p>
+    <w:p>
+      <w:pPr>
+        <w:pStyle w:val="ListParagraph"/>
+        <w:numPr>
+          <w:ilvl w:val="0"/>
+          <w:numId w:val="2"/>
+        </w:numPr>
+        <w:rPr>
+          <w:rFonts w:ascii="Times New Roman" w:hAnsi="Times New Roman" w:cs="Times New Roman"/>
+        </w:rPr>
+      </w:pPr>
+      <w:r>
+        <w:rPr>
+          <w:rFonts w:ascii="Times New Roman" w:hAnsi="Times New Roman" w:cs="Times New Roman"/>
+        </w:rPr>
+        <w:t>Precision</w:t>
+      </w:r>
+    </w:p>
+    <w:p>
+      <w:pPr>
+        <w:pStyle w:val="ListParagraph"/>
+        <w:numPr>
+          <w:ilvl w:val="1"/>
+          <w:numId w:val="2"/>
+        </w:numPr>
+        <w:rPr>
+          <w:rFonts w:ascii="Times New Roman" w:hAnsi="Times New Roman" w:cs="Times New Roman"/>
+        </w:rPr>
+      </w:pPr>
+      <w:r>
+        <w:rPr>
+          <w:rFonts w:ascii="Times New Roman" w:hAnsi="Times New Roman" w:cs="Times New Roman"/>
+        </w:rPr>
+        <w:t xml:space="preserve">The proportion of positive </w:t>
+      </w:r>
+      <w:proofErr w:type="gramStart"/>
+      <w:r>
+        <w:rPr>
+          <w:rFonts w:ascii="Times New Roman" w:hAnsi="Times New Roman" w:cs="Times New Roman"/>
+        </w:rPr>
+        <w:t xml:space="preserve">predictions </w:t>
+      </w:r>
+      <w:r>
+        <w:rPr>
+          <w:rFonts w:ascii="Times New Roman" w:hAnsi="Times New Roman" w:cs="Times New Roman"/>
+        </w:rPr>
+        <w:t>that</w:t>
+      </w:r>
+      <w:proofErr w:type="gramEnd"/>
+      <w:r>
+        <w:rPr>
+          <w:rFonts w:ascii="Times New Roman" w:hAnsi="Times New Roman" w:cs="Times New Roman"/>
+        </w:rPr>
+        <w:t xml:space="preserve"> </w:t>
+      </w:r>
+      <w:r>
+        <w:rPr>
+          <w:rFonts w:ascii="Times New Roman" w:hAnsi="Times New Roman" w:cs="Times New Roman"/>
+        </w:rPr>
+        <w:t xml:space="preserve">are </w:t>
+      </w:r>
+      <w:proofErr w:type="gramStart"/>
+      <w:r>
+        <w:rPr>
+          <w:rFonts w:ascii="Times New Roman" w:hAnsi="Times New Roman" w:cs="Times New Roman"/>
+        </w:rPr>
+        <w:t>actually positive</w:t>
+      </w:r>
+      <w:proofErr w:type="gramEnd"/>
+      <w:r>
+        <w:rPr>
+          <w:rFonts w:ascii="Times New Roman" w:hAnsi="Times New Roman" w:cs="Times New Roman"/>
+        </w:rPr>
+        <w:t>.</w:t>
+      </w:r>
+    </w:p>
+    <w:p>
+      <w:pPr>
+        <w:pStyle w:val="ListParagraph"/>
+        <w:numPr>
+          <w:ilvl w:val="0"/>
+          <w:numId w:val="2"/>
+        </w:numPr>
+        <w:rPr>
+          <w:rFonts w:ascii="Times New Roman" w:hAnsi="Times New Roman" w:cs="Times New Roman"/>
+        </w:rPr>
+      </w:pPr>
+      <w:r>
+        <w:rPr>
+          <w:rFonts w:ascii="Times New Roman" w:hAnsi="Times New Roman" w:cs="Times New Roman"/>
+        </w:rPr>
+        <w:t>F1-score</w:t>
+      </w:r>
+    </w:p>
+    <w:p>
+      <w:pPr>
+        <w:pStyle w:val="ListParagraph"/>
+        <w:numPr>
+          <w:ilvl w:val="1"/>
+          <w:numId w:val="2"/>
+        </w:numPr>
+        <w:rPr>
+          <w:rFonts w:ascii="Times New Roman" w:hAnsi="Times New Roman" w:cs="Times New Roman"/>
+        </w:rPr>
+      </w:pPr>
+      <w:r>
+        <w:rPr>
+          <w:rFonts w:ascii="Times New Roman" w:hAnsi="Times New Roman" w:cs="Times New Roman"/>
+        </w:rPr>
+        <w:t xml:space="preserve">The harmonic </w:t>
+      </w:r>
+      <w:proofErr w:type="gramStart"/>
+      <w:r>
+        <w:rPr>
+          <w:rFonts w:ascii="Times New Roman" w:hAnsi="Times New Roman" w:cs="Times New Roman"/>
+        </w:rPr>
+        <w:t>mean</w:t>
+      </w:r>
+      <w:proofErr w:type="gramEnd"/>
+      <w:r>
+        <w:rPr>
+          <w:rFonts w:ascii="Times New Roman" w:hAnsi="Times New Roman" w:cs="Times New Roman"/>
+        </w:rPr>
+        <w:t xml:space="preserve"> of precision and recall</w:t>
+      </w:r>
+      <w:r>
+        <w:rPr>
+          <w:rFonts w:ascii="Times New Roman" w:hAnsi="Times New Roman" w:cs="Times New Roman"/>
+        </w:rPr>
+        <w:t xml:space="preserve"> </w:t>
+      </w:r>
+      <w:r>
+        <w:rPr>
+          <w:rFonts w:ascii="Times New Roman" w:hAnsi="Times New Roman" w:cs="Times New Roman"/>
+        </w:rPr>
+        <w:t>(2 * (Precision * Recall) / (Precision + Recall))</w:t>
+      </w:r>
+      <w:r>
+        <w:rPr>
+          <w:rFonts w:ascii="Times New Roman" w:hAnsi="Times New Roman" w:cs="Times New Roman"/>
+        </w:rPr>
+        <w:t>.</w:t>
+      </w:r>
+    </w:p>
+    <w:p>
+      <w:pPr>
+        <w:rPr>
+          <w:rFonts w:ascii="Times New Roman" w:hAnsi="Times New Roman" w:cs="Times New Roman"/>
+        </w:rPr>
+      </w:pPr>
+      <w:r>
+        <w:rPr>
+          <w:rFonts w:ascii="Times New Roman" w:hAnsi="Times New Roman" w:cs="Times New Roman"/>
+        </w:rPr>
+        <w:t xml:space="preserve">Some of challenges that could arise during this </w:t>
+      </w:r>
+      <w:r>
+        <w:rPr>
+          <w:rFonts w:ascii="Times New Roman" w:hAnsi="Times New Roman" w:cs="Times New Roman"/>
+        </w:rPr>
+        <w:t xml:space="preserve">initial modeling attempt would be none of the models </w:t>
+      </w:r>
+      <w:r>
+        <w:rPr>
+          <w:rFonts w:ascii="Times New Roman" w:hAnsi="Times New Roman" w:cs="Times New Roman"/>
+        </w:rPr>
+        <w:t>making accurate predictions, including the categorical variables in the dataset, and evaluating the quality of the dataset</w:t>
+      </w:r>
+      <w:r>
+        <w:rPr>
+          <w:rFonts w:ascii="Times New Roman" w:hAnsi="Times New Roman" w:cs="Times New Roman"/>
+        </w:rPr>
+        <w:t>. If the models cannot converge and make accurate predictions, there are two approaches</w:t>
+      </w:r>
+      <w:r>
+        <w:rPr>
+          <w:rFonts w:ascii="Times New Roman" w:hAnsi="Times New Roman" w:cs="Times New Roman"/>
+        </w:rPr>
+        <w:t xml:space="preserve"> to take. First, the hyperparameters of the model could be tuned, and second, the dataset could be </w:t>
+      </w:r>
+      <w:r>
+        <w:rPr>
+          <w:rFonts w:ascii="Times New Roman" w:hAnsi="Times New Roman" w:cs="Times New Roman"/>
+        </w:rPr>
+        <w:t>modified. This leads to another challenge: evaluating dataset quality. This is something that will be addressed regardless of the model performance. The intent would be to use multiple linear regression</w:t>
+      </w:r>
+      <w:r>
+        <w:rPr>
+          <w:rFonts w:ascii="Times New Roman" w:hAnsi="Times New Roman" w:cs="Times New Roman"/>
+        </w:rPr>
+        <w:t xml:space="preserve"> (MLR)</w:t>
+      </w:r>
+      <w:r>
+        <w:rPr>
+          <w:rFonts w:ascii="Times New Roman" w:hAnsi="Times New Roman" w:cs="Times New Roman"/>
+        </w:rPr>
+        <w:t xml:space="preserve"> to </w:t>
+      </w:r>
+      <w:r>
+        <w:rPr>
+          <w:rFonts w:ascii="Times New Roman" w:hAnsi="Times New Roman" w:cs="Times New Roman"/>
+        </w:rPr>
+        <w:t xml:space="preserve">evaluate the interaction between variables and get a general sense of the </w:t>
+      </w:r>
+      <w:r>
+        <w:rPr>
+          <w:rFonts w:ascii="Times New Roman" w:hAnsi="Times New Roman" w:cs="Times New Roman"/>
+        </w:rPr>
+        <w:t xml:space="preserve">relationship between the predictors and Attrition_Flag. </w:t>
+      </w:r>
+      <w:r>
+        <w:rPr>
+          <w:rFonts w:ascii="Times New Roman" w:hAnsi="Times New Roman" w:cs="Times New Roman"/>
+        </w:rPr>
+        <w:t xml:space="preserve">If the MLR is used as the baseline for </w:t>
+      </w:r>
+      <w:r>
+        <w:rPr>
+          <w:rFonts w:ascii="Times New Roman" w:hAnsi="Times New Roman" w:cs="Times New Roman"/>
+        </w:rPr>
+        <w:t xml:space="preserve">dataset viability, then changes to the dataset could be evaluated using the same criteria to </w:t>
+      </w:r>
+      <w:r>
+        <w:rPr>
+          <w:rFonts w:ascii="Times New Roman" w:hAnsi="Times New Roman" w:cs="Times New Roman"/>
+        </w:rPr>
+        <w:t xml:space="preserve">determine the impact on the </w:t>
+      </w:r>
+      <w:proofErr w:type="spellStart"/>
+      <w:r>
+        <w:rPr>
+          <w:rFonts w:ascii="Times New Roman" w:hAnsi="Times New Roman" w:cs="Times New Roman"/>
+        </w:rPr>
+        <w:t>kNN</w:t>
+      </w:r>
+      <w:proofErr w:type="spellEnd"/>
+      <w:r>
+        <w:rPr>
+          <w:rFonts w:ascii="Times New Roman" w:hAnsi="Times New Roman" w:cs="Times New Roman"/>
+        </w:rPr>
+        <w:t>, Logistic Regression, and QDA models.</w:t>
+      </w:r>
+      <w:r>
+        <w:rPr>
+          <w:rFonts w:ascii="Times New Roman" w:hAnsi="Times New Roman" w:cs="Times New Roman"/>
+        </w:rPr>
+        <w:t xml:space="preserve"> Lastly, inclusion of the cate</w:t>
+      </w:r>
+      <w:r>
+        <w:rPr>
+          <w:rFonts w:ascii="Times New Roman" w:hAnsi="Times New Roman" w:cs="Times New Roman"/>
+        </w:rPr>
+        <w:t>gorical variables can be achieved through encoding. If each of the categorical variables is reduced to a numerical representation</w:t>
+      </w:r>
+      <w:r>
+        <w:rPr>
+          <w:rFonts w:ascii="Times New Roman" w:hAnsi="Times New Roman" w:cs="Times New Roman"/>
+        </w:rPr>
+        <w:t xml:space="preserve">, the model can incorporate the </w:t>
+      </w:r>
+      <w:r>
+        <w:rPr>
+          <w:rFonts w:ascii="Times New Roman" w:hAnsi="Times New Roman" w:cs="Times New Roman"/>
+        </w:rPr>
+        <w:t xml:space="preserve">impact of the categorical variable in the higher-dimensional interactions </w:t>
+      </w:r>
+      <w:r>
+        <w:rPr>
+          <w:rFonts w:ascii="Times New Roman" w:hAnsi="Times New Roman" w:cs="Times New Roman"/>
+        </w:rPr>
+        <w:t>across the dataset.</w:t>
+      </w:r>
     </w:p>
     <w:sectPr>
       <w:pgSz w:w="12240" w:h="15840"/>
@@ -2093,51 +7223,217 @@
 </w:document>
 </file>
 
-<file path=word/comments.xml><?xml version="1.0" encoding="utf-8"?>
-<w:comments xmlns:wpc="http://schemas.microsoft.com/office/word/2010/wordprocessingCanvas" xmlns:cx="http://schemas.microsoft.com/office/drawing/2014/chartex" xmlns:cx1="http://schemas.microsoft.com/office/drawing/2015/9/8/chartex" xmlns:cx2="http://schemas.microsoft.com/office/drawing/2015/10/21/chartex" xmlns:cx3="http://schemas.microsoft.com/office/drawing/2016/5/9/chartex" xmlns:cx4="http://schemas.microsoft.com/office/drawing/2016/5/10/chartex" xmlns:cx5="http://schemas.microsoft.com/office/drawing/2016/5/11/chartex" xmlns:cx6="http://schemas.microsoft.com/office/drawing/2016/5/12/chartex" xmlns:cx7="http://schemas.microsoft.com/office/drawing/2016/5/13/chartex" xmlns:cx8="http://schemas.microsoft.com/office/drawing/2016/5/14/chartex" xmlns:mc="http://schemas.openxmlformats.org/markup-compatibility/2006" xmlns:aink="http://schemas.microsoft.com/office/drawing/2016/ink" xmlns:am3d="http://schemas.microsoft.com/office/drawing/2017/model3d" xmlns:o="urn:schemas-microsoft-com:office:office" xmlns:oel="http://schemas.microsoft.com/office/2019/extlst" xmlns:r="http://schemas.openxmlformats.org/officeDocument/2006/relationships" xmlns:m="http://schemas.openxmlformats.org/officeDocument/2006/math" xmlns:v="urn:schemas-microsoft-com:vml" xmlns:wp14="http://schemas.microsoft.com/office/word/2010/wordprocessingDrawing" xmlns:wp="http://schemas.openxmlformats.org/drawingml/2006/wordprocessingDrawing" xmlns:w10="urn:schemas-microsoft-com:office:word" xmlns:w="http://schemas.openxmlformats.org/wordprocessingml/2006/main" xmlns:w14="http://schemas.microsoft.com/office/word/2010/wordml" xmlns:w15="http://schemas.microsoft.com/office/word/2012/wordml" xmlns:w16cex="http://schemas.microsoft.com/office/word/2018/wordml/cex" xmlns:w16cid="http://schemas.microsoft.com/office/word/2016/wordml/cid" xmlns:w16="http://schemas.microsoft.com/office/word/2018/wordml" xmlns:w16du="http://schemas.microsoft.com/office/word/2023/wordml/word16du" xmlns:w16sdtdh="http://schemas.microsoft.com/office/word/2020/wordml/sdtdatahash" xmlns:w16sdtfl="http://schemas.microsoft.com/office/word/2024/wordml/sdtformatlock" xmlns:w16se="http://schemas.microsoft.com/office/word/2015/wordml/symex" xmlns:wpg="http://schemas.microsoft.com/office/word/2010/wordprocessingGroup" xmlns:wpi="http://schemas.microsoft.com/office/word/2010/wordprocessingInk" xmlns:wne="http://schemas.microsoft.com/office/word/2006/wordml" xmlns:wps="http://schemas.microsoft.com/office/word/2010/wordprocessingShape" mc:Ignorable="w14 w15 w16se w16cid w16 w16cex w16sdtdh w16sdtfl w16du wp14">
-  <w:comment w:id="1" w:author="Ryan Waterman" w:date="2025-07-19T12:41:00Z" w:initials="RW">
-    <w:p>
+<file path=word/numbering.xml><?xml version="1.0" encoding="utf-8"?>
+<w:numbering xmlns:wpc="http://schemas.microsoft.com/office/word/2010/wordprocessingCanvas" xmlns:cx="http://schemas.microsoft.com/office/drawing/2014/chartex" xmlns:cx1="http://schemas.microsoft.com/office/drawing/2015/9/8/chartex" xmlns:cx2="http://schemas.microsoft.com/office/drawing/2015/10/21/chartex" xmlns:cx3="http://schemas.microsoft.com/office/drawing/2016/5/9/chartex" xmlns:cx4="http://schemas.microsoft.com/office/drawing/2016/5/10/chartex" xmlns:cx5="http://schemas.microsoft.com/office/drawing/2016/5/11/chartex" xmlns:cx6="http://schemas.microsoft.com/office/drawing/2016/5/12/chartex" xmlns:cx7="http://schemas.microsoft.com/office/drawing/2016/5/13/chartex" xmlns:cx8="http://schemas.microsoft.com/office/drawing/2016/5/14/chartex" xmlns:mc="http://schemas.openxmlformats.org/markup-compatibility/2006" xmlns:aink="http://schemas.microsoft.com/office/drawing/2016/ink" xmlns:am3d="http://schemas.microsoft.com/office/drawing/2017/model3d" xmlns:o="urn:schemas-microsoft-com:office:office" xmlns:oel="http://schemas.microsoft.com/office/2019/extlst" xmlns:r="http://schemas.openxmlformats.org/officeDocument/2006/relationships" xmlns:m="http://schemas.openxmlformats.org/officeDocument/2006/math" xmlns:v="urn:schemas-microsoft-com:vml" xmlns:wp14="http://schemas.microsoft.com/office/word/2010/wordprocessingDrawing" xmlns:wp="http://schemas.openxmlformats.org/drawingml/2006/wordprocessingDrawing" xmlns:w10="urn:schemas-microsoft-com:office:word" xmlns:w="http://schemas.openxmlformats.org/wordprocessingml/2006/main" xmlns:w14="http://schemas.microsoft.com/office/word/2010/wordml" xmlns:w15="http://schemas.microsoft.com/office/word/2012/wordml" xmlns:w16cex="http://schemas.microsoft.com/office/word/2018/wordml/cex" xmlns:w16cid="http://schemas.microsoft.com/office/word/2016/wordml/cid" xmlns:w16="http://schemas.microsoft.com/office/word/2018/wordml" xmlns:w16du="http://schemas.microsoft.com/office/word/2023/wordml/word16du" xmlns:w16sdtdh="http://schemas.microsoft.com/office/word/2020/wordml/sdtdatahash" xmlns:w16sdtfl="http://schemas.microsoft.com/office/word/2024/wordml/sdtformatlock" xmlns:w16se="http://schemas.microsoft.com/office/word/2015/wordml/symex" xmlns:wpg="http://schemas.microsoft.com/office/word/2010/wordprocessingGroup" xmlns:wpi="http://schemas.microsoft.com/office/word/2010/wordprocessingInk" xmlns:wne="http://schemas.microsoft.com/office/word/2006/wordml" xmlns:wps="http://schemas.microsoft.com/office/word/2010/wordprocessingShape" mc:Ignorable="w14 w15 w16se w16cid w16 w16cex w16sdtdh w16sdtfl w16du wp14">
+  <w:abstractNum w:abstractNumId="0" w15:restartNumberingAfterBreak="0">
+    <w:nsid w:val="12B8482B"/>
+    <w:multiLevelType w:val="hybridMultilevel"/>
+    <w:tmpl w:val="CD002CC8"/>
+    <w:lvl w:ilvl="0" w:tplc="0409000F">
+      <w:start w:val="1"/>
+      <w:numFmt w:val="decimal"/>
+      <w:lvlText w:val="%1."/>
+      <w:lvlJc w:val="left"/>
       <w:pPr>
-        <w:pStyle w:val="CommentText"/>
+        <w:ind w:left="720" w:hanging="360"/>
       </w:pPr>
-      <w:r>
-        <w:rPr>
-          <w:rStyle w:val="CommentReference"/>
-        </w:rPr>
-        <w:annotationRef/>
-      </w:r>
-      <w:r>
-        <w:t>Refine this to a unique business problem statement</w:t>
-      </w:r>
-    </w:p>
-  </w:comment>
-</w:comments>
-</file>
-
-<file path=word/commentsExtended.xml><?xml version="1.0" encoding="utf-8"?>
-<w15:commentsEx xmlns:wpc="http://schemas.microsoft.com/office/word/2010/wordprocessingCanvas" xmlns:cx="http://schemas.microsoft.com/office/drawing/2014/chartex" xmlns:cx1="http://schemas.microsoft.com/office/drawing/2015/9/8/chartex" xmlns:cx2="http://schemas.microsoft.com/office/drawing/2015/10/21/chartex" xmlns:cx3="http://schemas.microsoft.com/office/drawing/2016/5/9/chartex" xmlns:cx4="http://schemas.microsoft.com/office/drawing/2016/5/10/chartex" xmlns:cx5="http://schemas.microsoft.com/office/drawing/2016/5/11/chartex" xmlns:cx6="http://schemas.microsoft.com/office/drawing/2016/5/12/chartex" xmlns:cx7="http://schemas.microsoft.com/office/drawing/2016/5/13/chartex" xmlns:cx8="http://schemas.microsoft.com/office/drawing/2016/5/14/chartex" xmlns:mc="http://schemas.openxmlformats.org/markup-compatibility/2006" xmlns:aink="http://schemas.microsoft.com/office/drawing/2016/ink" xmlns:am3d="http://schemas.microsoft.com/office/drawing/2017/model3d" xmlns:o="urn:schemas-microsoft-com:office:office" xmlns:oel="http://schemas.microsoft.com/office/2019/extlst" xmlns:r="http://schemas.openxmlformats.org/officeDocument/2006/relationships" xmlns:m="http://schemas.openxmlformats.org/officeDocument/2006/math" xmlns:v="urn:schemas-microsoft-com:vml" xmlns:wp14="http://schemas.microsoft.com/office/word/2010/wordprocessingDrawing" xmlns:wp="http://schemas.openxmlformats.org/drawingml/2006/wordprocessingDrawing" xmlns:w10="urn:schemas-microsoft-com:office:word" xmlns:w="http://schemas.openxmlformats.org/wordprocessingml/2006/main" xmlns:w14="http://schemas.microsoft.com/office/word/2010/wordml" xmlns:w15="http://schemas.microsoft.com/office/word/2012/wordml" xmlns:w16cex="http://schemas.microsoft.com/office/word/2018/wordml/cex" xmlns:w16cid="http://schemas.microsoft.com/office/word/2016/wordml/cid" xmlns:w16="http://schemas.microsoft.com/office/word/2018/wordml" xmlns:w16du="http://schemas.microsoft.com/office/word/2023/wordml/word16du" xmlns:w16sdtdh="http://schemas.microsoft.com/office/word/2020/wordml/sdtdatahash" xmlns:w16sdtfl="http://schemas.microsoft.com/office/word/2024/wordml/sdtformatlock" xmlns:w16se="http://schemas.microsoft.com/office/word/2015/wordml/symex" xmlns:wpg="http://schemas.microsoft.com/office/word/2010/wordprocessingGroup" xmlns:wpi="http://schemas.microsoft.com/office/word/2010/wordprocessingInk" xmlns:wne="http://schemas.microsoft.com/office/word/2006/wordml" xmlns:wps="http://schemas.microsoft.com/office/word/2010/wordprocessingShape" mc:Ignorable="w14 w15 w16se w16cid w16 w16cex w16sdtdh w16sdtfl w16du wp14">
-  <w15:commentEx w15:paraId="4CF5B9AE" w15:done="0"/>
-</w15:commentsEx>
-</file>
-
-<file path=word/commentsExtensible.xml><?xml version="1.0" encoding="utf-8"?>
-<w16cex:commentsExtensible xmlns:wpc="http://schemas.microsoft.com/office/word/2010/wordprocessingCanvas" xmlns:cx="http://schemas.microsoft.com/office/drawing/2014/chartex" xmlns:cx1="http://schemas.microsoft.com/office/drawing/2015/9/8/chartex" xmlns:cx2="http://schemas.microsoft.com/office/drawing/2015/10/21/chartex" xmlns:cx3="http://schemas.microsoft.com/office/drawing/2016/5/9/chartex" xmlns:cx4="http://schemas.microsoft.com/office/drawing/2016/5/10/chartex" xmlns:cx5="http://schemas.microsoft.com/office/drawing/2016/5/11/chartex" xmlns:cx6="http://schemas.microsoft.com/office/drawing/2016/5/12/chartex" xmlns:cx7="http://schemas.microsoft.com/office/drawing/2016/5/13/chartex" xmlns:cx8="http://schemas.microsoft.com/office/drawing/2016/5/14/chartex" xmlns:cr="http://schemas.microsoft.com/office/comments/2020/reactions" xmlns:mc="http://schemas.openxmlformats.org/markup-compatibility/2006" xmlns:aink="http://schemas.microsoft.com/office/drawing/2016/ink" xmlns:am3d="http://schemas.microsoft.com/office/drawing/2017/model3d" xmlns:o="urn:schemas-microsoft-com:office:office" xmlns:oel="http://schemas.microsoft.com/office/2019/extlst" xmlns:r="http://schemas.openxmlformats.org/officeDocument/2006/relationships" xmlns:m="http://schemas.openxmlformats.org/officeDocument/2006/math" xmlns:v="urn:schemas-microsoft-com:vml" xmlns:wp14="http://schemas.microsoft.com/office/word/2010/wordprocessingDrawing" xmlns:wp="http://schemas.openxmlformats.org/drawingml/2006/wordprocessingDrawing" xmlns:w10="urn:schemas-microsoft-com:office:word" xmlns:w="http://schemas.openxmlformats.org/wordprocessingml/2006/main" xmlns:w14="http://schemas.microsoft.com/office/word/2010/wordml" xmlns:w15="http://schemas.microsoft.com/office/word/2012/wordml" xmlns:w16cex="http://schemas.microsoft.com/office/word/2018/wordml/cex" xmlns:w16cid="http://schemas.microsoft.com/office/word/2016/wordml/cid" xmlns:w16="http://schemas.microsoft.com/office/word/2018/wordml" xmlns:w16du="http://schemas.microsoft.com/office/word/2023/wordml/word16du" xmlns:w16sdtdh="http://schemas.microsoft.com/office/word/2020/wordml/sdtdatahash" xmlns:w16sdtfl="http://schemas.microsoft.com/office/word/2024/wordml/sdtformatlock" xmlns:w16se="http://schemas.microsoft.com/office/word/2015/wordml/symex" xmlns:wpg="http://schemas.microsoft.com/office/word/2010/wordprocessingGroup" xmlns:wpi="http://schemas.microsoft.com/office/word/2010/wordprocessingInk" xmlns:wne="http://schemas.microsoft.com/office/word/2006/wordml" xmlns:wps="http://schemas.microsoft.com/office/word/2010/wordprocessingShape" mc:Ignorable="w14 w15 w16se w16cid w16 w16cex w16sdtdh w16sdtfl cr w16du wp14">
-  <w16cex:commentExtensible w16cex:durableId="370E212E" w16cex:dateUtc="2025-07-19T16:41:00Z"/>
-</w16cex:commentsExtensible>
-</file>
-
-<file path=word/commentsIds.xml><?xml version="1.0" encoding="utf-8"?>
-<w16cid:commentsIds xmlns:wpc="http://schemas.microsoft.com/office/word/2010/wordprocessingCanvas" xmlns:cx="http://schemas.microsoft.com/office/drawing/2014/chartex" xmlns:cx1="http://schemas.microsoft.com/office/drawing/2015/9/8/chartex" xmlns:cx2="http://schemas.microsoft.com/office/drawing/2015/10/21/chartex" xmlns:cx3="http://schemas.microsoft.com/office/drawing/2016/5/9/chartex" xmlns:cx4="http://schemas.microsoft.com/office/drawing/2016/5/10/chartex" xmlns:cx5="http://schemas.microsoft.com/office/drawing/2016/5/11/chartex" xmlns:cx6="http://schemas.microsoft.com/office/drawing/2016/5/12/chartex" xmlns:cx7="http://schemas.microsoft.com/office/drawing/2016/5/13/chartex" xmlns:cx8="http://schemas.microsoft.com/office/drawing/2016/5/14/chartex" xmlns:mc="http://schemas.openxmlformats.org/markup-compatibility/2006" xmlns:aink="http://schemas.microsoft.com/office/drawing/2016/ink" xmlns:am3d="http://schemas.microsoft.com/office/drawing/2017/model3d" xmlns:o="urn:schemas-microsoft-com:office:office" xmlns:oel="http://schemas.microsoft.com/office/2019/extlst" xmlns:r="http://schemas.openxmlformats.org/officeDocument/2006/relationships" xmlns:m="http://schemas.openxmlformats.org/officeDocument/2006/math" xmlns:v="urn:schemas-microsoft-com:vml" xmlns:wp14="http://schemas.microsoft.com/office/word/2010/wordprocessingDrawing" xmlns:wp="http://schemas.openxmlformats.org/drawingml/2006/wordprocessingDrawing" xmlns:w10="urn:schemas-microsoft-com:office:word" xmlns:w="http://schemas.openxmlformats.org/wordprocessingml/2006/main" xmlns:w14="http://schemas.microsoft.com/office/word/2010/wordml" xmlns:w15="http://schemas.microsoft.com/office/word/2012/wordml" xmlns:w16cex="http://schemas.microsoft.com/office/word/2018/wordml/cex" xmlns:w16cid="http://schemas.microsoft.com/office/word/2016/wordml/cid" xmlns:w16="http://schemas.microsoft.com/office/word/2018/wordml" xmlns:w16du="http://schemas.microsoft.com/office/word/2023/wordml/word16du" xmlns:w16sdtdh="http://schemas.microsoft.com/office/word/2020/wordml/sdtdatahash" xmlns:w16sdtfl="http://schemas.microsoft.com/office/word/2024/wordml/sdtformatlock" xmlns:w16se="http://schemas.microsoft.com/office/word/2015/wordml/symex" xmlns:wpg="http://schemas.microsoft.com/office/word/2010/wordprocessingGroup" xmlns:wpi="http://schemas.microsoft.com/office/word/2010/wordprocessingInk" xmlns:wne="http://schemas.microsoft.com/office/word/2006/wordml" xmlns:wps="http://schemas.microsoft.com/office/word/2010/wordprocessingShape" mc:Ignorable="w14 w15 w16se w16cid w16 w16cex w16sdtdh w16sdtfl w16du wp14">
-  <w16cid:commentId w16cid:paraId="4CF5B9AE" w16cid:durableId="370E212E"/>
-</w16cid:commentsIds>
-</file>
-
-<file path=word/people.xml><?xml version="1.0" encoding="utf-8"?>
-<w15:people xmlns:wpc="http://schemas.microsoft.com/office/word/2010/wordprocessingCanvas" xmlns:cx="http://schemas.microsoft.com/office/drawing/2014/chartex" xmlns:cx1="http://schemas.microsoft.com/office/drawing/2015/9/8/chartex" xmlns:cx2="http://schemas.microsoft.com/office/drawing/2015/10/21/chartex" xmlns:cx3="http://schemas.microsoft.com/office/drawing/2016/5/9/chartex" xmlns:cx4="http://schemas.microsoft.com/office/drawing/2016/5/10/chartex" xmlns:cx5="http://schemas.microsoft.com/office/drawing/2016/5/11/chartex" xmlns:cx6="http://schemas.microsoft.com/office/drawing/2016/5/12/chartex" xmlns:cx7="http://schemas.microsoft.com/office/drawing/2016/5/13/chartex" xmlns:cx8="http://schemas.microsoft.com/office/drawing/2016/5/14/chartex" xmlns:mc="http://schemas.openxmlformats.org/markup-compatibility/2006" xmlns:aink="http://schemas.microsoft.com/office/drawing/2016/ink" xmlns:am3d="http://schemas.microsoft.com/office/drawing/2017/model3d" xmlns:o="urn:schemas-microsoft-com:office:office" xmlns:oel="http://schemas.microsoft.com/office/2019/extlst" xmlns:r="http://schemas.openxmlformats.org/officeDocument/2006/relationships" xmlns:m="http://schemas.openxmlformats.org/officeDocument/2006/math" xmlns:v="urn:schemas-microsoft-com:vml" xmlns:wp14="http://schemas.microsoft.com/office/word/2010/wordprocessingDrawing" xmlns:wp="http://schemas.openxmlformats.org/drawingml/2006/wordprocessingDrawing" xmlns:w10="urn:schemas-microsoft-com:office:word" xmlns:w="http://schemas.openxmlformats.org/wordprocessingml/2006/main" xmlns:w14="http://schemas.microsoft.com/office/word/2010/wordml" xmlns:w15="http://schemas.microsoft.com/office/word/2012/wordml" xmlns:w16cex="http://schemas.microsoft.com/office/word/2018/wordml/cex" xmlns:w16cid="http://schemas.microsoft.com/office/word/2016/wordml/cid" xmlns:w16="http://schemas.microsoft.com/office/word/2018/wordml" xmlns:w16du="http://schemas.microsoft.com/office/word/2023/wordml/word16du" xmlns:w16sdtdh="http://schemas.microsoft.com/office/word/2020/wordml/sdtdatahash" xmlns:w16sdtfl="http://schemas.microsoft.com/office/word/2024/wordml/sdtformatlock" xmlns:w16se="http://schemas.microsoft.com/office/word/2015/wordml/symex" xmlns:wpg="http://schemas.microsoft.com/office/word/2010/wordprocessingGroup" xmlns:wpi="http://schemas.microsoft.com/office/word/2010/wordprocessingInk" xmlns:wne="http://schemas.microsoft.com/office/word/2006/wordml" xmlns:wps="http://schemas.microsoft.com/office/word/2010/wordprocessingShape" mc:Ignorable="w14 w15 w16se w16cid w16 w16cex w16sdtdh w16sdtfl w16du wp14">
-  <w15:person w15:author="Ryan Waterman">
-    <w15:presenceInfo w15:providerId="Windows Live" w15:userId="9e326c9a568fa91a"/>
-  </w15:person>
-</w15:people>
+      <w:rPr>
+        <w:rFonts w:hint="default"/>
+      </w:rPr>
+    </w:lvl>
+    <w:lvl w:ilvl="1" w:tplc="04090019">
+      <w:start w:val="1"/>
+      <w:numFmt w:val="lowerLetter"/>
+      <w:lvlText w:val="%2."/>
+      <w:lvlJc w:val="left"/>
+      <w:pPr>
+        <w:ind w:left="1440" w:hanging="360"/>
+      </w:pPr>
+    </w:lvl>
+    <w:lvl w:ilvl="2" w:tplc="0409001B" w:tentative="1">
+      <w:start w:val="1"/>
+      <w:numFmt w:val="lowerRoman"/>
+      <w:lvlText w:val="%3."/>
+      <w:lvlJc w:val="right"/>
+      <w:pPr>
+        <w:ind w:left="2160" w:hanging="180"/>
+      </w:pPr>
+    </w:lvl>
+    <w:lvl w:ilvl="3" w:tplc="0409000F" w:tentative="1">
+      <w:start w:val="1"/>
+      <w:numFmt w:val="decimal"/>
+      <w:lvlText w:val="%4."/>
+      <w:lvlJc w:val="left"/>
+      <w:pPr>
+        <w:ind w:left="2880" w:hanging="360"/>
+      </w:pPr>
+    </w:lvl>
+    <w:lvl w:ilvl="4" w:tplc="04090019" w:tentative="1">
+      <w:start w:val="1"/>
+      <w:numFmt w:val="lowerLetter"/>
+      <w:lvlText w:val="%5."/>
+      <w:lvlJc w:val="left"/>
+      <w:pPr>
+        <w:ind w:left="3600" w:hanging="360"/>
+      </w:pPr>
+    </w:lvl>
+    <w:lvl w:ilvl="5" w:tplc="0409001B" w:tentative="1">
+      <w:start w:val="1"/>
+      <w:numFmt w:val="lowerRoman"/>
+      <w:lvlText w:val="%6."/>
+      <w:lvlJc w:val="right"/>
+      <w:pPr>
+        <w:ind w:left="4320" w:hanging="180"/>
+      </w:pPr>
+    </w:lvl>
+    <w:lvl w:ilvl="6" w:tplc="0409000F" w:tentative="1">
+      <w:start w:val="1"/>
+      <w:numFmt w:val="decimal"/>
+      <w:lvlText w:val="%7."/>
+      <w:lvlJc w:val="left"/>
+      <w:pPr>
+        <w:ind w:left="5040" w:hanging="360"/>
+      </w:pPr>
+    </w:lvl>
+    <w:lvl w:ilvl="7" w:tplc="04090019" w:tentative="1">
+      <w:start w:val="1"/>
+      <w:numFmt w:val="lowerLetter"/>
+      <w:lvlText w:val="%8."/>
+      <w:lvlJc w:val="left"/>
+      <w:pPr>
+        <w:ind w:left="5760" w:hanging="360"/>
+      </w:pPr>
+    </w:lvl>
+    <w:lvl w:ilvl="8" w:tplc="0409001B" w:tentative="1">
+      <w:start w:val="1"/>
+      <w:numFmt w:val="lowerRoman"/>
+      <w:lvlText w:val="%9."/>
+      <w:lvlJc w:val="right"/>
+      <w:pPr>
+        <w:ind w:left="6480" w:hanging="180"/>
+      </w:pPr>
+    </w:lvl>
+  </w:abstractNum>
+  <w:abstractNum w:abstractNumId="1" w15:restartNumberingAfterBreak="0">
+    <w:nsid w:val="18F478C4"/>
+    <w:multiLevelType w:val="hybridMultilevel"/>
+    <w:tmpl w:val="A5F067AA"/>
+    <w:lvl w:ilvl="0" w:tplc="04090001">
+      <w:start w:val="1"/>
+      <w:numFmt w:val="bullet"/>
+      <w:lvlText w:val=""/>
+      <w:lvlJc w:val="left"/>
+      <w:pPr>
+        <w:ind w:left="720" w:hanging="360"/>
+      </w:pPr>
+      <w:rPr>
+        <w:rFonts w:ascii="Symbol" w:hAnsi="Symbol" w:hint="default"/>
+      </w:rPr>
+    </w:lvl>
+    <w:lvl w:ilvl="1" w:tplc="04090003">
+      <w:start w:val="1"/>
+      <w:numFmt w:val="bullet"/>
+      <w:lvlText w:val="o"/>
+      <w:lvlJc w:val="left"/>
+      <w:pPr>
+        <w:ind w:left="1440" w:hanging="360"/>
+      </w:pPr>
+      <w:rPr>
+        <w:rFonts w:ascii="Courier New" w:hAnsi="Courier New" w:cs="Courier New" w:hint="default"/>
+      </w:rPr>
+    </w:lvl>
+    <w:lvl w:ilvl="2" w:tplc="04090005" w:tentative="1">
+      <w:start w:val="1"/>
+      <w:numFmt w:val="bullet"/>
+      <w:lvlText w:val=""/>
+      <w:lvlJc w:val="left"/>
+      <w:pPr>
+        <w:ind w:left="2160" w:hanging="360"/>
+      </w:pPr>
+      <w:rPr>
+        <w:rFonts w:ascii="Wingdings" w:hAnsi="Wingdings" w:hint="default"/>
+      </w:rPr>
+    </w:lvl>
+    <w:lvl w:ilvl="3" w:tplc="04090001" w:tentative="1">
+      <w:start w:val="1"/>
+      <w:numFmt w:val="bullet"/>
+      <w:lvlText w:val=""/>
+      <w:lvlJc w:val="left"/>
+      <w:pPr>
+        <w:ind w:left="2880" w:hanging="360"/>
+      </w:pPr>
+      <w:rPr>
+        <w:rFonts w:ascii="Symbol" w:hAnsi="Symbol" w:hint="default"/>
+      </w:rPr>
+    </w:lvl>
+    <w:lvl w:ilvl="4" w:tplc="04090003" w:tentative="1">
+      <w:start w:val="1"/>
+      <w:numFmt w:val="bullet"/>
+      <w:lvlText w:val="o"/>
+      <w:lvlJc w:val="left"/>
+      <w:pPr>
+        <w:ind w:left="3600" w:hanging="360"/>
+      </w:pPr>
+      <w:rPr>
+        <w:rFonts w:ascii="Courier New" w:hAnsi="Courier New" w:cs="Courier New" w:hint="default"/>
+      </w:rPr>
+    </w:lvl>
+    <w:lvl w:ilvl="5" w:tplc="04090005" w:tentative="1">
+      <w:start w:val="1"/>
+      <w:numFmt w:val="bullet"/>
+      <w:lvlText w:val=""/>
+      <w:lvlJc w:val="left"/>
+      <w:pPr>
+        <w:ind w:left="4320" w:hanging="360"/>
+      </w:pPr>
+      <w:rPr>
+        <w:rFonts w:ascii="Wingdings" w:hAnsi="Wingdings" w:hint="default"/>
+      </w:rPr>
+    </w:lvl>
+    <w:lvl w:ilvl="6" w:tplc="04090001" w:tentative="1">
+      <w:start w:val="1"/>
+      <w:numFmt w:val="bullet"/>
+      <w:lvlText w:val=""/>
+      <w:lvlJc w:val="left"/>
+      <w:pPr>
+        <w:ind w:left="5040" w:hanging="360"/>
+      </w:pPr>
+      <w:rPr>
+        <w:rFonts w:ascii="Symbol" w:hAnsi="Symbol" w:hint="default"/>
+      </w:rPr>
+    </w:lvl>
+    <w:lvl w:ilvl="7" w:tplc="04090003" w:tentative="1">
+      <w:start w:val="1"/>
+      <w:numFmt w:val="bullet"/>
+      <w:lvlText w:val="o"/>
+      <w:lvlJc w:val="left"/>
+      <w:pPr>
+        <w:ind w:left="5760" w:hanging="360"/>
+      </w:pPr>
+      <w:rPr>
+        <w:rFonts w:ascii="Courier New" w:hAnsi="Courier New" w:cs="Courier New" w:hint="default"/>
+      </w:rPr>
+    </w:lvl>
+    <w:lvl w:ilvl="8" w:tplc="04090005" w:tentative="1">
+      <w:start w:val="1"/>
+      <w:numFmt w:val="bullet"/>
+      <w:lvlText w:val=""/>
+      <w:lvlJc w:val="left"/>
+      <w:pPr>
+        <w:ind w:left="6480" w:hanging="360"/>
+      </w:pPr>
+      <w:rPr>
+        <w:rFonts w:ascii="Wingdings" w:hAnsi="Wingdings" w:hint="default"/>
+      </w:rPr>
+    </w:lvl>
+  </w:abstractNum>
+  <w:num w:numId="1" w16cid:durableId="1583953221">
+    <w:abstractNumId w:val="0"/>
+  </w:num>
+  <w:num w:numId="2" w16cid:durableId="1739748243">
+    <w:abstractNumId w:val="1"/>
+  </w:num>
+</w:numbering>
 </file>
 
 <file path=word/styles.xml><?xml version="1.0" encoding="utf-8"?>
